--- a/sop/PEoLC R Script review.docx
+++ b/sop/PEoLC R Script review.docx
@@ -1,6 +1,6 @@
 
 <file path=word/document.xml><?xml version="1.0" encoding="utf-8"?>
-<w:document xmlns:wpc="http://schemas.microsoft.com/office/word/2010/wordprocessingCanvas" xmlns:cx="http://schemas.microsoft.com/office/drawing/2014/chartex" xmlns:cx1="http://schemas.microsoft.com/office/drawing/2015/9/8/chartex" xmlns:cx2="http://schemas.microsoft.com/office/drawing/2015/10/21/chartex" xmlns:cx3="http://schemas.microsoft.com/office/drawing/2016/5/9/chartex" xmlns:cx4="http://schemas.microsoft.com/office/drawing/2016/5/10/chartex" xmlns:cx5="http://schemas.microsoft.com/office/drawing/2016/5/11/chartex" xmlns:cx6="http://schemas.microsoft.com/office/drawing/2016/5/12/chartex" xmlns:cx7="http://schemas.microsoft.com/office/drawing/2016/5/13/chartex" xmlns:cx8="http://schemas.microsoft.com/office/drawing/2016/5/14/chartex" xmlns:mc="http://schemas.openxmlformats.org/markup-compatibility/2006" xmlns:aink="http://schemas.microsoft.com/office/drawing/2016/ink" xmlns:am3d="http://schemas.microsoft.com/office/drawing/2017/model3d" xmlns:o="urn:schemas-microsoft-com:office:office" xmlns:oel="http://schemas.microsoft.com/office/2019/extlst" xmlns:r="http://schemas.openxmlformats.org/officeDocument/2006/relationships" xmlns:m="http://schemas.openxmlformats.org/officeDocument/2006/math" xmlns:v="urn:schemas-microsoft-com:vml" xmlns:wp14="http://schemas.microsoft.com/office/word/2010/wordprocessingDrawing" xmlns:wp="http://schemas.openxmlformats.org/drawingml/2006/wordprocessingDrawing" xmlns:w10="urn:schemas-microsoft-com:office:word" xmlns:w="http://schemas.openxmlformats.org/wordprocessingml/2006/main" xmlns:w14="http://schemas.microsoft.com/office/word/2010/wordml" xmlns:w15="http://schemas.microsoft.com/office/word/2012/wordml" xmlns:w16cex="http://schemas.microsoft.com/office/word/2018/wordml/cex" xmlns:w16cid="http://schemas.microsoft.com/office/word/2016/wordml/cid" xmlns:w16="http://schemas.microsoft.com/office/word/2018/wordml" xmlns:w16sdtdh="http://schemas.microsoft.com/office/word/2020/wordml/sdtdatahash" xmlns:w16se="http://schemas.microsoft.com/office/word/2015/wordml/symex" xmlns:wpg="http://schemas.microsoft.com/office/word/2010/wordprocessingGroup" xmlns:wpi="http://schemas.microsoft.com/office/word/2010/wordprocessingInk" xmlns:wne="http://schemas.microsoft.com/office/word/2006/wordml" xmlns:wps="http://schemas.microsoft.com/office/word/2010/wordprocessingShape" mc:Ignorable="w14 w15 w16se w16cid w16 w16cex w16sdtdh wp14">
+<w:document xmlns:wpc="http://schemas.microsoft.com/office/word/2010/wordprocessingCanvas" xmlns:cx="http://schemas.microsoft.com/office/drawing/2014/chartex" xmlns:cx1="http://schemas.microsoft.com/office/drawing/2015/9/8/chartex" xmlns:cx2="http://schemas.microsoft.com/office/drawing/2015/10/21/chartex" xmlns:cx3="http://schemas.microsoft.com/office/drawing/2016/5/9/chartex" xmlns:cx4="http://schemas.microsoft.com/office/drawing/2016/5/10/chartex" xmlns:cx5="http://schemas.microsoft.com/office/drawing/2016/5/11/chartex" xmlns:cx6="http://schemas.microsoft.com/office/drawing/2016/5/12/chartex" xmlns:cx7="http://schemas.microsoft.com/office/drawing/2016/5/13/chartex" xmlns:cx8="http://schemas.microsoft.com/office/drawing/2016/5/14/chartex" xmlns:mc="http://schemas.openxmlformats.org/markup-compatibility/2006" xmlns:aink="http://schemas.microsoft.com/office/drawing/2016/ink" xmlns:am3d="http://schemas.microsoft.com/office/drawing/2017/model3d" xmlns:o="urn:schemas-microsoft-com:office:office" xmlns:oel="http://schemas.microsoft.com/office/2019/extlst" xmlns:r="http://schemas.openxmlformats.org/officeDocument/2006/relationships" xmlns:m="http://schemas.openxmlformats.org/officeDocument/2006/math" xmlns:v="urn:schemas-microsoft-com:vml" xmlns:wp14="http://schemas.microsoft.com/office/word/2010/wordprocessingDrawing" xmlns:wp="http://schemas.openxmlformats.org/drawingml/2006/wordprocessingDrawing" xmlns:w10="urn:schemas-microsoft-com:office:word" xmlns:w="http://schemas.openxmlformats.org/wordprocessingml/2006/main" xmlns:w14="http://schemas.microsoft.com/office/word/2010/wordml" xmlns:w15="http://schemas.microsoft.com/office/word/2012/wordml" xmlns:w16cex="http://schemas.microsoft.com/office/word/2018/wordml/cex" xmlns:w16cid="http://schemas.microsoft.com/office/word/2016/wordml/cid" xmlns:w16="http://schemas.microsoft.com/office/word/2018/wordml" xmlns:w16du="http://schemas.microsoft.com/office/word/2023/wordml/word16du" xmlns:w16sdtdh="http://schemas.microsoft.com/office/word/2020/wordml/sdtdatahash" xmlns:w16sdtfl="http://schemas.microsoft.com/office/word/2024/wordml/sdtformatlock" xmlns:w16se="http://schemas.microsoft.com/office/word/2015/wordml/symex" xmlns:wpg="http://schemas.microsoft.com/office/word/2010/wordprocessingGroup" xmlns:wpi="http://schemas.microsoft.com/office/word/2010/wordprocessingInk" xmlns:wne="http://schemas.microsoft.com/office/word/2006/wordml" xmlns:wps="http://schemas.microsoft.com/office/word/2010/wordprocessingShape" mc:Ignorable="w14 w15 w16se w16cid w16 w16cex w16sdtdh w16sdtfl w16du wp14">
   <w:body>
     <w:p>
       <w:pPr>
@@ -77,23 +77,162 @@
         <w:t>Last Update:</w:t>
       </w:r>
       <w:r>
-        <w:t xml:space="preserve"> 07</w:t>
+        <w:t xml:space="preserve"> 0</w:t>
+      </w:r>
+      <w:r>
+        <w:t>9</w:t>
       </w:r>
       <w:r>
         <w:t>/1</w:t>
       </w:r>
       <w:r>
-        <w:t>2</w:t>
-      </w:r>
-      <w:r>
-        <w:t>/2023</w:t>
+        <w:t>0</w:t>
+      </w:r>
+      <w:r>
+        <w:t>/202</w:t>
+      </w:r>
+      <w:r>
+        <w:t>5</w:t>
       </w:r>
       <w:r>
         <w:tab/>
       </w:r>
       <w:r>
-        <w:t>By: Sissi Pizzo</w:t>
-      </w:r>
+        <w:t xml:space="preserve">By: </w:t>
+      </w:r>
+      <w:r>
+        <w:t>Sissi Pizzo</w:t>
+      </w:r>
+    </w:p>
+    <w:p>
+      <w:pPr>
+        <w:spacing w:after="0"/>
+      </w:pPr>
+    </w:p>
+    <w:tbl>
+      <w:tblPr>
+        <w:tblStyle w:val="TableGrid"/>
+        <w:tblW w:w="0" w:type="auto"/>
+        <w:tblLook w:val="04A0" w:firstRow="1" w:lastRow="0" w:firstColumn="1" w:lastColumn="0" w:noHBand="0" w:noVBand="1"/>
+      </w:tblPr>
+      <w:tblGrid>
+        <w:gridCol w:w="3005"/>
+        <w:gridCol w:w="3005"/>
+        <w:gridCol w:w="3006"/>
+      </w:tblGrid>
+      <w:tr>
+        <w:tc>
+          <w:tcPr>
+            <w:tcW w:w="3005" w:type="dxa"/>
+          </w:tcPr>
+          <w:p>
+            <w:r>
+              <w:t>Date</w:t>
+            </w:r>
+          </w:p>
+        </w:tc>
+        <w:tc>
+          <w:tcPr>
+            <w:tcW w:w="3005" w:type="dxa"/>
+          </w:tcPr>
+          <w:p>
+            <w:r>
+              <w:t>Analyst</w:t>
+            </w:r>
+          </w:p>
+        </w:tc>
+        <w:tc>
+          <w:tcPr>
+            <w:tcW w:w="3006" w:type="dxa"/>
+          </w:tcPr>
+          <w:p>
+            <w:r>
+              <w:t>Log</w:t>
+            </w:r>
+          </w:p>
+        </w:tc>
+      </w:tr>
+      <w:tr>
+        <w:tc>
+          <w:tcPr>
+            <w:tcW w:w="3005" w:type="dxa"/>
+          </w:tcPr>
+          <w:p>
+            <w:r>
+              <w:t>2</w:t>
+            </w:r>
+            <w:r>
+              <w:t>9</w:t>
+            </w:r>
+            <w:r>
+              <w:t>/1</w:t>
+            </w:r>
+            <w:r>
+              <w:t>0</w:t>
+            </w:r>
+            <w:r>
+              <w:t>/202</w:t>
+            </w:r>
+            <w:r>
+              <w:t>5</w:t>
+            </w:r>
+          </w:p>
+        </w:tc>
+        <w:tc>
+          <w:tcPr>
+            <w:tcW w:w="3005" w:type="dxa"/>
+          </w:tcPr>
+          <w:p>
+            <w:r>
+              <w:t>SP</w:t>
+            </w:r>
+          </w:p>
+        </w:tc>
+        <w:tc>
+          <w:tcPr>
+            <w:tcW w:w="3006" w:type="dxa"/>
+          </w:tcPr>
+          <w:p>
+            <w:r>
+              <w:t xml:space="preserve">Update section 00_geo, </w:t>
+            </w:r>
+            <w:r>
+              <w:t xml:space="preserve">add note of formatting </w:t>
+            </w:r>
+            <w:r>
+              <w:t>numbers</w:t>
+            </w:r>
+            <w:r>
+              <w:t>, sanity checks</w:t>
+            </w:r>
+          </w:p>
+        </w:tc>
+      </w:tr>
+      <w:tr>
+        <w:tc>
+          <w:tcPr>
+            <w:tcW w:w="3005" w:type="dxa"/>
+          </w:tcPr>
+          <w:p/>
+        </w:tc>
+        <w:tc>
+          <w:tcPr>
+            <w:tcW w:w="3005" w:type="dxa"/>
+          </w:tcPr>
+          <w:p/>
+        </w:tc>
+        <w:tc>
+          <w:tcPr>
+            <w:tcW w:w="3006" w:type="dxa"/>
+          </w:tcPr>
+          <w:p/>
+        </w:tc>
+      </w:tr>
+    </w:tbl>
+    <w:p>
+      <w:pPr>
+        <w:spacing w:after="0"/>
+      </w:pPr>
     </w:p>
     <w:p/>
     <w:p>
@@ -131,10 +270,17 @@
       <w:r>
         <w:t xml:space="preserve"> move from R server &amp; R desktop version to Posit.</w:t>
       </w:r>
-    </w:p>
-    <w:p>
-      <w:r>
-        <w:t xml:space="preserve">This package is available in GitHub and the </w:t>
+      <w:r>
+        <w:t xml:space="preserve"> At that time the</w:t>
+      </w:r>
+      <w:r>
+        <w:t xml:space="preserve"> package </w:t>
+      </w:r>
+      <w:r>
+        <w:t>was</w:t>
+      </w:r>
+      <w:r>
+        <w:t xml:space="preserve"> available in GitHub </w:t>
       </w:r>
       <w:r>
         <w:t xml:space="preserve"> </w:t>
@@ -154,130 +300,52 @@
         <w:t xml:space="preserve"> </w:t>
       </w:r>
       <w:r>
-        <w:t>but you must follow the directions from the</w:t>
-      </w:r>
-      <w:r>
-        <w:t xml:space="preserve"> PHS website of </w:t>
-      </w:r>
-      <w:r>
-        <w:t>Knowledge Base</w:t>
-      </w:r>
-      <w:r>
+        <w:t>but</w:t>
+      </w:r>
+      <w:r>
+        <w:t xml:space="preserve"> with the move to the new stats server in 2025 the script didn’t work anymore. </w:t>
+      </w:r>
+      <w:r>
+        <w:rPr>
+          <w:b/>
+          <w:bCs/>
+        </w:rPr>
+        <w:t>Russell McCreath</w:t>
+      </w:r>
+      <w:r>
+        <w:rPr>
+          <w:b/>
+          <w:bCs/>
+        </w:rPr>
         <w:t xml:space="preserve"> </w:t>
       </w:r>
       <w:r>
-        <w:t>because is here where the Data Science Team add the latest information.</w:t>
-      </w:r>
-    </w:p>
-    <w:p>
-      <w:r>
-        <w:t>If you run the script for the very first time, you must run it in blocks:</w:t>
-      </w:r>
-    </w:p>
-    <w:p>
-      <w:pPr>
-        <w:pStyle w:val="ListParagraph"/>
-        <w:numPr>
-          <w:ilvl w:val="0"/>
-          <w:numId w:val="9"/>
-        </w:numPr>
-      </w:pPr>
-      <w:r>
-        <w:t>Lines 29-45 (First Block)</w:t>
-      </w:r>
-    </w:p>
-    <w:p>
-      <w:pPr>
-        <w:pStyle w:val="ListParagraph"/>
-        <w:numPr>
-          <w:ilvl w:val="0"/>
-          <w:numId w:val="9"/>
-        </w:numPr>
-      </w:pPr>
-      <w:r>
-        <w:t>Lines 48-57</w:t>
-      </w:r>
-    </w:p>
-    <w:p>
-      <w:pPr>
-        <w:pStyle w:val="ListParagraph"/>
-        <w:numPr>
-          <w:ilvl w:val="0"/>
-          <w:numId w:val="9"/>
-        </w:numPr>
-      </w:pPr>
-      <w:r>
-        <w:t>Lines 62-66</w:t>
-      </w:r>
-    </w:p>
-    <w:p>
-      <w:pPr>
-        <w:pStyle w:val="ListParagraph"/>
-        <w:numPr>
-          <w:ilvl w:val="0"/>
-          <w:numId w:val="9"/>
-        </w:numPr>
-      </w:pPr>
-      <w:r>
-        <w:t>Lines 67-77</w:t>
-      </w:r>
-    </w:p>
-    <w:p>
-      <w:pPr>
-        <w:pStyle w:val="ListParagraph"/>
-        <w:numPr>
-          <w:ilvl w:val="0"/>
-          <w:numId w:val="9"/>
-        </w:numPr>
-      </w:pPr>
-      <w:r>
-        <w:t>Lines 79-82</w:t>
-      </w:r>
-    </w:p>
-    <w:p>
-      <w:pPr>
-        <w:pStyle w:val="ListParagraph"/>
-        <w:numPr>
-          <w:ilvl w:val="0"/>
-          <w:numId w:val="9"/>
-        </w:numPr>
-      </w:pPr>
-      <w:r>
-        <w:t>Lines 85-129</w:t>
-      </w:r>
-    </w:p>
-    <w:p>
-      <w:pPr>
-        <w:pStyle w:val="ListParagraph"/>
-        <w:numPr>
-          <w:ilvl w:val="0"/>
-          <w:numId w:val="9"/>
-        </w:numPr>
-      </w:pPr>
-      <w:r>
-        <w:t>Lines 131-132 (Last Block)</w:t>
-      </w:r>
-    </w:p>
-    <w:p>
-      <w:pPr>
-        <w:rPr>
-          <w:color w:val="FF0000"/>
-        </w:rPr>
-      </w:pPr>
-      <w:r>
-        <w:rPr>
-          <w:color w:val="FF0000"/>
-        </w:rPr>
-        <w:t>IMPORTANT: if all the packages are installed, then you must run only the First and the Last Block and skip all the other</w:t>
-      </w:r>
-      <w:r>
-        <w:rPr>
-          <w:color w:val="FF0000"/>
-        </w:rPr>
-        <w:t xml:space="preserve"> part.</w:t>
-      </w:r>
-    </w:p>
-    <w:p/>
+        <w:t>from</w:t>
+      </w:r>
+      <w:r>
+        <w:t xml:space="preserve"> the Data Science Team </w:t>
+      </w:r>
+      <w:r>
+        <w:t>was the senior analyst who re-wrote the script for us.</w:t>
+      </w:r>
+    </w:p>
+    <w:p>
+      <w:r>
+        <w:t>This</w:t>
+      </w:r>
+      <w:r>
+        <w:t xml:space="preserve"> script </w:t>
+      </w:r>
+      <w:r>
+        <w:t xml:space="preserve">can be </w:t>
+      </w:r>
+      <w:r>
+        <w:t xml:space="preserve">run it in </w:t>
+      </w:r>
+      <w:r>
+        <w:t>1 go.</w:t>
+      </w:r>
+    </w:p>
     <w:p>
       <w:r>
         <w:t>00_setup-environment</w:t>
@@ -295,10 +363,7 @@
         <w:t>Lines 19-</w:t>
       </w:r>
       <w:r>
-        <w:t>4</w:t>
-      </w:r>
-      <w:r>
-        <w:t>6</w:t>
+        <w:t>51</w:t>
       </w:r>
       <w:r>
         <w:t xml:space="preserve">, these </w:t>
@@ -313,7 +378,15 @@
         <w:t>f</w:t>
       </w:r>
       <w:r>
-        <w:t xml:space="preserve"> any of these don’t run when selected make sure they are installed using </w:t>
+        <w:t xml:space="preserve"> any of these don’t run when </w:t>
+      </w:r>
+      <w:proofErr w:type="gramStart"/>
+      <w:r>
+        <w:t>selected</w:t>
+      </w:r>
+      <w:proofErr w:type="gramEnd"/>
+      <w:r>
+        <w:t xml:space="preserve"> make sure they are installed using </w:t>
       </w:r>
       <w:proofErr w:type="spellStart"/>
       <w:proofErr w:type="gramStart"/>
@@ -350,7 +423,13 @@
         <w:t>6</w:t>
       </w:r>
       <w:r>
-        <w:t>-90 will be used to populate text where dates are needed. These lines need to be updated every year. It also</w:t>
+        <w:t>-</w:t>
+      </w:r>
+      <w:r>
+        <w:t>8</w:t>
+      </w:r>
+      <w:r>
+        <w:t>0 will be used to populate text where dates are needed. These lines need to be updated every year. It also</w:t>
       </w:r>
       <w:r>
         <w:t xml:space="preserve"> creat</w:t>
@@ -370,7 +449,15 @@
         <w:t xml:space="preserve"> display correctly in outputs</w:t>
       </w:r>
       <w:r>
-        <w:t xml:space="preserve"> and also to read in correct data from SMR using required time periods</w:t>
+        <w:t xml:space="preserve"> </w:t>
+      </w:r>
+      <w:proofErr w:type="gramStart"/>
+      <w:r>
+        <w:t>and also</w:t>
+      </w:r>
+      <w:proofErr w:type="gramEnd"/>
+      <w:r>
+        <w:t xml:space="preserve"> to read in correct data from SMR using required time periods</w:t>
       </w:r>
       <w:r>
         <w:t>.</w:t>
@@ -385,47 +472,273 @@
         </w:numPr>
       </w:pPr>
       <w:r>
+        <w:t>Lines 1</w:t>
+      </w:r>
+      <w:r>
+        <w:t>42</w:t>
+      </w:r>
+      <w:r>
+        <w:t>-2</w:t>
+      </w:r>
+      <w:r>
+        <w:t>1</w:t>
+      </w:r>
+      <w:r>
+        <w:t>7</w:t>
+      </w:r>
+      <w:r>
+        <w:t>, read</w:t>
+      </w:r>
+      <w:r>
+        <w:t>s</w:t>
+      </w:r>
+      <w:r>
+        <w:t xml:space="preserve"> in lookup files (postcode, SIMD and locality) keeping only the relevant variables within each file </w:t>
+      </w:r>
+      <w:proofErr w:type="gramStart"/>
+      <w:r>
+        <w:t>and also</w:t>
+      </w:r>
+      <w:proofErr w:type="gramEnd"/>
+      <w:r>
+        <w:t xml:space="preserve"> renam</w:t>
+      </w:r>
+      <w:r>
+        <w:t>es</w:t>
+      </w:r>
+      <w:r>
+        <w:t xml:space="preserve"> certain variables for future matching.</w:t>
+      </w:r>
+      <w:r>
+        <w:t xml:space="preserve"> Make sure you use the lates files, i.e. postcode file, and update the file name accordingly and maybe even the variable names.</w:t>
+      </w:r>
+    </w:p>
+    <w:p>
+      <w:r>
+        <w:t>01_create-basefile</w:t>
+      </w:r>
+    </w:p>
+    <w:p>
+      <w:pPr>
+        <w:pStyle w:val="ListParagraph"/>
+        <w:numPr>
+          <w:ilvl w:val="0"/>
+          <w:numId w:val="2"/>
+        </w:numPr>
+      </w:pPr>
+      <w:r>
+        <w:t>Skip line 18 {</w:t>
+      </w:r>
+      <w:proofErr w:type="gramStart"/>
+      <w:r>
+        <w:t>source(here::here(</w:t>
+      </w:r>
+      <w:proofErr w:type="gramEnd"/>
+      <w:r>
+        <w:t>"code", "00_setup-</w:t>
+      </w:r>
+      <w:proofErr w:type="gramStart"/>
+      <w:r>
+        <w:t>environment.R</w:t>
+      </w:r>
+      <w:proofErr w:type="gramEnd"/>
+      <w:r>
+        <w:t>"))</w:t>
+      </w:r>
+      <w:r>
+        <w:t>}</w:t>
+      </w:r>
+    </w:p>
+    <w:p>
+      <w:pPr>
+        <w:pStyle w:val="ListParagraph"/>
+        <w:numPr>
+          <w:ilvl w:val="0"/>
+          <w:numId w:val="2"/>
+        </w:numPr>
+      </w:pPr>
+      <w:r>
+        <w:t>Lines 32-6</w:t>
+      </w:r>
+      <w:r>
+        <w:t>9</w:t>
+      </w:r>
+      <w:r>
+        <w:t>, read</w:t>
+      </w:r>
+      <w:r>
+        <w:t>s</w:t>
+      </w:r>
+      <w:r>
+        <w:t xml:space="preserve"> in GRO deaths, SMR01 (including GLS) and SMR04 using dates defined in previous syntax file. (Access to these data sets are required</w:t>
+      </w:r>
+      <w:r>
+        <w:t xml:space="preserve"> via data authoriser</w:t>
+      </w:r>
+      <w:r>
+        <w:t xml:space="preserve"> </w:t>
+      </w:r>
+      <w:proofErr w:type="gramStart"/>
+      <w:r>
+        <w:t>in order to</w:t>
+      </w:r>
+      <w:proofErr w:type="gramEnd"/>
+      <w:r>
+        <w:t xml:space="preserve"> be able to run)</w:t>
+      </w:r>
+    </w:p>
+    <w:p>
+      <w:pPr>
+        <w:pStyle w:val="ListParagraph"/>
+        <w:numPr>
+          <w:ilvl w:val="0"/>
+          <w:numId w:val="2"/>
+        </w:numPr>
+      </w:pPr>
+      <w:r>
+        <w:t>Lines 8</w:t>
+      </w:r>
+      <w:r>
+        <w:t>5</w:t>
+      </w:r>
+      <w:r>
+        <w:t>-1</w:t>
+      </w:r>
+      <w:r>
+        <w:t>12</w:t>
+      </w:r>
+      <w:r>
+        <w:t>, these are just simple aggregate functions for the SMR01 and SMR04 data marts separately, breaking by link number.</w:t>
+      </w:r>
+      <w:r>
+        <w:t xml:space="preserve"> Here the data is aggregated to CIS level, which include</w:t>
+      </w:r>
+      <w:r>
+        <w:t>s</w:t>
+      </w:r>
+      <w:r>
+        <w:t xml:space="preserve"> </w:t>
+      </w:r>
+      <w:r>
+        <w:t xml:space="preserve">community </w:t>
+      </w:r>
+      <w:r>
+        <w:t>care home episodes, these care home episodes are then flagged and removed</w:t>
+      </w:r>
+      <w:r>
+        <w:t xml:space="preserve"> as they shouldn’t be counted as part of SMR activity</w:t>
+      </w:r>
+      <w:r>
+        <w:t>.</w:t>
+      </w:r>
+    </w:p>
+    <w:p>
+      <w:pPr>
+        <w:pStyle w:val="ListParagraph"/>
+        <w:numPr>
+          <w:ilvl w:val="0"/>
+          <w:numId w:val="2"/>
+        </w:numPr>
+      </w:pPr>
+      <w:r>
+        <w:lastRenderedPageBreak/>
+        <w:t>Lines 11</w:t>
+      </w:r>
+      <w:r>
+        <w:t>8</w:t>
+      </w:r>
+      <w:r>
+        <w:t>-1</w:t>
+      </w:r>
+      <w:r>
+        <w:t>33</w:t>
+      </w:r>
+      <w:r>
+        <w:t>, this section combines the SMR01 and SMR04 files</w:t>
+      </w:r>
+      <w:r>
+        <w:t>, an aggregate function is then used to remove records where stays overlap from both datasets, again breaking by link number.</w:t>
+      </w:r>
+    </w:p>
+    <w:p>
+      <w:pPr>
+        <w:pStyle w:val="ListParagraph"/>
+        <w:numPr>
+          <w:ilvl w:val="0"/>
+          <w:numId w:val="2"/>
+        </w:numPr>
+      </w:pPr>
+      <w:r>
         <w:t>Lines 13</w:t>
       </w:r>
       <w:r>
-        <w:t>9</w:t>
-      </w:r>
-      <w:r>
-        <w:t>-2</w:t>
-      </w:r>
-      <w:r>
-        <w:t>1</w:t>
-      </w:r>
-      <w:r>
-        <w:t>7</w:t>
-      </w:r>
-      <w:r>
-        <w:t>, read</w:t>
-      </w:r>
-      <w:r>
-        <w:t>s</w:t>
-      </w:r>
-      <w:r>
-        <w:t xml:space="preserve"> in lookup files (postcode, </w:t>
-      </w:r>
-      <w:proofErr w:type="gramStart"/>
-      <w:r>
-        <w:t>SIMD</w:t>
-      </w:r>
-      <w:proofErr w:type="gramEnd"/>
-      <w:r>
-        <w:t xml:space="preserve"> and locality) keeping only the relevant variables within each file and also renam</w:t>
-      </w:r>
-      <w:r>
-        <w:t>es</w:t>
-      </w:r>
-      <w:r>
-        <w:t xml:space="preserve"> certain variables for future matching.</w:t>
-      </w:r>
-    </w:p>
-    <w:p>
-      <w:r>
-        <w:t>01_create-basefile</w:t>
+        <w:t>8</w:t>
+      </w:r>
+      <w:r>
+        <w:t>-1</w:t>
+      </w:r>
+      <w:r>
+        <w:t>70</w:t>
+      </w:r>
+      <w:r>
+        <w:t>,</w:t>
+      </w:r>
+      <w:r>
+        <w:t xml:space="preserve"> this section calculates the date of 6 months before death and then the length of stay. Firstly, remove 183 days from the date of death to create the new ‘six months’ variable</w:t>
+      </w:r>
+      <w:r>
+        <w:t xml:space="preserve"> (</w:t>
+      </w:r>
+      <w:r>
+        <w:t>140-141</w:t>
+      </w:r>
+      <w:r>
+        <w:t>)</w:t>
+      </w:r>
+      <w:r>
+        <w:t xml:space="preserve">. Next, we modify </w:t>
+      </w:r>
+      <w:r>
+        <w:t xml:space="preserve">and then select out </w:t>
+      </w:r>
+      <w:r>
+        <w:t xml:space="preserve">the admission date </w:t>
+      </w:r>
+      <w:r>
+        <w:t>to ensure only stays within the last 6 months of life are selected, admission dates after date of death are also excluded (</w:t>
+      </w:r>
+      <w:r>
+        <w:t>152-153</w:t>
+      </w:r>
+      <w:r>
+        <w:t>). Next, modify the discharge date, where the discharge date is greater than date of death, make equal to date of death (</w:t>
+      </w:r>
+      <w:r>
+        <w:t>156-158</w:t>
+      </w:r>
+      <w:r>
+        <w:t>). Now we calculate the length of stay</w:t>
+      </w:r>
+      <w:r>
+        <w:t xml:space="preserve"> using the time interval between the modified admission and discharge dates (</w:t>
+      </w:r>
+      <w:r>
+        <w:t>161-162</w:t>
+      </w:r>
+      <w:r>
+        <w:t>). Finally, aggregate by patient level and accumulate the length of stay for each patient and t</w:t>
+      </w:r>
+      <w:r>
+        <w:t>hen modify the length of stay if 183 to 182.5, which is exactly 6 months (</w:t>
+      </w:r>
+      <w:r>
+        <w:t>165-170</w:t>
+      </w:r>
+      <w:r>
+        <w:t>).</w:t>
+      </w:r>
+      <w:r>
+        <w:t xml:space="preserve"> </w:t>
       </w:r>
     </w:p>
     <w:p>
@@ -437,213 +750,13 @@
         </w:numPr>
       </w:pPr>
       <w:r>
-        <w:t>Lines 32-6</w:t>
-      </w:r>
-      <w:r>
-        <w:t>9</w:t>
-      </w:r>
-      <w:r>
-        <w:t>, read</w:t>
-      </w:r>
-      <w:r>
-        <w:t>s</w:t>
-      </w:r>
-      <w:r>
-        <w:t xml:space="preserve"> in GRO deaths, SMR01 (including GLS) and SMR04 using dates defined in previous syntax file. (Access to these data sets are required</w:t>
-      </w:r>
-      <w:r>
-        <w:t xml:space="preserve"> via data authoriser</w:t>
-      </w:r>
-      <w:r>
-        <w:t xml:space="preserve"> </w:t>
-      </w:r>
-      <w:proofErr w:type="gramStart"/>
-      <w:r>
-        <w:t>in order to</w:t>
-      </w:r>
-      <w:proofErr w:type="gramEnd"/>
-      <w:r>
-        <w:t xml:space="preserve"> be able to run)</w:t>
-      </w:r>
-    </w:p>
-    <w:p>
-      <w:pPr>
-        <w:pStyle w:val="ListParagraph"/>
-        <w:numPr>
-          <w:ilvl w:val="0"/>
-          <w:numId w:val="2"/>
-        </w:numPr>
-      </w:pPr>
-      <w:r>
-        <w:lastRenderedPageBreak/>
-        <w:t>Lines 8</w:t>
-      </w:r>
-      <w:r>
-        <w:t>5</w:t>
-      </w:r>
-      <w:r>
-        <w:t>-1</w:t>
-      </w:r>
-      <w:r>
-        <w:t>12</w:t>
-      </w:r>
-      <w:r>
-        <w:t>, these are just simple aggregate functions for the SMR01 and SMR04 data marts separately, breaking by link number.</w:t>
-      </w:r>
-      <w:r>
-        <w:t xml:space="preserve"> Here the data is aggregated to CIS level, which include</w:t>
-      </w:r>
-      <w:r>
-        <w:t>s</w:t>
-      </w:r>
-      <w:r>
-        <w:t xml:space="preserve"> </w:t>
-      </w:r>
-      <w:r>
-        <w:t xml:space="preserve">community </w:t>
-      </w:r>
-      <w:r>
-        <w:t>care home episodes, these care home episodes are then flagged and removed</w:t>
-      </w:r>
-      <w:r>
-        <w:t xml:space="preserve"> as they shouldn’t be counted as part of SMR activity</w:t>
-      </w:r>
-      <w:r>
-        <w:t>.</w:t>
-      </w:r>
-    </w:p>
-    <w:p>
-      <w:pPr>
-        <w:pStyle w:val="ListParagraph"/>
-        <w:numPr>
-          <w:ilvl w:val="0"/>
-          <w:numId w:val="2"/>
-        </w:numPr>
-      </w:pPr>
-      <w:r>
-        <w:t>Lines 11</w:t>
-      </w:r>
-      <w:r>
-        <w:t>8</w:t>
-      </w:r>
-      <w:r>
-        <w:t>-1</w:t>
-      </w:r>
-      <w:r>
-        <w:t>33</w:t>
-      </w:r>
-      <w:r>
-        <w:t>, this section combines the SMR01 and SMR04 files</w:t>
-      </w:r>
-      <w:r>
-        <w:t>, an aggregate function is then used to remove records where stays overlap from both datasets, again breaking by link number.</w:t>
-      </w:r>
-    </w:p>
-    <w:p>
-      <w:pPr>
-        <w:pStyle w:val="ListParagraph"/>
-        <w:numPr>
-          <w:ilvl w:val="0"/>
-          <w:numId w:val="2"/>
-        </w:numPr>
-      </w:pPr>
-      <w:r>
-        <w:t>Lines 13</w:t>
-      </w:r>
-      <w:r>
-        <w:t>8</w:t>
-      </w:r>
-      <w:r>
-        <w:t>-1</w:t>
-      </w:r>
-      <w:r>
-        <w:t>70</w:t>
-      </w:r>
-      <w:r>
-        <w:t>,</w:t>
-      </w:r>
-      <w:r>
-        <w:t xml:space="preserve"> this section calculates the date of 6 months before death and then the length of stay. Firstly, remove 183 days from the date of death to create the new ‘six months’ variable</w:t>
-      </w:r>
-      <w:r>
-        <w:t xml:space="preserve"> (</w:t>
-      </w:r>
-      <w:r>
-        <w:t>140-141</w:t>
-      </w:r>
-      <w:r>
-        <w:t>)</w:t>
-      </w:r>
-      <w:r>
-        <w:t xml:space="preserve">. Next, we modify </w:t>
-      </w:r>
-      <w:r>
-        <w:t xml:space="preserve">and then select out </w:t>
-      </w:r>
-      <w:r>
-        <w:t xml:space="preserve">the admission date </w:t>
-      </w:r>
-      <w:r>
-        <w:t>to ensure only stays within the last 6 months of life are selected, admission dates after date of death are also excluded (</w:t>
-      </w:r>
-      <w:r>
-        <w:t>152-153</w:t>
-      </w:r>
-      <w:r>
-        <w:t>). Next, modify the discharge date, where the discharge date is greater than date of death, make equal to date of death (</w:t>
-      </w:r>
-      <w:r>
-        <w:t>156-158</w:t>
-      </w:r>
-      <w:r>
-        <w:t>). Now we calculate the length of stay</w:t>
-      </w:r>
-      <w:r>
-        <w:t xml:space="preserve"> using the time interval between the modified admission and discharge dates (</w:t>
-      </w:r>
-      <w:r>
-        <w:t>161-162</w:t>
-      </w:r>
-      <w:r>
-        <w:t>). Finally, aggregate by patient level and accumulate the length of stay for each patient and t</w:t>
-      </w:r>
-      <w:r>
-        <w:t>hen modify the length of stay if 183 to 182.5, which is exactly 6 months (</w:t>
-      </w:r>
-      <w:r>
-        <w:t>165-170</w:t>
-      </w:r>
-      <w:r>
-        <w:t>).</w:t>
-      </w:r>
-      <w:r>
-        <w:t xml:space="preserve"> </w:t>
-      </w:r>
-    </w:p>
-    <w:p>
-      <w:pPr>
-        <w:pStyle w:val="ListParagraph"/>
-        <w:numPr>
-          <w:ilvl w:val="0"/>
-          <w:numId w:val="2"/>
-        </w:numPr>
-      </w:pPr>
-      <w:r>
         <w:t xml:space="preserve">Lines </w:t>
       </w:r>
       <w:r>
         <w:t>176-180</w:t>
       </w:r>
       <w:r>
-        <w:t xml:space="preserve">, match on postcode, </w:t>
-      </w:r>
-      <w:proofErr w:type="gramStart"/>
-      <w:r>
-        <w:t>SIMD</w:t>
-      </w:r>
-      <w:proofErr w:type="gramEnd"/>
-      <w:r>
-        <w:t xml:space="preserve"> and locality information to the deaths data set.</w:t>
+        <w:t>, match on postcode, SIMD and locality information to the deaths data set.</w:t>
       </w:r>
     </w:p>
     <w:p>
@@ -769,7 +882,19 @@
         <w:rPr>
           <w:color w:val="FF0000"/>
         </w:rPr>
-        <w:t xml:space="preserve">4 quarters of the publication for SMR01 GLS and SMR04, outputs need to be produce in June. When running the code in August/September for the final publication remember to adjust lines 715-752 of </w:t>
+        <w:t>4 quarters of the publication for SMR01 GLS and SMR04, outputs need to be produce</w:t>
+      </w:r>
+      <w:r>
+        <w:rPr>
+          <w:color w:val="FF0000"/>
+        </w:rPr>
+        <w:t>d</w:t>
+      </w:r>
+      <w:r>
+        <w:rPr>
+          <w:color w:val="FF0000"/>
+        </w:rPr>
+        <w:t xml:space="preserve"> in June. When running the code in August/September for the final publication remember to adjust lines 715-752 of </w:t>
       </w:r>
       <w:proofErr w:type="spellStart"/>
       <w:r>
@@ -868,7 +993,15 @@
         <w:t>care home episodes are included</w:t>
       </w:r>
       <w:r>
-        <w:t xml:space="preserve"> initially, flagged then excluded in order to match the process of the previous script.</w:t>
+        <w:t xml:space="preserve"> initially, flagged then excluded </w:t>
+      </w:r>
+      <w:proofErr w:type="gramStart"/>
+      <w:r>
+        <w:t>in order to</w:t>
+      </w:r>
+      <w:proofErr w:type="gramEnd"/>
+      <w:r>
+        <w:t xml:space="preserve"> match the process of the previous script.</w:t>
       </w:r>
     </w:p>
     <w:p>
@@ -936,11 +1069,7 @@
         <w:t>80-89</w:t>
       </w:r>
       <w:r>
-        <w:t xml:space="preserve">). Next, modify the discharge date, where the discharge date is greater </w:t>
-      </w:r>
-      <w:r>
-        <w:lastRenderedPageBreak/>
-        <w:t>than date of death, make equal to date of death</w:t>
+        <w:t>). Next, modify the discharge date, where the discharge date is greater than date of death, make equal to date of death</w:t>
       </w:r>
       <w:r>
         <w:t xml:space="preserve"> (</w:t>
@@ -976,1109 +1105,6 @@
         <w:numPr>
           <w:ilvl w:val="0"/>
           <w:numId w:val="3"/>
-        </w:numPr>
-      </w:pPr>
-      <w:r>
-        <w:t xml:space="preserve">Lines </w:t>
-      </w:r>
-      <w:r>
-        <w:t>112-116</w:t>
-      </w:r>
-      <w:r>
-        <w:t xml:space="preserve">, match on postcode, </w:t>
-      </w:r>
-      <w:proofErr w:type="gramStart"/>
-      <w:r>
-        <w:t>SIMD</w:t>
-      </w:r>
-      <w:proofErr w:type="gramEnd"/>
-      <w:r>
-        <w:t xml:space="preserve"> and locality information to the deaths data set.</w:t>
-      </w:r>
-    </w:p>
-    <w:p>
-      <w:pPr>
-        <w:pStyle w:val="ListParagraph"/>
-        <w:numPr>
-          <w:ilvl w:val="0"/>
-          <w:numId w:val="3"/>
-        </w:numPr>
-      </w:pPr>
-      <w:r>
-        <w:t xml:space="preserve">Lines </w:t>
-      </w:r>
-      <w:r>
-        <w:t>122-137</w:t>
-      </w:r>
-      <w:r>
-        <w:t>, create final file with ‘</w:t>
-      </w:r>
-      <w:proofErr w:type="spellStart"/>
-      <w:r>
-        <w:t>los_old</w:t>
-      </w:r>
-      <w:proofErr w:type="spellEnd"/>
-      <w:r>
-        <w:t>’ variable and attach to end of base file created at the end of the previous script.</w:t>
-      </w:r>
-    </w:p>
-    <w:p>
-      <w:r>
-        <w:t>03_create-figures</w:t>
-      </w:r>
-    </w:p>
-    <w:p>
-      <w:pPr>
-        <w:pStyle w:val="ListParagraph"/>
-        <w:numPr>
-          <w:ilvl w:val="0"/>
-          <w:numId w:val="4"/>
-        </w:numPr>
-      </w:pPr>
-      <w:r>
-        <w:t>Lines 24-31, read</w:t>
-      </w:r>
-      <w:r>
-        <w:t>s</w:t>
-      </w:r>
-      <w:r>
-        <w:t xml:space="preserve"> in base file from </w:t>
-      </w:r>
-      <w:r>
-        <w:t>previous scripts and modify financial year variable if this is a provisional publication.</w:t>
-      </w:r>
-    </w:p>
-    <w:p>
-      <w:pPr>
-        <w:pStyle w:val="ListParagraph"/>
-        <w:numPr>
-          <w:ilvl w:val="0"/>
-          <w:numId w:val="4"/>
-        </w:numPr>
-      </w:pPr>
-      <w:r>
-        <w:t>Lines 3</w:t>
-      </w:r>
-      <w:r>
-        <w:t>8</w:t>
-      </w:r>
-      <w:r>
-        <w:t>-75</w:t>
-      </w:r>
-      <w:r>
-        <w:t>,</w:t>
-      </w:r>
-      <w:r>
-        <w:t xml:space="preserve"> this creates figure 1. Firstly, the data source to be used is selected and all years of interest are to be used,</w:t>
-      </w:r>
-      <w:r>
-        <w:t xml:space="preserve"> with the measures of data being percentage spent in hospital or at home/community (38-45). Next, the order of the stacked bar chart is </w:t>
-      </w:r>
-      <w:proofErr w:type="gramStart"/>
-      <w:r>
-        <w:t>defined</w:t>
-      </w:r>
-      <w:proofErr w:type="gramEnd"/>
-      <w:r>
-        <w:t xml:space="preserve"> and the design of the graph is set up (</w:t>
-      </w:r>
-      <w:r>
-        <w:t>54-57</w:t>
-      </w:r>
-      <w:r>
-        <w:t>). The next</w:t>
-      </w:r>
-      <w:r>
-        <w:t xml:space="preserve"> section formats the design of the graph, such as font size of axis titles and legend (</w:t>
-      </w:r>
-      <w:r>
-        <w:t>58-70</w:t>
-      </w:r>
-      <w:r>
-        <w:t>).</w:t>
-      </w:r>
-      <w:r>
-        <w:t xml:space="preserve"> Finally, the axis labels are defined (</w:t>
-      </w:r>
-      <w:r>
-        <w:t>68-70</w:t>
-      </w:r>
-      <w:r>
-        <w:t>). The graph is then saved into the specific folder, in this case t</w:t>
-      </w:r>
-      <w:r>
-        <w:t>w</w:t>
-      </w:r>
-      <w:r>
-        <w:t>o different versions are saved with varying height and width (</w:t>
-      </w:r>
-      <w:r>
-        <w:t>75-84</w:t>
-      </w:r>
-      <w:r>
-        <w:t>).</w:t>
-      </w:r>
-    </w:p>
-    <w:p>
-      <w:pPr>
-        <w:pStyle w:val="ListParagraph"/>
-        <w:numPr>
-          <w:ilvl w:val="0"/>
-          <w:numId w:val="4"/>
-        </w:numPr>
-      </w:pPr>
-      <w:r>
-        <w:t xml:space="preserve">Lines </w:t>
-      </w:r>
-      <w:r>
-        <w:t>86-219</w:t>
-      </w:r>
-      <w:r>
-        <w:t xml:space="preserve">, this section creates the health board map. </w:t>
-      </w:r>
-      <w:r>
-        <w:t>T</w:t>
-      </w:r>
-      <w:r>
-        <w:t xml:space="preserve">he data file is set up to create the map, using </w:t>
-      </w:r>
-      <w:proofErr w:type="spellStart"/>
-      <w:r>
-        <w:t>basefile</w:t>
-      </w:r>
-      <w:proofErr w:type="spellEnd"/>
-      <w:r>
-        <w:t xml:space="preserve"> again and marking the health board as the measure (86-100). Next the design of the map is created, using </w:t>
-      </w:r>
-      <w:proofErr w:type="spellStart"/>
-      <w:r>
-        <w:t>geom_polygon</w:t>
-      </w:r>
-      <w:proofErr w:type="spellEnd"/>
-      <w:r>
-        <w:t xml:space="preserve"> and latitude and longitude as the axis design, axis titles and text aren’t required for the map so are kept blank, with some text to mark the health boards with the lowest and highest percentages (102-1</w:t>
-      </w:r>
-      <w:r>
-        <w:t>40</w:t>
-      </w:r>
-      <w:r>
-        <w:t xml:space="preserve">). </w:t>
-      </w:r>
-      <w:r>
-        <w:t xml:space="preserve">Letters to identify each NHS board are added to the map (143-212). </w:t>
-      </w:r>
-      <w:r>
-        <w:t>The</w:t>
-      </w:r>
-      <w:r>
-        <w:t>n the</w:t>
-      </w:r>
-      <w:r>
-        <w:t xml:space="preserve"> map is then saved in the required folder (</w:t>
-      </w:r>
-      <w:r>
-        <w:t>216-219</w:t>
-      </w:r>
-      <w:r>
-        <w:t>).</w:t>
-      </w:r>
-    </w:p>
-    <w:p>
-      <w:pPr>
-        <w:pStyle w:val="ListParagraph"/>
-        <w:numPr>
-          <w:ilvl w:val="0"/>
-          <w:numId w:val="4"/>
-        </w:numPr>
-      </w:pPr>
-      <w:r>
-        <w:t xml:space="preserve">Lines </w:t>
-      </w:r>
-      <w:r>
-        <w:t>223-25</w:t>
-      </w:r>
-      <w:r>
-        <w:t>9</w:t>
-      </w:r>
-      <w:r>
-        <w:t xml:space="preserve">, creates the age and gender chart. Firstly, some modification is required to </w:t>
-      </w:r>
-      <w:proofErr w:type="spellStart"/>
-      <w:r>
-        <w:t>basefile</w:t>
-      </w:r>
-      <w:proofErr w:type="spellEnd"/>
-      <w:r>
-        <w:t xml:space="preserve"> </w:t>
-      </w:r>
-      <w:proofErr w:type="gramStart"/>
-      <w:r>
-        <w:t>in order to</w:t>
-      </w:r>
-      <w:proofErr w:type="gramEnd"/>
-      <w:r>
-        <w:t xml:space="preserve"> define ‘All Ages’ as well as the original age groups and add on to the </w:t>
-      </w:r>
-      <w:proofErr w:type="spellStart"/>
-      <w:r>
-        <w:t>basefile</w:t>
-      </w:r>
-      <w:proofErr w:type="spellEnd"/>
-      <w:r>
-        <w:t xml:space="preserve"> (</w:t>
-      </w:r>
-      <w:r>
-        <w:t>229-234</w:t>
-      </w:r>
-      <w:r>
-        <w:t xml:space="preserve">). Next the format of the clustered bar chart is created, with the x axis being age group, y axis being the measure, which is percentage and the filled bars being patient </w:t>
-      </w:r>
-      <w:proofErr w:type="gramStart"/>
-      <w:r>
-        <w:t>gender, and</w:t>
-      </w:r>
-      <w:proofErr w:type="gramEnd"/>
-      <w:r>
-        <w:t xml:space="preserve"> defining axis headings (</w:t>
-      </w:r>
-      <w:r>
-        <w:t>238-25</w:t>
-      </w:r>
-      <w:r>
-        <w:t>2</w:t>
-      </w:r>
-      <w:r>
-        <w:t>).</w:t>
-      </w:r>
-      <w:r>
-        <w:t xml:space="preserve"> The graph is then saved in the markdown folder (</w:t>
-      </w:r>
-      <w:r>
-        <w:t>25</w:t>
-      </w:r>
-      <w:r>
-        <w:t>6</w:t>
-      </w:r>
-      <w:r>
-        <w:t>-25</w:t>
-      </w:r>
-      <w:r>
-        <w:t>9</w:t>
-      </w:r>
-      <w:r>
-        <w:t>).</w:t>
-      </w:r>
-    </w:p>
-    <w:p>
-      <w:pPr>
-        <w:pStyle w:val="ListParagraph"/>
-        <w:numPr>
-          <w:ilvl w:val="0"/>
-          <w:numId w:val="4"/>
-        </w:numPr>
-      </w:pPr>
-      <w:r>
-        <w:t xml:space="preserve">Lines </w:t>
-      </w:r>
-      <w:r>
-        <w:t>26</w:t>
-      </w:r>
-      <w:r>
-        <w:t>2</w:t>
-      </w:r>
-      <w:r>
-        <w:t>-290</w:t>
-      </w:r>
-      <w:r>
-        <w:t xml:space="preserve">, creates the deprivation chart. Firstly, define that the </w:t>
-      </w:r>
-      <w:proofErr w:type="spellStart"/>
-      <w:r>
-        <w:t>basefile</w:t>
-      </w:r>
-      <w:proofErr w:type="spellEnd"/>
-      <w:r>
-        <w:t xml:space="preserve"> is the data set to use, with SIMD being the variable of interest (</w:t>
-      </w:r>
-      <w:r>
-        <w:t>26</w:t>
-      </w:r>
-      <w:r>
-        <w:t>7</w:t>
-      </w:r>
-      <w:r>
-        <w:t>-26</w:t>
-      </w:r>
-      <w:r>
-        <w:t>8</w:t>
-      </w:r>
-      <w:r>
-        <w:t>). The next se</w:t>
-      </w:r>
-      <w:r>
-        <w:t>ction</w:t>
-      </w:r>
-      <w:r>
-        <w:t xml:space="preserve"> creates the chart, which in this case is just a standard bar chart with SIMD as the x axis and percentage on the y axis, labelling the axes with specific font design and size as well (</w:t>
-      </w:r>
-      <w:r>
-        <w:t>27</w:t>
-      </w:r>
-      <w:r>
-        <w:t>2</w:t>
-      </w:r>
-      <w:r>
-        <w:t>-28</w:t>
-      </w:r>
-      <w:r>
-        <w:t>4</w:t>
-      </w:r>
-      <w:r>
-        <w:t>). Then the chart is saved in the markdown folder (</w:t>
-      </w:r>
-      <w:r>
-        <w:t>28</w:t>
-      </w:r>
-      <w:r>
-        <w:t>8</w:t>
-      </w:r>
-      <w:r>
-        <w:t>-29</w:t>
-      </w:r>
-      <w:r>
-        <w:t>1</w:t>
-      </w:r>
-      <w:r>
-        <w:t>).</w:t>
-      </w:r>
-    </w:p>
-    <w:p>
-      <w:pPr>
-        <w:pStyle w:val="ListParagraph"/>
-        <w:numPr>
-          <w:ilvl w:val="0"/>
-          <w:numId w:val="4"/>
-        </w:numPr>
-      </w:pPr>
-      <w:r>
-        <w:t xml:space="preserve">Lines </w:t>
-      </w:r>
-      <w:r>
-        <w:t>29</w:t>
-      </w:r>
-      <w:r>
-        <w:t>4</w:t>
-      </w:r>
-      <w:r>
-        <w:t>-32</w:t>
-      </w:r>
-      <w:r>
-        <w:t>5</w:t>
-      </w:r>
-      <w:r>
-        <w:t xml:space="preserve">, this creates the urban/rural chart. Firstly, define that the </w:t>
-      </w:r>
-      <w:proofErr w:type="spellStart"/>
-      <w:r>
-        <w:t>basefile</w:t>
-      </w:r>
-      <w:proofErr w:type="spellEnd"/>
-      <w:r>
-        <w:t xml:space="preserve"> is the data set to use, with </w:t>
-      </w:r>
-      <w:proofErr w:type="spellStart"/>
-      <w:r>
-        <w:t>urban_rural</w:t>
-      </w:r>
-      <w:proofErr w:type="spellEnd"/>
-      <w:r>
-        <w:t xml:space="preserve"> being the variable of interest (</w:t>
-      </w:r>
-      <w:r>
-        <w:t>29</w:t>
-      </w:r>
-      <w:r>
-        <w:t>9</w:t>
-      </w:r>
-      <w:r>
-        <w:t>-30</w:t>
-      </w:r>
-      <w:r>
-        <w:t>2</w:t>
-      </w:r>
-      <w:r>
-        <w:t>). The next se</w:t>
-      </w:r>
-      <w:r>
-        <w:t>ction</w:t>
-      </w:r>
-      <w:r>
-        <w:t xml:space="preserve"> creates the chart, which in this case is just a standard bar chart with urban/rural classification as the x axis and percentage on the y axis, labelling the axes with specific font design and size as well (</w:t>
-      </w:r>
-      <w:r>
-        <w:t>30</w:t>
-      </w:r>
-      <w:r>
-        <w:t>6</w:t>
-      </w:r>
-      <w:r>
-        <w:t>-31</w:t>
-      </w:r>
-      <w:r>
-        <w:t>8</w:t>
-      </w:r>
-      <w:r>
-        <w:t>). Then the chart is saved in the markdown folder (</w:t>
-      </w:r>
-      <w:r>
-        <w:t>32</w:t>
-      </w:r>
-      <w:r>
-        <w:t>2</w:t>
-      </w:r>
-      <w:r>
-        <w:t>-32</w:t>
-      </w:r>
-      <w:r>
-        <w:t>5</w:t>
-      </w:r>
-      <w:r>
-        <w:t>).</w:t>
-      </w:r>
-    </w:p>
-    <w:p>
-      <w:pPr>
-        <w:pStyle w:val="ListParagraph"/>
-        <w:numPr>
-          <w:ilvl w:val="0"/>
-          <w:numId w:val="4"/>
-        </w:numPr>
-      </w:pPr>
-      <w:r>
-        <w:t xml:space="preserve">Lines </w:t>
-      </w:r>
-      <w:r>
-        <w:t>32</w:t>
-      </w:r>
-      <w:r>
-        <w:t>8</w:t>
-      </w:r>
-      <w:r>
-        <w:t>-38</w:t>
-      </w:r>
-      <w:r>
-        <w:t>2</w:t>
-      </w:r>
-      <w:r>
-        <w:t xml:space="preserve">, creates multiple line charts by health board and Scotland. Firstly, we need to modify the </w:t>
-      </w:r>
-      <w:proofErr w:type="spellStart"/>
-      <w:r>
-        <w:t>basefile</w:t>
-      </w:r>
-      <w:proofErr w:type="spellEnd"/>
-      <w:r>
-        <w:t xml:space="preserve"> to include a Scotland total as an additional health board </w:t>
-      </w:r>
-      <w:proofErr w:type="gramStart"/>
-      <w:r>
-        <w:t>in order to</w:t>
-      </w:r>
-      <w:proofErr w:type="gramEnd"/>
-      <w:r>
-        <w:t xml:space="preserve"> display alongside all other boards (</w:t>
-      </w:r>
-      <w:r>
-        <w:t>33</w:t>
-      </w:r>
-      <w:r>
-        <w:t>2</w:t>
-      </w:r>
-      <w:r>
-        <w:t>-33</w:t>
-      </w:r>
-      <w:r>
-        <w:t>5</w:t>
-      </w:r>
-      <w:r>
-        <w:t xml:space="preserve">). The next section designs the line charts with </w:t>
-      </w:r>
-      <w:r>
-        <w:lastRenderedPageBreak/>
-        <w:t>financial year of death along the x axis and the measure, in this case percentage as the y axis variable, along with axes labels and font design (</w:t>
-      </w:r>
-      <w:r>
-        <w:t>35</w:t>
-      </w:r>
-      <w:r>
-        <w:t>1</w:t>
-      </w:r>
-      <w:r>
-        <w:t>-367</w:t>
-      </w:r>
-      <w:r>
-        <w:t>). Then each graph is given a heading from Scotland to start, then each health board in alphabetical order placed in a specific position on each chart (</w:t>
-      </w:r>
-      <w:r>
-        <w:t>368-373</w:t>
-      </w:r>
-      <w:r>
-        <w:t>). Then the final chart is saved in the markdown folder (</w:t>
-      </w:r>
-      <w:r>
-        <w:t>377-38</w:t>
-      </w:r>
-      <w:r>
-        <w:t>2</w:t>
-      </w:r>
-      <w:r>
-        <w:t>).</w:t>
-      </w:r>
-    </w:p>
-    <w:p>
-      <w:pPr>
-        <w:pStyle w:val="ListParagraph"/>
-        <w:numPr>
-          <w:ilvl w:val="0"/>
-          <w:numId w:val="4"/>
-        </w:numPr>
-      </w:pPr>
-      <w:r>
-        <w:t xml:space="preserve">Lines </w:t>
-      </w:r>
-      <w:r>
-        <w:t>38</w:t>
-      </w:r>
-      <w:r>
-        <w:t>5</w:t>
-      </w:r>
-      <w:r>
-        <w:t>-42</w:t>
-      </w:r>
-      <w:r>
-        <w:t>9</w:t>
-      </w:r>
-      <w:r>
-        <w:t>, creates multiple line charts by health</w:t>
-      </w:r>
-      <w:r>
-        <w:t xml:space="preserve"> and social care partnership. Firstly, we select the </w:t>
-      </w:r>
-      <w:proofErr w:type="spellStart"/>
-      <w:r>
-        <w:t>basefile</w:t>
-      </w:r>
-      <w:proofErr w:type="spellEnd"/>
-      <w:r>
-        <w:t xml:space="preserve"> as the data set to be used (</w:t>
-      </w:r>
-      <w:r>
-        <w:t>388-39</w:t>
-      </w:r>
-      <w:r>
-        <w:t>1</w:t>
-      </w:r>
-      <w:r>
-        <w:t>). The next section designs the line charts with financial year of death along the x axis and the measure, in this case percentage as the y axis variable, along with axes labels</w:t>
-      </w:r>
-      <w:r>
-        <w:t xml:space="preserve"> and font design (</w:t>
-      </w:r>
-      <w:r>
-        <w:t>39</w:t>
-      </w:r>
-      <w:r>
-        <w:t>7</w:t>
-      </w:r>
-      <w:r>
-        <w:t>-413</w:t>
-      </w:r>
-      <w:r>
-        <w:t>). Then</w:t>
-      </w:r>
-      <w:r>
-        <w:t xml:space="preserve"> each graph is given a heading for each HSCP</w:t>
-      </w:r>
-      <w:r>
-        <w:t xml:space="preserve"> in alphabetical order placed in a spec</w:t>
-      </w:r>
-      <w:r>
-        <w:t>ific position on each chart (</w:t>
-      </w:r>
-      <w:r>
-        <w:t>41</w:t>
-      </w:r>
-      <w:r>
-        <w:t>5</w:t>
-      </w:r>
-      <w:r>
-        <w:t>-419</w:t>
-      </w:r>
-      <w:r>
-        <w:t>). Then the final chart is s</w:t>
-      </w:r>
-      <w:r>
-        <w:t>aved in the markdown folder (</w:t>
-      </w:r>
-      <w:r>
-        <w:t>42</w:t>
-      </w:r>
-      <w:r>
-        <w:t>6</w:t>
-      </w:r>
-      <w:r>
-        <w:t>-42</w:t>
-      </w:r>
-      <w:r>
-        <w:t>9</w:t>
-      </w:r>
-      <w:r>
-        <w:t>).</w:t>
-      </w:r>
-    </w:p>
-    <w:p>
-      <w:pPr>
-        <w:pStyle w:val="ListParagraph"/>
-        <w:numPr>
-          <w:ilvl w:val="0"/>
-          <w:numId w:val="4"/>
-        </w:numPr>
-      </w:pPr>
-      <w:r>
-        <w:t xml:space="preserve">Lines </w:t>
-      </w:r>
-      <w:r>
-        <w:t>4</w:t>
-      </w:r>
-      <w:r>
-        <w:t>32</w:t>
-      </w:r>
-      <w:r>
-        <w:t>-48</w:t>
-      </w:r>
-      <w:r>
-        <w:t>5</w:t>
-      </w:r>
-      <w:r>
-        <w:t xml:space="preserve">, creates multiple line charts, one for each deprivation quintile. Firstly, we select the </w:t>
-      </w:r>
-      <w:proofErr w:type="spellStart"/>
-      <w:r>
-        <w:t>basefile</w:t>
-      </w:r>
-      <w:proofErr w:type="spellEnd"/>
-      <w:r>
-        <w:t xml:space="preserve"> as the data set to be used and rename the deprivation quintiles to ensure they are more readable when displayed on the charts (</w:t>
-      </w:r>
-      <w:r>
-        <w:t>43</w:t>
-      </w:r>
-      <w:r>
-        <w:t>6</w:t>
-      </w:r>
-      <w:r>
-        <w:t>-44</w:t>
-      </w:r>
-      <w:r>
-        <w:t>6</w:t>
-      </w:r>
-      <w:r>
-        <w:t>). The next section designs the line charts with financial year of death along the x axis and the measure, in this case percentage as the y axis variable, along with axes labels and font design (</w:t>
-      </w:r>
-      <w:r>
-        <w:t>4</w:t>
-      </w:r>
-      <w:r>
-        <w:t>52</w:t>
-      </w:r>
-      <w:r>
-        <w:t>-467</w:t>
-      </w:r>
-      <w:r>
-        <w:t>). Then each graph is given a heading for each deprivation quintile from 1 – most deprived to 5 – least deprived in a specific position on each chart (</w:t>
-      </w:r>
-      <w:r>
-        <w:t>468-47</w:t>
-      </w:r>
-      <w:r>
-        <w:t>8</w:t>
-      </w:r>
-      <w:r>
-        <w:t>). Then the final chart is saved in the markdown folder (</w:t>
-      </w:r>
-      <w:r>
-        <w:t>48</w:t>
-      </w:r>
-      <w:r>
-        <w:t>0</w:t>
-      </w:r>
-      <w:r>
-        <w:t>-48</w:t>
-      </w:r>
-      <w:r>
-        <w:t>5</w:t>
-      </w:r>
-      <w:r>
-        <w:t>).</w:t>
-      </w:r>
-    </w:p>
-    <w:p>
-      <w:pPr>
-        <w:pStyle w:val="ListParagraph"/>
-        <w:numPr>
-          <w:ilvl w:val="0"/>
-          <w:numId w:val="4"/>
-        </w:numPr>
-      </w:pPr>
-      <w:r>
-        <w:t xml:space="preserve">Lines </w:t>
-      </w:r>
-      <w:r>
-        <w:t>48</w:t>
-      </w:r>
-      <w:r>
-        <w:t>8</w:t>
-      </w:r>
-      <w:r>
-        <w:t>-5</w:t>
-      </w:r>
-      <w:r>
-        <w:t>33</w:t>
-      </w:r>
-      <w:r>
-        <w:t xml:space="preserve">, creates multiple line charts, one for each urban/rural description. Firstly, we select the </w:t>
-      </w:r>
-      <w:proofErr w:type="spellStart"/>
-      <w:r>
-        <w:t>basefile</w:t>
-      </w:r>
-      <w:proofErr w:type="spellEnd"/>
-      <w:r>
-        <w:t xml:space="preserve"> as the data set to be used (</w:t>
-      </w:r>
-      <w:r>
-        <w:t>4</w:t>
-      </w:r>
-      <w:r>
-        <w:t>91</w:t>
-      </w:r>
-      <w:r>
-        <w:t>-49</w:t>
-      </w:r>
-      <w:r>
-        <w:t>4</w:t>
-      </w:r>
-      <w:r>
-        <w:t>). The next section designs the line charts with financial year of death along the x axis and the measure, in this case percentage as the y axis variable, along with axes labels</w:t>
-      </w:r>
-      <w:r>
-        <w:t xml:space="preserve"> and font design (</w:t>
-      </w:r>
-      <w:r>
-        <w:t>500</w:t>
-      </w:r>
-      <w:r>
-        <w:t>-514</w:t>
-      </w:r>
-      <w:r>
-        <w:t>). Then each graph is given a heading for each deprivation quintile from 1 –</w:t>
-      </w:r>
-      <w:r>
-        <w:t xml:space="preserve"> large urban areas to 6</w:t>
-      </w:r>
-      <w:r>
-        <w:t xml:space="preserve"> – </w:t>
-      </w:r>
-      <w:r>
-        <w:t>remote rural</w:t>
-      </w:r>
-      <w:r>
-        <w:t xml:space="preserve"> in a spec</w:t>
-      </w:r>
-      <w:r>
-        <w:t>ific position on each chart (</w:t>
-      </w:r>
-      <w:r>
-        <w:t>515-52</w:t>
-      </w:r>
-      <w:r>
-        <w:t>5</w:t>
-      </w:r>
-      <w:r>
-        <w:t>). Then the final chart is saved in the markdown fol</w:t>
-      </w:r>
-      <w:r>
-        <w:t>der (</w:t>
-      </w:r>
-      <w:r>
-        <w:t>52</w:t>
-      </w:r>
-      <w:r>
-        <w:t>9</w:t>
-      </w:r>
-      <w:r>
-        <w:t>-5</w:t>
-      </w:r>
-      <w:r>
-        <w:t>33</w:t>
-      </w:r>
-      <w:r>
-        <w:t>).</w:t>
-      </w:r>
-    </w:p>
-    <w:p>
-      <w:pPr>
-        <w:pStyle w:val="ListParagraph"/>
-        <w:numPr>
-          <w:ilvl w:val="0"/>
-          <w:numId w:val="4"/>
-        </w:numPr>
-      </w:pPr>
-      <w:r>
-        <w:t xml:space="preserve">Lines </w:t>
-      </w:r>
-      <w:r>
-        <w:t>5</w:t>
-      </w:r>
-      <w:r>
-        <w:t>35</w:t>
-      </w:r>
-      <w:r>
-        <w:t>-58</w:t>
-      </w:r>
-      <w:r>
-        <w:t>9</w:t>
-      </w:r>
-      <w:r>
-        <w:t xml:space="preserve">, creates a final line chart which compares the old measure with the new measure which </w:t>
-      </w:r>
-      <w:r>
-        <w:t>excludes</w:t>
-      </w:r>
-      <w:r>
-        <w:t xml:space="preserve"> </w:t>
-      </w:r>
-      <w:r>
-        <w:t xml:space="preserve">care home activity. Firstly, we need to confirm the </w:t>
-      </w:r>
-      <w:proofErr w:type="spellStart"/>
-      <w:r>
-        <w:t>basefile</w:t>
-      </w:r>
-      <w:proofErr w:type="spellEnd"/>
-      <w:r>
-        <w:t xml:space="preserve"> as the data set </w:t>
-      </w:r>
-      <w:proofErr w:type="gramStart"/>
-      <w:r>
-        <w:t>and also</w:t>
-      </w:r>
-      <w:proofErr w:type="gramEnd"/>
-      <w:r>
-        <w:t xml:space="preserve"> redefine the measures in order to distinguish between old and new, these are then renamed as follows, </w:t>
-      </w:r>
-      <w:proofErr w:type="spellStart"/>
-      <w:r>
-        <w:t>qom_old</w:t>
-      </w:r>
-      <w:proofErr w:type="spellEnd"/>
-      <w:r>
-        <w:t xml:space="preserve"> = Old measure and </w:t>
-      </w:r>
-      <w:proofErr w:type="spellStart"/>
-      <w:r>
-        <w:t>qom_new</w:t>
-      </w:r>
-      <w:proofErr w:type="spellEnd"/>
-      <w:r>
-        <w:t xml:space="preserve"> = </w:t>
-      </w:r>
-      <w:r>
-        <w:t>New measure (</w:t>
-      </w:r>
-      <w:r>
-        <w:t>excluding</w:t>
-      </w:r>
-      <w:r>
-        <w:t xml:space="preserve"> </w:t>
-      </w:r>
-      <w:r>
-        <w:t>Care Home activity) (</w:t>
-      </w:r>
-      <w:r>
-        <w:t>53</w:t>
-      </w:r>
-      <w:r>
-        <w:t>9</w:t>
-      </w:r>
-      <w:r>
-        <w:t>-5</w:t>
-      </w:r>
-      <w:r>
-        <w:t>60</w:t>
-      </w:r>
-      <w:r>
-        <w:t>). The next section designs the line chart with financial year of death along the x axis and the measure, in this case percentage as the y axis variable, along with axes labels and font design, with the old measure being marked with a dotted line and the new measure with a filled line (</w:t>
-      </w:r>
-      <w:r>
-        <w:t>561-5</w:t>
-      </w:r>
-      <w:r>
-        <w:t>82</w:t>
-      </w:r>
-      <w:r>
-        <w:t>). Then the final chart is saved in the markdown folder (</w:t>
-      </w:r>
-      <w:r>
-        <w:t>58</w:t>
-      </w:r>
-      <w:r>
-        <w:t>6</w:t>
-      </w:r>
-      <w:r>
-        <w:t>-58</w:t>
-      </w:r>
-      <w:r>
-        <w:t>9</w:t>
-      </w:r>
-      <w:r>
-        <w:t>).</w:t>
-      </w:r>
-    </w:p>
-    <w:p>
-      <w:r>
-        <w:t>04_create-excel-tables</w:t>
-      </w:r>
-    </w:p>
-    <w:p>
-      <w:pPr>
-        <w:pStyle w:val="ListParagraph"/>
-        <w:numPr>
-          <w:ilvl w:val="0"/>
-          <w:numId w:val="5"/>
-        </w:numPr>
-      </w:pPr>
-      <w:r>
-        <w:t>Lines 24-30,</w:t>
-      </w:r>
-      <w:r>
-        <w:t xml:space="preserve"> creat</w:t>
-      </w:r>
-      <w:r>
-        <w:t>e</w:t>
-      </w:r>
-      <w:r>
-        <w:t>s</w:t>
-      </w:r>
-      <w:r>
-        <w:t xml:space="preserve"> link to the main report on PHS</w:t>
-      </w:r>
-      <w:r>
-        <w:t xml:space="preserve"> website.</w:t>
-      </w:r>
-    </w:p>
-    <w:p>
-      <w:pPr>
-        <w:pStyle w:val="ListParagraph"/>
-        <w:numPr>
-          <w:ilvl w:val="0"/>
-          <w:numId w:val="5"/>
-        </w:numPr>
-      </w:pPr>
-      <w:r>
-        <w:t xml:space="preserve">Lines </w:t>
-      </w:r>
-      <w:r>
-        <w:t>34-35</w:t>
-      </w:r>
-      <w:r>
-        <w:t>, read</w:t>
-      </w:r>
-      <w:r>
-        <w:t>s</w:t>
-      </w:r>
-      <w:r>
-        <w:t xml:space="preserve"> in </w:t>
-      </w:r>
-      <w:proofErr w:type="spellStart"/>
-      <w:r>
-        <w:t>basefile</w:t>
-      </w:r>
-      <w:proofErr w:type="spellEnd"/>
-      <w:r>
-        <w:t xml:space="preserve"> as data set to be used for creating excel tables.</w:t>
-      </w:r>
-    </w:p>
-    <w:p>
-      <w:pPr>
-        <w:pStyle w:val="ListParagraph"/>
-        <w:numPr>
-          <w:ilvl w:val="0"/>
-          <w:numId w:val="5"/>
-        </w:numPr>
-      </w:pPr>
-      <w:r>
-        <w:t>Lines 45-14</w:t>
-      </w:r>
-      <w:r>
-        <w:t>4</w:t>
-      </w:r>
-      <w:r>
-        <w:t>, restructure</w:t>
-      </w:r>
-      <w:r>
-        <w:t>s</w:t>
-      </w:r>
-      <w:r>
-        <w:t xml:space="preserve"> </w:t>
-      </w:r>
-      <w:proofErr w:type="spellStart"/>
-      <w:r>
-        <w:t>basefile</w:t>
-      </w:r>
-      <w:proofErr w:type="spellEnd"/>
-      <w:r>
-        <w:t xml:space="preserve"> into multiple different excel outputs to populate </w:t>
-      </w:r>
-      <w:r>
-        <w:t xml:space="preserve">the </w:t>
-      </w:r>
-      <w:proofErr w:type="spellStart"/>
-      <w:r>
-        <w:t>qom</w:t>
-      </w:r>
-      <w:proofErr w:type="spellEnd"/>
-      <w:r>
-        <w:t xml:space="preserve"> table.</w:t>
-      </w:r>
-      <w:r>
-        <w:t xml:space="preserve"> This creates an excel file adding different rows by category, with a category split and the measure, which in this case is the percentage of last six months of life spent at home or in a community setting. </w:t>
-      </w:r>
-    </w:p>
-    <w:p>
-      <w:pPr>
-        <w:pStyle w:val="ListParagraph"/>
-        <w:numPr>
-          <w:ilvl w:val="0"/>
-          <w:numId w:val="5"/>
-        </w:numPr>
-      </w:pPr>
-      <w:r>
-        <w:t xml:space="preserve">Lines 49-54, creates the Scotland </w:t>
-      </w:r>
-      <w:r>
-        <w:t xml:space="preserve">(category) </w:t>
-      </w:r>
-      <w:r>
-        <w:t>level outputs for all financial years.</w:t>
-      </w:r>
-    </w:p>
-    <w:p>
-      <w:pPr>
-        <w:pStyle w:val="ListParagraph"/>
-        <w:numPr>
-          <w:ilvl w:val="0"/>
-          <w:numId w:val="5"/>
         </w:numPr>
       </w:pPr>
       <w:r>
@@ -2086,6 +1112,1121 @@
         <w:t xml:space="preserve">Lines </w:t>
       </w:r>
       <w:r>
+        <w:t>112-116</w:t>
+      </w:r>
+      <w:r>
+        <w:t>, match on postcode, SIMD and locality information to the deaths data set.</w:t>
+      </w:r>
+    </w:p>
+    <w:p>
+      <w:pPr>
+        <w:pStyle w:val="ListParagraph"/>
+        <w:numPr>
+          <w:ilvl w:val="0"/>
+          <w:numId w:val="3"/>
+        </w:numPr>
+      </w:pPr>
+      <w:r>
+        <w:t xml:space="preserve">Lines </w:t>
+      </w:r>
+      <w:r>
+        <w:t>122-137</w:t>
+      </w:r>
+      <w:r>
+        <w:t>, create final file with ‘</w:t>
+      </w:r>
+      <w:proofErr w:type="spellStart"/>
+      <w:r>
+        <w:t>los_old</w:t>
+      </w:r>
+      <w:proofErr w:type="spellEnd"/>
+      <w:r>
+        <w:t>’ variable and attach to end of base file created at the end of the previous script.</w:t>
+      </w:r>
+    </w:p>
+    <w:p>
+      <w:r>
+        <w:t>03_create-figures</w:t>
+      </w:r>
+    </w:p>
+    <w:p>
+      <w:pPr>
+        <w:pStyle w:val="ListParagraph"/>
+        <w:numPr>
+          <w:ilvl w:val="0"/>
+          <w:numId w:val="4"/>
+        </w:numPr>
+      </w:pPr>
+      <w:r>
+        <w:t>Lines 24-31, read</w:t>
+      </w:r>
+      <w:r>
+        <w:t>s</w:t>
+      </w:r>
+      <w:r>
+        <w:t xml:space="preserve"> in base file from </w:t>
+      </w:r>
+      <w:r>
+        <w:t>previous scripts and modify financial year variable if this is a provisional publication.</w:t>
+      </w:r>
+    </w:p>
+    <w:p>
+      <w:pPr>
+        <w:pStyle w:val="ListParagraph"/>
+        <w:numPr>
+          <w:ilvl w:val="0"/>
+          <w:numId w:val="4"/>
+        </w:numPr>
+      </w:pPr>
+      <w:r>
+        <w:t>Lines 3</w:t>
+      </w:r>
+      <w:r>
+        <w:t>8</w:t>
+      </w:r>
+      <w:r>
+        <w:t>-75</w:t>
+      </w:r>
+      <w:r>
+        <w:t>,</w:t>
+      </w:r>
+      <w:r>
+        <w:t xml:space="preserve"> this creates figure 1. Firstly, the data source to be used is selected and all years of interest are to be used,</w:t>
+      </w:r>
+      <w:r>
+        <w:t xml:space="preserve"> with the measures of data being percentage spent in hospital or at home/community (38-45). Next, the order of the stacked bar chart is </w:t>
+      </w:r>
+      <w:proofErr w:type="gramStart"/>
+      <w:r>
+        <w:t>defined</w:t>
+      </w:r>
+      <w:proofErr w:type="gramEnd"/>
+      <w:r>
+        <w:t xml:space="preserve"> and the design of the graph is set up (</w:t>
+      </w:r>
+      <w:r>
+        <w:t>54-57</w:t>
+      </w:r>
+      <w:r>
+        <w:t>). The next</w:t>
+      </w:r>
+      <w:r>
+        <w:t xml:space="preserve"> section formats the design of the graph, such as font size of axis titles and legend (</w:t>
+      </w:r>
+      <w:r>
+        <w:t>58-70</w:t>
+      </w:r>
+      <w:r>
+        <w:t>).</w:t>
+      </w:r>
+      <w:r>
+        <w:t xml:space="preserve"> Finally, the axis labels are defined (</w:t>
+      </w:r>
+      <w:r>
+        <w:t>68-70</w:t>
+      </w:r>
+      <w:r>
+        <w:t xml:space="preserve">). The graph is then saved into the specific </w:t>
+      </w:r>
+      <w:proofErr w:type="gramStart"/>
+      <w:r>
+        <w:t>folder,</w:t>
+      </w:r>
+      <w:proofErr w:type="gramEnd"/>
+      <w:r>
+        <w:t xml:space="preserve"> in this case t</w:t>
+      </w:r>
+      <w:r>
+        <w:t>w</w:t>
+      </w:r>
+      <w:r>
+        <w:t>o different versions are saved with varying height and width (</w:t>
+      </w:r>
+      <w:r>
+        <w:t>75-84</w:t>
+      </w:r>
+      <w:r>
+        <w:t>).</w:t>
+      </w:r>
+    </w:p>
+    <w:p>
+      <w:pPr>
+        <w:pStyle w:val="ListParagraph"/>
+        <w:numPr>
+          <w:ilvl w:val="0"/>
+          <w:numId w:val="4"/>
+        </w:numPr>
+      </w:pPr>
+      <w:r>
+        <w:t xml:space="preserve">Lines </w:t>
+      </w:r>
+      <w:r>
+        <w:t>86-219</w:t>
+      </w:r>
+      <w:r>
+        <w:t xml:space="preserve">, this section creates the health board map. </w:t>
+      </w:r>
+      <w:r>
+        <w:t>T</w:t>
+      </w:r>
+      <w:r>
+        <w:t xml:space="preserve">he data file is set up to create the map, using </w:t>
+      </w:r>
+      <w:proofErr w:type="spellStart"/>
+      <w:r>
+        <w:t>basefile</w:t>
+      </w:r>
+      <w:proofErr w:type="spellEnd"/>
+      <w:r>
+        <w:t xml:space="preserve"> again and marking the health board as the measure (86-100). Next the design of the map is created, using </w:t>
+      </w:r>
+      <w:proofErr w:type="spellStart"/>
+      <w:r>
+        <w:t>geom_polygon</w:t>
+      </w:r>
+      <w:proofErr w:type="spellEnd"/>
+      <w:r>
+        <w:t xml:space="preserve"> and latitude and longitude as the axis design, axis titles and text aren’t required for the map so are kept blank, with some text to mark the health boards with the lowest and highest percentages (102-1</w:t>
+      </w:r>
+      <w:r>
+        <w:t>40</w:t>
+      </w:r>
+      <w:r>
+        <w:t xml:space="preserve">). </w:t>
+      </w:r>
+      <w:r>
+        <w:t>Letters to identify each NHS board are added to the map (143-2</w:t>
+      </w:r>
+      <w:r>
+        <w:t>08</w:t>
+      </w:r>
+      <w:r>
+        <w:t xml:space="preserve">). </w:t>
+      </w:r>
+      <w:r>
+        <w:t>The</w:t>
+      </w:r>
+      <w:r>
+        <w:t>n the</w:t>
+      </w:r>
+      <w:r>
+        <w:t xml:space="preserve"> map is then saved in the required folder (</w:t>
+      </w:r>
+      <w:r>
+        <w:t>21</w:t>
+      </w:r>
+      <w:r>
+        <w:t>1</w:t>
+      </w:r>
+      <w:r>
+        <w:t>-219</w:t>
+      </w:r>
+      <w:r>
+        <w:t>).</w:t>
+      </w:r>
+    </w:p>
+    <w:p>
+      <w:pPr>
+        <w:pStyle w:val="ListParagraph"/>
+        <w:numPr>
+          <w:ilvl w:val="0"/>
+          <w:numId w:val="4"/>
+        </w:numPr>
+      </w:pPr>
+      <w:r>
+        <w:t xml:space="preserve">Lines </w:t>
+      </w:r>
+      <w:r>
+        <w:t>223-25</w:t>
+      </w:r>
+      <w:r>
+        <w:t>9</w:t>
+      </w:r>
+      <w:r>
+        <w:t xml:space="preserve">, creates the age and gender chart. Firstly, some modification is required to </w:t>
+      </w:r>
+      <w:proofErr w:type="spellStart"/>
+      <w:r>
+        <w:t>basefile</w:t>
+      </w:r>
+      <w:proofErr w:type="spellEnd"/>
+      <w:r>
+        <w:t xml:space="preserve"> </w:t>
+      </w:r>
+      <w:proofErr w:type="gramStart"/>
+      <w:r>
+        <w:t>in order to</w:t>
+      </w:r>
+      <w:proofErr w:type="gramEnd"/>
+      <w:r>
+        <w:t xml:space="preserve"> define ‘All Ages’ as well as the original age groups and add on to the </w:t>
+      </w:r>
+      <w:proofErr w:type="spellStart"/>
+      <w:r>
+        <w:t>basefile</w:t>
+      </w:r>
+      <w:proofErr w:type="spellEnd"/>
+      <w:r>
+        <w:t xml:space="preserve"> (</w:t>
+      </w:r>
+      <w:r>
+        <w:t>229-234</w:t>
+      </w:r>
+      <w:r>
+        <w:t>). Next the format of the clustered bar chart is created, with the x axis being age group, y axis being the measure, which is percentage and the filled bars being patient gender, and defining axis headings (</w:t>
+      </w:r>
+      <w:r>
+        <w:t>238-25</w:t>
+      </w:r>
+      <w:r>
+        <w:t>2</w:t>
+      </w:r>
+      <w:r>
+        <w:t>).</w:t>
+      </w:r>
+      <w:r>
+        <w:t xml:space="preserve"> The graph is then saved in the markdown folder (</w:t>
+      </w:r>
+      <w:r>
+        <w:t>25</w:t>
+      </w:r>
+      <w:r>
+        <w:t>6</w:t>
+      </w:r>
+      <w:r>
+        <w:t>-25</w:t>
+      </w:r>
+      <w:r>
+        <w:t>9</w:t>
+      </w:r>
+      <w:r>
+        <w:t>).</w:t>
+      </w:r>
+    </w:p>
+    <w:p>
+      <w:pPr>
+        <w:pStyle w:val="ListParagraph"/>
+        <w:numPr>
+          <w:ilvl w:val="0"/>
+          <w:numId w:val="4"/>
+        </w:numPr>
+      </w:pPr>
+      <w:r>
+        <w:t xml:space="preserve">Lines </w:t>
+      </w:r>
+      <w:r>
+        <w:t>26</w:t>
+      </w:r>
+      <w:r>
+        <w:t>2</w:t>
+      </w:r>
+      <w:r>
+        <w:t>-290</w:t>
+      </w:r>
+      <w:r>
+        <w:t xml:space="preserve">, creates the deprivation chart. Firstly, define that the </w:t>
+      </w:r>
+      <w:proofErr w:type="spellStart"/>
+      <w:r>
+        <w:t>basefile</w:t>
+      </w:r>
+      <w:proofErr w:type="spellEnd"/>
+      <w:r>
+        <w:t xml:space="preserve"> is the data set to use, with SIMD being the variable of interest (</w:t>
+      </w:r>
+      <w:r>
+        <w:t>26</w:t>
+      </w:r>
+      <w:r>
+        <w:t>7</w:t>
+      </w:r>
+      <w:r>
+        <w:t>-26</w:t>
+      </w:r>
+      <w:r>
+        <w:t>8</w:t>
+      </w:r>
+      <w:r>
+        <w:t>). The next se</w:t>
+      </w:r>
+      <w:r>
+        <w:t>ction</w:t>
+      </w:r>
+      <w:r>
+        <w:t xml:space="preserve"> creates the chart, which in this case is just a standard bar chart with SIMD as the x axis and percentage on the y axis, labelling the axes with specific font design and size as well (</w:t>
+      </w:r>
+      <w:r>
+        <w:t>27</w:t>
+      </w:r>
+      <w:r>
+        <w:t>2</w:t>
+      </w:r>
+      <w:r>
+        <w:t>-28</w:t>
+      </w:r>
+      <w:r>
+        <w:t>4</w:t>
+      </w:r>
+      <w:r>
+        <w:t>). Then the chart is saved in the markdown folder (</w:t>
+      </w:r>
+      <w:r>
+        <w:t>28</w:t>
+      </w:r>
+      <w:r>
+        <w:t>8</w:t>
+      </w:r>
+      <w:r>
+        <w:t>-29</w:t>
+      </w:r>
+      <w:r>
+        <w:t>1</w:t>
+      </w:r>
+      <w:r>
+        <w:t>).</w:t>
+      </w:r>
+    </w:p>
+    <w:p>
+      <w:pPr>
+        <w:pStyle w:val="ListParagraph"/>
+        <w:numPr>
+          <w:ilvl w:val="0"/>
+          <w:numId w:val="4"/>
+        </w:numPr>
+      </w:pPr>
+      <w:r>
+        <w:t xml:space="preserve">Lines </w:t>
+      </w:r>
+      <w:r>
+        <w:t>29</w:t>
+      </w:r>
+      <w:r>
+        <w:t>4</w:t>
+      </w:r>
+      <w:r>
+        <w:t>-32</w:t>
+      </w:r>
+      <w:r>
+        <w:t>5</w:t>
+      </w:r>
+      <w:r>
+        <w:t xml:space="preserve">, this creates the urban/rural chart. Firstly, define that the </w:t>
+      </w:r>
+      <w:proofErr w:type="spellStart"/>
+      <w:r>
+        <w:t>basefile</w:t>
+      </w:r>
+      <w:proofErr w:type="spellEnd"/>
+      <w:r>
+        <w:t xml:space="preserve"> is the data set to use, with </w:t>
+      </w:r>
+      <w:proofErr w:type="spellStart"/>
+      <w:r>
+        <w:t>urban_rural</w:t>
+      </w:r>
+      <w:proofErr w:type="spellEnd"/>
+      <w:r>
+        <w:t xml:space="preserve"> being the variable of interest (</w:t>
+      </w:r>
+      <w:r>
+        <w:t>29</w:t>
+      </w:r>
+      <w:r>
+        <w:t>9</w:t>
+      </w:r>
+      <w:r>
+        <w:t>-30</w:t>
+      </w:r>
+      <w:r>
+        <w:t>2</w:t>
+      </w:r>
+      <w:r>
+        <w:t>). The next se</w:t>
+      </w:r>
+      <w:r>
+        <w:t>ction</w:t>
+      </w:r>
+      <w:r>
+        <w:t xml:space="preserve"> creates the chart, which in this case is just a standard bar chart with urban/rural classification as the x axis and percentage on the y axis, labelling the axes with specific font design and size as well (</w:t>
+      </w:r>
+      <w:r>
+        <w:t>30</w:t>
+      </w:r>
+      <w:r>
+        <w:t>6</w:t>
+      </w:r>
+      <w:r>
+        <w:t>-31</w:t>
+      </w:r>
+      <w:r>
+        <w:t>8</w:t>
+      </w:r>
+      <w:r>
+        <w:t>). Then the chart is saved in the markdown folder (</w:t>
+      </w:r>
+      <w:r>
+        <w:t>32</w:t>
+      </w:r>
+      <w:r>
+        <w:t>2</w:t>
+      </w:r>
+      <w:r>
+        <w:t>-32</w:t>
+      </w:r>
+      <w:r>
+        <w:t>5</w:t>
+      </w:r>
+      <w:r>
+        <w:t>).</w:t>
+      </w:r>
+    </w:p>
+    <w:p>
+      <w:pPr>
+        <w:pStyle w:val="ListParagraph"/>
+        <w:numPr>
+          <w:ilvl w:val="0"/>
+          <w:numId w:val="4"/>
+        </w:numPr>
+      </w:pPr>
+      <w:r>
+        <w:t xml:space="preserve">Lines </w:t>
+      </w:r>
+      <w:r>
+        <w:t>32</w:t>
+      </w:r>
+      <w:r>
+        <w:t>8</w:t>
+      </w:r>
+      <w:r>
+        <w:t>-38</w:t>
+      </w:r>
+      <w:r>
+        <w:t>2</w:t>
+      </w:r>
+      <w:r>
+        <w:t xml:space="preserve">, creates multiple line charts by health board and Scotland. Firstly, we need to modify the </w:t>
+      </w:r>
+      <w:proofErr w:type="spellStart"/>
+      <w:r>
+        <w:t>basefile</w:t>
+      </w:r>
+      <w:proofErr w:type="spellEnd"/>
+      <w:r>
+        <w:t xml:space="preserve"> to include a Scotland total as an additional health board </w:t>
+      </w:r>
+      <w:proofErr w:type="gramStart"/>
+      <w:r>
+        <w:t>in order to</w:t>
+      </w:r>
+      <w:proofErr w:type="gramEnd"/>
+      <w:r>
+        <w:t xml:space="preserve"> display alongside all other boards (</w:t>
+      </w:r>
+      <w:r>
+        <w:t>33</w:t>
+      </w:r>
+      <w:r>
+        <w:t>2</w:t>
+      </w:r>
+      <w:r>
+        <w:t>-33</w:t>
+      </w:r>
+      <w:r>
+        <w:t>5</w:t>
+      </w:r>
+      <w:r>
+        <w:t>). The next section designs the line charts with financial year of death along the x axis and the measure, in this case percentage as the y axis variable, along with axes labels and font design (</w:t>
+      </w:r>
+      <w:r>
+        <w:t>35</w:t>
+      </w:r>
+      <w:r>
+        <w:t>1</w:t>
+      </w:r>
+      <w:r>
+        <w:t>-367</w:t>
+      </w:r>
+      <w:r>
+        <w:t xml:space="preserve">). Then each graph is given a heading from Scotland to start, then each health board in alphabetical order placed in a </w:t>
+      </w:r>
+      <w:r>
+        <w:lastRenderedPageBreak/>
+        <w:t>specific position on each chart (</w:t>
+      </w:r>
+      <w:r>
+        <w:t>368-373</w:t>
+      </w:r>
+      <w:r>
+        <w:t>). Then the final chart is saved in the markdown folder (</w:t>
+      </w:r>
+      <w:r>
+        <w:t>377-38</w:t>
+      </w:r>
+      <w:r>
+        <w:t>2</w:t>
+      </w:r>
+      <w:r>
+        <w:t>).</w:t>
+      </w:r>
+    </w:p>
+    <w:p>
+      <w:pPr>
+        <w:pStyle w:val="ListParagraph"/>
+        <w:numPr>
+          <w:ilvl w:val="0"/>
+          <w:numId w:val="4"/>
+        </w:numPr>
+      </w:pPr>
+      <w:r>
+        <w:t xml:space="preserve">Lines </w:t>
+      </w:r>
+      <w:r>
+        <w:t>38</w:t>
+      </w:r>
+      <w:r>
+        <w:t>5</w:t>
+      </w:r>
+      <w:r>
+        <w:t>-42</w:t>
+      </w:r>
+      <w:r>
+        <w:t>9</w:t>
+      </w:r>
+      <w:r>
+        <w:t>, creates multiple line charts by health</w:t>
+      </w:r>
+      <w:r>
+        <w:t xml:space="preserve"> and social care partnership. Firstly, we select the </w:t>
+      </w:r>
+      <w:proofErr w:type="spellStart"/>
+      <w:r>
+        <w:t>basefile</w:t>
+      </w:r>
+      <w:proofErr w:type="spellEnd"/>
+      <w:r>
+        <w:t xml:space="preserve"> as the data set to be used (</w:t>
+      </w:r>
+      <w:r>
+        <w:t>388-39</w:t>
+      </w:r>
+      <w:r>
+        <w:t>1</w:t>
+      </w:r>
+      <w:r>
+        <w:t>). The next section designs the line charts with financial year of death along the x axis and the measure, in this case percentage as the y axis variable, along with axes labels</w:t>
+      </w:r>
+      <w:r>
+        <w:t xml:space="preserve"> and font design (</w:t>
+      </w:r>
+      <w:r>
+        <w:t>39</w:t>
+      </w:r>
+      <w:r>
+        <w:t>7</w:t>
+      </w:r>
+      <w:r>
+        <w:t>-413</w:t>
+      </w:r>
+      <w:r>
+        <w:t>). Then</w:t>
+      </w:r>
+      <w:r>
+        <w:t xml:space="preserve"> each graph is given a heading for each HSCP</w:t>
+      </w:r>
+      <w:r>
+        <w:t xml:space="preserve"> in alphabetical order placed in a spec</w:t>
+      </w:r>
+      <w:r>
+        <w:t>ific position on each chart (</w:t>
+      </w:r>
+      <w:r>
+        <w:t>41</w:t>
+      </w:r>
+      <w:r>
+        <w:t>5</w:t>
+      </w:r>
+      <w:r>
+        <w:t>-419</w:t>
+      </w:r>
+      <w:r>
+        <w:t>). Then the final chart is s</w:t>
+      </w:r>
+      <w:r>
+        <w:t>aved in the markdown folder (</w:t>
+      </w:r>
+      <w:r>
+        <w:t>42</w:t>
+      </w:r>
+      <w:r>
+        <w:t>6</w:t>
+      </w:r>
+      <w:r>
+        <w:t>-42</w:t>
+      </w:r>
+      <w:r>
+        <w:t>9</w:t>
+      </w:r>
+      <w:r>
+        <w:t>).</w:t>
+      </w:r>
+    </w:p>
+    <w:p>
+      <w:pPr>
+        <w:pStyle w:val="ListParagraph"/>
+        <w:numPr>
+          <w:ilvl w:val="0"/>
+          <w:numId w:val="4"/>
+        </w:numPr>
+      </w:pPr>
+      <w:r>
+        <w:t xml:space="preserve">Lines </w:t>
+      </w:r>
+      <w:r>
+        <w:t>4</w:t>
+      </w:r>
+      <w:r>
+        <w:t>32</w:t>
+      </w:r>
+      <w:r>
+        <w:t>-48</w:t>
+      </w:r>
+      <w:r>
+        <w:t>5</w:t>
+      </w:r>
+      <w:r>
+        <w:t xml:space="preserve">, creates multiple line charts, one for each deprivation quintile. Firstly, we select the </w:t>
+      </w:r>
+      <w:proofErr w:type="spellStart"/>
+      <w:r>
+        <w:t>basefile</w:t>
+      </w:r>
+      <w:proofErr w:type="spellEnd"/>
+      <w:r>
+        <w:t xml:space="preserve"> as the data set to be used and rename the deprivation quintiles to ensure they are more readable when displayed on the charts (</w:t>
+      </w:r>
+      <w:r>
+        <w:t>43</w:t>
+      </w:r>
+      <w:r>
+        <w:t>6</w:t>
+      </w:r>
+      <w:r>
+        <w:t>-44</w:t>
+      </w:r>
+      <w:r>
+        <w:t>6</w:t>
+      </w:r>
+      <w:r>
+        <w:t>). The next section designs the line charts with financial year of death along the x axis and the measure, in this case percentage as the y axis variable, along with axes labels and font design (</w:t>
+      </w:r>
+      <w:r>
+        <w:t>4</w:t>
+      </w:r>
+      <w:r>
+        <w:t>52</w:t>
+      </w:r>
+      <w:r>
+        <w:t>-467</w:t>
+      </w:r>
+      <w:r>
+        <w:t>). Then each graph is given a heading for each deprivation quintile from 1 – most deprived to 5 – least deprived in a specific position on each chart (</w:t>
+      </w:r>
+      <w:r>
+        <w:t>468-47</w:t>
+      </w:r>
+      <w:r>
+        <w:t>8</w:t>
+      </w:r>
+      <w:r>
+        <w:t>). Then the final chart is saved in the markdown folder (</w:t>
+      </w:r>
+      <w:r>
+        <w:t>48</w:t>
+      </w:r>
+      <w:r>
+        <w:t>0</w:t>
+      </w:r>
+      <w:r>
+        <w:t>-48</w:t>
+      </w:r>
+      <w:r>
+        <w:t>5</w:t>
+      </w:r>
+      <w:r>
+        <w:t>).</w:t>
+      </w:r>
+    </w:p>
+    <w:p>
+      <w:pPr>
+        <w:pStyle w:val="ListParagraph"/>
+        <w:numPr>
+          <w:ilvl w:val="0"/>
+          <w:numId w:val="4"/>
+        </w:numPr>
+      </w:pPr>
+      <w:r>
+        <w:t xml:space="preserve">Lines </w:t>
+      </w:r>
+      <w:r>
+        <w:t>48</w:t>
+      </w:r>
+      <w:r>
+        <w:t>8</w:t>
+      </w:r>
+      <w:r>
+        <w:t>-5</w:t>
+      </w:r>
+      <w:r>
+        <w:t>33</w:t>
+      </w:r>
+      <w:r>
+        <w:t xml:space="preserve">, creates multiple line charts, one for each urban/rural description. Firstly, we select the </w:t>
+      </w:r>
+      <w:proofErr w:type="spellStart"/>
+      <w:r>
+        <w:t>basefile</w:t>
+      </w:r>
+      <w:proofErr w:type="spellEnd"/>
+      <w:r>
+        <w:t xml:space="preserve"> as the data set to be used (</w:t>
+      </w:r>
+      <w:r>
+        <w:t>4</w:t>
+      </w:r>
+      <w:r>
+        <w:t>91</w:t>
+      </w:r>
+      <w:r>
+        <w:t>-49</w:t>
+      </w:r>
+      <w:r>
+        <w:t>4</w:t>
+      </w:r>
+      <w:r>
+        <w:t>). The next section designs the line charts with financial year of death along the x axis and the measure, in this case percentage as the y axis variable, along with axes labels</w:t>
+      </w:r>
+      <w:r>
+        <w:t xml:space="preserve"> and font design (</w:t>
+      </w:r>
+      <w:r>
+        <w:t>500</w:t>
+      </w:r>
+      <w:r>
+        <w:t>-514</w:t>
+      </w:r>
+      <w:r>
+        <w:t>). Then each graph is given a heading for each deprivation quintile from 1 –</w:t>
+      </w:r>
+      <w:r>
+        <w:t xml:space="preserve"> large urban areas to 6</w:t>
+      </w:r>
+      <w:r>
+        <w:t xml:space="preserve"> – </w:t>
+      </w:r>
+      <w:r>
+        <w:t>remote rural</w:t>
+      </w:r>
+      <w:r>
+        <w:t xml:space="preserve"> in a spec</w:t>
+      </w:r>
+      <w:r>
+        <w:t>ific position on each chart (</w:t>
+      </w:r>
+      <w:r>
+        <w:t>515-52</w:t>
+      </w:r>
+      <w:r>
+        <w:t>5</w:t>
+      </w:r>
+      <w:r>
+        <w:t>). Then the final chart is saved in the markdown fol</w:t>
+      </w:r>
+      <w:r>
+        <w:t>der (</w:t>
+      </w:r>
+      <w:r>
+        <w:t>52</w:t>
+      </w:r>
+      <w:r>
+        <w:t>9</w:t>
+      </w:r>
+      <w:r>
+        <w:t>-5</w:t>
+      </w:r>
+      <w:r>
+        <w:t>33</w:t>
+      </w:r>
+      <w:r>
+        <w:t>).</w:t>
+      </w:r>
+    </w:p>
+    <w:p>
+      <w:pPr>
+        <w:pStyle w:val="ListParagraph"/>
+        <w:numPr>
+          <w:ilvl w:val="0"/>
+          <w:numId w:val="4"/>
+        </w:numPr>
+      </w:pPr>
+      <w:r>
+        <w:t xml:space="preserve">Lines </w:t>
+      </w:r>
+      <w:r>
+        <w:t>5</w:t>
+      </w:r>
+      <w:r>
+        <w:t>35</w:t>
+      </w:r>
+      <w:r>
+        <w:t>-58</w:t>
+      </w:r>
+      <w:r>
+        <w:t>9</w:t>
+      </w:r>
+      <w:r>
+        <w:t xml:space="preserve">, creates a final line chart which compares the old measure with the new measure which </w:t>
+      </w:r>
+      <w:r>
+        <w:t>excludes</w:t>
+      </w:r>
+      <w:r>
+        <w:t xml:space="preserve"> </w:t>
+      </w:r>
+      <w:r>
+        <w:t xml:space="preserve">care home activity. Firstly, we need to confirm the </w:t>
+      </w:r>
+      <w:proofErr w:type="spellStart"/>
+      <w:r>
+        <w:t>basefile</w:t>
+      </w:r>
+      <w:proofErr w:type="spellEnd"/>
+      <w:r>
+        <w:t xml:space="preserve"> as the data set </w:t>
+      </w:r>
+      <w:proofErr w:type="gramStart"/>
+      <w:r>
+        <w:t>and also</w:t>
+      </w:r>
+      <w:proofErr w:type="gramEnd"/>
+      <w:r>
+        <w:t xml:space="preserve"> redefine the measures </w:t>
+      </w:r>
+      <w:proofErr w:type="gramStart"/>
+      <w:r>
+        <w:t>in order to</w:t>
+      </w:r>
+      <w:proofErr w:type="gramEnd"/>
+      <w:r>
+        <w:t xml:space="preserve"> distinguish between old and new, these are then renamed as follows, </w:t>
+      </w:r>
+      <w:proofErr w:type="spellStart"/>
+      <w:r>
+        <w:t>qom_old</w:t>
+      </w:r>
+      <w:proofErr w:type="spellEnd"/>
+      <w:r>
+        <w:t xml:space="preserve"> = Old measure and </w:t>
+      </w:r>
+      <w:proofErr w:type="spellStart"/>
+      <w:r>
+        <w:t>qom_new</w:t>
+      </w:r>
+      <w:proofErr w:type="spellEnd"/>
+      <w:r>
+        <w:t xml:space="preserve"> = </w:t>
+      </w:r>
+      <w:r>
+        <w:t>New measure (</w:t>
+      </w:r>
+      <w:r>
+        <w:t>excluding</w:t>
+      </w:r>
+      <w:r>
+        <w:t xml:space="preserve"> </w:t>
+      </w:r>
+      <w:r>
+        <w:t>Care Home activity) (</w:t>
+      </w:r>
+      <w:r>
+        <w:t>53</w:t>
+      </w:r>
+      <w:r>
+        <w:t>9</w:t>
+      </w:r>
+      <w:r>
+        <w:t>-5</w:t>
+      </w:r>
+      <w:r>
+        <w:t>60</w:t>
+      </w:r>
+      <w:r>
+        <w:t>). The next section designs the line chart with financial year of death along the x axis and the measure, in this case percentage as the y axis variable, along with axes labels and font design, with the old measure being marked with a dotted line and the new measure with a filled line (</w:t>
+      </w:r>
+      <w:r>
+        <w:t>561-5</w:t>
+      </w:r>
+      <w:r>
+        <w:t>82</w:t>
+      </w:r>
+      <w:r>
+        <w:t>). Then the final chart is saved in the markdown folder (</w:t>
+      </w:r>
+      <w:r>
+        <w:t>58</w:t>
+      </w:r>
+      <w:r>
+        <w:t>6</w:t>
+      </w:r>
+      <w:r>
+        <w:t>-58</w:t>
+      </w:r>
+      <w:r>
+        <w:t>9</w:t>
+      </w:r>
+      <w:r>
+        <w:t>).</w:t>
+      </w:r>
+    </w:p>
+    <w:p>
+      <w:r>
+        <w:t>04_create-excel-tables</w:t>
+      </w:r>
+    </w:p>
+    <w:p>
+      <w:pPr>
+        <w:pStyle w:val="ListParagraph"/>
+        <w:numPr>
+          <w:ilvl w:val="0"/>
+          <w:numId w:val="5"/>
+        </w:numPr>
+      </w:pPr>
+      <w:r>
+        <w:t>Lines 24-30,</w:t>
+      </w:r>
+      <w:r>
+        <w:t xml:space="preserve"> creat</w:t>
+      </w:r>
+      <w:r>
+        <w:t>e</w:t>
+      </w:r>
+      <w:r>
+        <w:t>s</w:t>
+      </w:r>
+      <w:r>
+        <w:t xml:space="preserve"> link to the main report on PHS</w:t>
+      </w:r>
+      <w:r>
+        <w:t xml:space="preserve"> website.</w:t>
+      </w:r>
+    </w:p>
+    <w:p>
+      <w:pPr>
+        <w:pStyle w:val="ListParagraph"/>
+        <w:numPr>
+          <w:ilvl w:val="0"/>
+          <w:numId w:val="5"/>
+        </w:numPr>
+      </w:pPr>
+      <w:r>
+        <w:t xml:space="preserve">Lines </w:t>
+      </w:r>
+      <w:r>
+        <w:t>34-35</w:t>
+      </w:r>
+      <w:r>
+        <w:t>, read</w:t>
+      </w:r>
+      <w:r>
+        <w:t>s</w:t>
+      </w:r>
+      <w:r>
+        <w:t xml:space="preserve"> in </w:t>
+      </w:r>
+      <w:proofErr w:type="spellStart"/>
+      <w:r>
+        <w:t>basefile</w:t>
+      </w:r>
+      <w:proofErr w:type="spellEnd"/>
+      <w:r>
+        <w:t xml:space="preserve"> as data set to be used for creating excel tables.</w:t>
+      </w:r>
+    </w:p>
+    <w:p>
+      <w:pPr>
+        <w:pStyle w:val="ListParagraph"/>
+        <w:numPr>
+          <w:ilvl w:val="0"/>
+          <w:numId w:val="5"/>
+        </w:numPr>
+      </w:pPr>
+      <w:r>
+        <w:t>Lines 45-14</w:t>
+      </w:r>
+      <w:r>
+        <w:t>4</w:t>
+      </w:r>
+      <w:r>
+        <w:t>, restructure</w:t>
+      </w:r>
+      <w:r>
+        <w:t>s</w:t>
+      </w:r>
+      <w:r>
+        <w:t xml:space="preserve"> </w:t>
+      </w:r>
+      <w:proofErr w:type="spellStart"/>
+      <w:r>
+        <w:t>basefile</w:t>
+      </w:r>
+      <w:proofErr w:type="spellEnd"/>
+      <w:r>
+        <w:t xml:space="preserve"> into multiple different excel outputs to populate </w:t>
+      </w:r>
+      <w:r>
+        <w:t xml:space="preserve">the </w:t>
+      </w:r>
+      <w:proofErr w:type="spellStart"/>
+      <w:r>
+        <w:t>qom</w:t>
+      </w:r>
+      <w:proofErr w:type="spellEnd"/>
+      <w:r>
+        <w:t xml:space="preserve"> table.</w:t>
+      </w:r>
+      <w:r>
+        <w:t xml:space="preserve"> This creates an excel file adding different rows by category, with a category split and the measure, which in this case is the percentage of last six months of life spent at home or in a community setting. </w:t>
+      </w:r>
+    </w:p>
+    <w:p>
+      <w:pPr>
+        <w:pStyle w:val="ListParagraph"/>
+        <w:numPr>
+          <w:ilvl w:val="0"/>
+          <w:numId w:val="5"/>
+        </w:numPr>
+      </w:pPr>
+      <w:r>
+        <w:t xml:space="preserve">Lines 49-54, creates the Scotland </w:t>
+      </w:r>
+      <w:r>
+        <w:t xml:space="preserve">(category) </w:t>
+      </w:r>
+      <w:r>
+        <w:t>level outputs for all financial years.</w:t>
+      </w:r>
+    </w:p>
+    <w:p>
+      <w:pPr>
+        <w:pStyle w:val="ListParagraph"/>
+        <w:numPr>
+          <w:ilvl w:val="0"/>
+          <w:numId w:val="5"/>
+        </w:numPr>
+      </w:pPr>
+      <w:r>
+        <w:t xml:space="preserve">Lines </w:t>
+      </w:r>
+      <w:r>
         <w:t>56-61, creates the health board (category) output for all financial years with health board name the category split.</w:t>
       </w:r>
     </w:p>
@@ -2098,6 +2239,7 @@
         </w:numPr>
       </w:pPr>
       <w:r>
+        <w:lastRenderedPageBreak/>
         <w:t>Lines 63-68, creates the council area (category) rows for all financial years with the council area name the category split.</w:t>
       </w:r>
     </w:p>
@@ -2210,15 +2352,144 @@
         </w:numPr>
       </w:pPr>
       <w:r>
-        <w:t xml:space="preserve">Lines 121-126, Urban/rural </w:t>
+        <w:t>Lines 121-126, Urban/rural 6 fold as the category and the 6 options being the category split, for all financial years.</w:t>
+      </w:r>
+    </w:p>
+    <w:p>
+      <w:pPr>
+        <w:pStyle w:val="ListParagraph"/>
+        <w:numPr>
+          <w:ilvl w:val="0"/>
+          <w:numId w:val="5"/>
+        </w:numPr>
+      </w:pPr>
+      <w:r>
+        <w:t>Lines 128-133, Urban/rural 2 fold as the category and the urban/rural option being the category split, for all financial years.</w:t>
+      </w:r>
+    </w:p>
+    <w:p>
+      <w:pPr>
+        <w:pStyle w:val="ListParagraph"/>
+        <w:numPr>
+          <w:ilvl w:val="0"/>
+          <w:numId w:val="5"/>
+        </w:numPr>
+      </w:pPr>
+      <w:r>
+        <w:t>Lines 135-14</w:t>
+      </w:r>
+      <w:r>
+        <w:t>4</w:t>
+      </w:r>
+      <w:r>
+        <w:t>,</w:t>
+      </w:r>
+      <w:r>
+        <w:t xml:space="preserve"> includes the old length of stay calculation for comparison, with comparison as the category and ‘old’ marked as the category split for all financial years.</w:t>
+      </w:r>
+    </w:p>
+    <w:p>
+      <w:pPr>
+        <w:pStyle w:val="ListParagraph"/>
+        <w:numPr>
+          <w:ilvl w:val="0"/>
+          <w:numId w:val="5"/>
+        </w:numPr>
+      </w:pPr>
+      <w:r>
+        <w:t>Lines 14</w:t>
+      </w:r>
+      <w:r>
+        <w:t>7</w:t>
+      </w:r>
+      <w:r>
+        <w:t>-2</w:t>
+      </w:r>
+      <w:r>
+        <w:t>38</w:t>
+      </w:r>
+      <w:r>
+        <w:t>, this section of the code writes the data just produced into the template excel outputs.</w:t>
+      </w:r>
+    </w:p>
+    <w:p>
+      <w:pPr>
+        <w:pStyle w:val="ListParagraph"/>
+        <w:numPr>
+          <w:ilvl w:val="0"/>
+          <w:numId w:val="5"/>
+        </w:numPr>
+      </w:pPr>
+      <w:r>
+        <w:t xml:space="preserve">Line </w:t>
+      </w:r>
+      <w:r>
+        <w:t>151</w:t>
+      </w:r>
+      <w:r>
+        <w:t xml:space="preserve"> read</w:t>
+      </w:r>
+      <w:r>
+        <w:t>s</w:t>
+      </w:r>
+      <w:r>
+        <w:t xml:space="preserve"> in the figure template saved in the reference files folder.</w:t>
+      </w:r>
+    </w:p>
+    <w:p>
+      <w:pPr>
+        <w:pStyle w:val="ListParagraph"/>
+        <w:numPr>
+          <w:ilvl w:val="0"/>
+          <w:numId w:val="5"/>
+        </w:numPr>
+      </w:pPr>
+      <w:r>
+        <w:t xml:space="preserve">Lines </w:t>
+      </w:r>
+      <w:r>
+        <w:t>156-159</w:t>
+      </w:r>
+      <w:r>
+        <w:t>,</w:t>
+      </w:r>
+      <w:r>
+        <w:t xml:space="preserve"> read</w:t>
+      </w:r>
+      <w:r>
+        <w:t>s</w:t>
+      </w:r>
+      <w:r>
+        <w:t xml:space="preserve"> the data produced above into the ‘data’ tab, starting from column 2 as the first column is an index variable produced by combining financial year, category and category split.</w:t>
+      </w:r>
+      <w:r>
+        <w:t xml:space="preserve"> All figures should now be populated apart from figure 2 (map) which must be inserted using additional code.</w:t>
+      </w:r>
+    </w:p>
+    <w:p>
+      <w:pPr>
+        <w:pStyle w:val="ListParagraph"/>
+        <w:numPr>
+          <w:ilvl w:val="0"/>
+          <w:numId w:val="5"/>
+        </w:numPr>
+      </w:pPr>
+      <w:r>
+        <w:t xml:space="preserve">Lines </w:t>
+      </w:r>
+      <w:r>
+        <w:t>163-175</w:t>
+      </w:r>
+      <w:r>
+        <w:t xml:space="preserve">, this section looks at the ‘calculation’ tab, defining </w:t>
       </w:r>
       <w:proofErr w:type="gramStart"/>
       <w:r>
-        <w:t>6 fold</w:t>
+        <w:t>whether or not</w:t>
       </w:r>
       <w:proofErr w:type="gramEnd"/>
       <w:r>
-        <w:t xml:space="preserve"> as the category and the 6 options being the category split, for all financial years.</w:t>
+        <w:t xml:space="preserve"> the publication is either provisional or an update, which in turn completes the ‘Notes’ tab.</w:t>
       </w:r>
     </w:p>
     <w:p>
@@ -2230,15 +2501,35 @@
         </w:numPr>
       </w:pPr>
       <w:r>
-        <w:t xml:space="preserve">Lines 128-133, Urban/rural </w:t>
+        <w:t xml:space="preserve">Lines </w:t>
+      </w:r>
+      <w:r>
+        <w:t>180-186</w:t>
+      </w:r>
+      <w:r>
+        <w:t>,</w:t>
+      </w:r>
+      <w:r>
+        <w:t xml:space="preserve"> this section inserts the picture produced from script 03, in this case ‘Figure 2’ which is the map, defining the width and height of the image and where it should be placed on the page.</w:t>
+      </w:r>
+      <w:r>
+        <w:t xml:space="preserve"> This </w:t>
       </w:r>
       <w:proofErr w:type="gramStart"/>
       <w:r>
-        <w:t>2 fold</w:t>
+        <w:t>has to</w:t>
       </w:r>
       <w:proofErr w:type="gramEnd"/>
       <w:r>
-        <w:t xml:space="preserve"> as the category and the urban/rural option being the category split, for all financial years.</w:t>
+        <w:t xml:space="preserve"> be included as the map </w:t>
+      </w:r>
+      <w:proofErr w:type="gramStart"/>
+      <w:r>
+        <w:t>has to</w:t>
+      </w:r>
+      <w:proofErr w:type="gramEnd"/>
+      <w:r>
+        <w:t xml:space="preserve"> be created separately, all other figures should automatically populate once the data tab is filled in lines 150-153.</w:t>
       </w:r>
     </w:p>
     <w:p>
@@ -2250,16 +2541,22 @@
         </w:numPr>
       </w:pPr>
       <w:r>
-        <w:t>Lines 135-14</w:t>
-      </w:r>
-      <w:r>
-        <w:t>4</w:t>
+        <w:t xml:space="preserve">Lines </w:t>
+      </w:r>
+      <w:r>
+        <w:t>190-196</w:t>
       </w:r>
       <w:r>
         <w:t>,</w:t>
       </w:r>
       <w:r>
-        <w:t xml:space="preserve"> includes the old length of stay calculation for comparison, with comparison as the category and ‘old’ marked as the category split for all financial years.</w:t>
+        <w:t xml:space="preserve"> adds a hyperlink to the note produced on row 19 column 3 of the ‘Notes’ tab</w:t>
+      </w:r>
+      <w:r>
+        <w:t xml:space="preserve"> and then hides the ‘Data’ and ‘Calculation’ tabs</w:t>
+      </w:r>
+      <w:r>
+        <w:t>.</w:t>
       </w:r>
     </w:p>
     <w:p>
@@ -2271,19 +2568,16 @@
         </w:numPr>
       </w:pPr>
       <w:r>
-        <w:t>Lines 14</w:t>
-      </w:r>
-      <w:r>
-        <w:t>7</w:t>
-      </w:r>
-      <w:r>
-        <w:t>-2</w:t>
-      </w:r>
-      <w:r>
-        <w:t>38</w:t>
-      </w:r>
-      <w:r>
-        <w:t>, this section of the code writes the data just produced into the template excel outputs.</w:t>
+        <w:t xml:space="preserve">Lines </w:t>
+      </w:r>
+      <w:r>
+        <w:t>200-202</w:t>
+      </w:r>
+      <w:r>
+        <w:t>,</w:t>
+      </w:r>
+      <w:r>
+        <w:t xml:space="preserve"> saves the figures excel document in the output folder, adding the publication date to the file name.</w:t>
       </w:r>
     </w:p>
     <w:p>
@@ -2298,7 +2592,7 @@
         <w:t xml:space="preserve">Line </w:t>
       </w:r>
       <w:r>
-        <w:t>151</w:t>
+        <w:t>206</w:t>
       </w:r>
       <w:r>
         <w:t xml:space="preserve"> read</w:t>
@@ -2307,7 +2601,15 @@
         <w:t>s</w:t>
       </w:r>
       <w:r>
-        <w:t xml:space="preserve"> in the figure template saved in the reference files folder.</w:t>
+        <w:t xml:space="preserve"> in the </w:t>
+      </w:r>
+      <w:proofErr w:type="spellStart"/>
+      <w:r>
+        <w:t>qom</w:t>
+      </w:r>
+      <w:proofErr w:type="spellEnd"/>
+      <w:r>
+        <w:t xml:space="preserve"> template saved in the reference files folder.</w:t>
       </w:r>
     </w:p>
     <w:p>
@@ -2322,7 +2624,7 @@
         <w:t xml:space="preserve">Lines </w:t>
       </w:r>
       <w:r>
-        <w:t>156-159</w:t>
+        <w:t>211-214</w:t>
       </w:r>
       <w:r>
         <w:t>,</w:t>
@@ -2334,156 +2636,7 @@
         <w:t>s</w:t>
       </w:r>
       <w:r>
-        <w:t xml:space="preserve"> the data produced above into the ‘data’ tab, starting from column 2 as the first column is an index variable produced by combining financial year, </w:t>
-      </w:r>
-      <w:proofErr w:type="gramStart"/>
-      <w:r>
-        <w:t>category</w:t>
-      </w:r>
-      <w:proofErr w:type="gramEnd"/>
-      <w:r>
-        <w:t xml:space="preserve"> and category split.</w:t>
-      </w:r>
-      <w:r>
-        <w:t xml:space="preserve"> All figures should now be populated apart from figure 2 (map) which must be inserted using additional code.</w:t>
-      </w:r>
-    </w:p>
-    <w:p>
-      <w:pPr>
-        <w:pStyle w:val="ListParagraph"/>
-        <w:numPr>
-          <w:ilvl w:val="0"/>
-          <w:numId w:val="5"/>
-        </w:numPr>
-      </w:pPr>
-      <w:r>
-        <w:t xml:space="preserve">Lines </w:t>
-      </w:r>
-      <w:r>
-        <w:t>163-175</w:t>
-      </w:r>
-      <w:r>
-        <w:t xml:space="preserve">, this section looks at the ‘calculation’ tab, defining </w:t>
-      </w:r>
-      <w:proofErr w:type="gramStart"/>
-      <w:r>
-        <w:t>whether or not</w:t>
-      </w:r>
-      <w:proofErr w:type="gramEnd"/>
-      <w:r>
-        <w:t xml:space="preserve"> the publication is either provisional or an update, which in turn completes the ‘Notes’ tab.</w:t>
-      </w:r>
-    </w:p>
-    <w:p>
-      <w:pPr>
-        <w:pStyle w:val="ListParagraph"/>
-        <w:numPr>
-          <w:ilvl w:val="0"/>
-          <w:numId w:val="5"/>
-        </w:numPr>
-      </w:pPr>
-      <w:r>
-        <w:t xml:space="preserve">Lines </w:t>
-      </w:r>
-      <w:r>
-        <w:t>180-186</w:t>
-      </w:r>
-      <w:r>
-        <w:t>,</w:t>
-      </w:r>
-      <w:r>
-        <w:t xml:space="preserve"> this section inserts the picture produced from script 03, in this case ‘Figure 2’ which is the map, defining the width and height of the image and where it should be placed on the page.</w:t>
-      </w:r>
-      <w:r>
-        <w:t xml:space="preserve"> This </w:t>
-      </w:r>
-      <w:proofErr w:type="gramStart"/>
-      <w:r>
-        <w:t>has to</w:t>
-      </w:r>
-      <w:proofErr w:type="gramEnd"/>
-      <w:r>
-        <w:t xml:space="preserve"> be included as the map has to be created separately, all other figures should automatically populate once the data tab is filled in lines 150-153.</w:t>
-      </w:r>
-    </w:p>
-    <w:p>
-      <w:pPr>
-        <w:pStyle w:val="ListParagraph"/>
-        <w:numPr>
-          <w:ilvl w:val="0"/>
-          <w:numId w:val="5"/>
-        </w:numPr>
-      </w:pPr>
-      <w:r>
-        <w:t xml:space="preserve">Lines </w:t>
-      </w:r>
-      <w:r>
-        <w:t>190-196</w:t>
-      </w:r>
-      <w:r>
-        <w:t>,</w:t>
-      </w:r>
-      <w:r>
-        <w:t xml:space="preserve"> adds a hyperlink to the note produced on row 19 column 3 of the ‘Notes’ tab</w:t>
-      </w:r>
-      <w:r>
-        <w:t xml:space="preserve"> and then hides the ‘Data’ and ‘Calculation’ tabs</w:t>
-      </w:r>
-      <w:r>
-        <w:t>.</w:t>
-      </w:r>
-    </w:p>
-    <w:p>
-      <w:pPr>
-        <w:pStyle w:val="ListParagraph"/>
-        <w:numPr>
-          <w:ilvl w:val="0"/>
-          <w:numId w:val="5"/>
-        </w:numPr>
-      </w:pPr>
-      <w:r>
-        <w:t xml:space="preserve">Lines </w:t>
-      </w:r>
-      <w:r>
-        <w:t>200-202</w:t>
-      </w:r>
-      <w:r>
-        <w:t>,</w:t>
-      </w:r>
-      <w:r>
-        <w:t xml:space="preserve"> saves the figures excel document in the output folder, adding the publication date to the file name.</w:t>
-      </w:r>
-    </w:p>
-    <w:p>
-      <w:pPr>
-        <w:pStyle w:val="ListParagraph"/>
-        <w:numPr>
-          <w:ilvl w:val="0"/>
-          <w:numId w:val="5"/>
-        </w:numPr>
-      </w:pPr>
-      <w:r>
-        <w:t xml:space="preserve">Line </w:t>
-      </w:r>
-      <w:r>
-        <w:t>206</w:t>
-      </w:r>
-      <w:r>
-        <w:t xml:space="preserve"> read</w:t>
-      </w:r>
-      <w:r>
-        <w:t>s</w:t>
-      </w:r>
-      <w:r>
-        <w:t xml:space="preserve"> in the </w:t>
-      </w:r>
-      <w:proofErr w:type="spellStart"/>
-      <w:r>
-        <w:t>qom</w:t>
-      </w:r>
-      <w:proofErr w:type="spellEnd"/>
-      <w:r>
-        <w:t xml:space="preserve"> template saved in the reference files folder.</w:t>
+        <w:t xml:space="preserve"> the data produced above into the ‘data’ tab, starting from column 2 as the first column is an index variable produced by combining financial year, category and category split. All data tables and charts should now be populated.</w:t>
       </w:r>
     </w:p>
     <w:p>
@@ -2499,41 +2652,6 @@
         <w:t xml:space="preserve">Lines </w:t>
       </w:r>
       <w:r>
-        <w:t>211-214</w:t>
-      </w:r>
-      <w:r>
-        <w:t>,</w:t>
-      </w:r>
-      <w:r>
-        <w:t xml:space="preserve"> read</w:t>
-      </w:r>
-      <w:r>
-        <w:t>s</w:t>
-      </w:r>
-      <w:r>
-        <w:t xml:space="preserve"> the data produced above into the ‘data’ tab, starting from column 2 as the first column is an index variable produced by combining financial year, </w:t>
-      </w:r>
-      <w:proofErr w:type="gramStart"/>
-      <w:r>
-        <w:t>category</w:t>
-      </w:r>
-      <w:proofErr w:type="gramEnd"/>
-      <w:r>
-        <w:t xml:space="preserve"> and category split. All data tables and charts should now be populated.</w:t>
-      </w:r>
-    </w:p>
-    <w:p>
-      <w:pPr>
-        <w:pStyle w:val="ListParagraph"/>
-        <w:numPr>
-          <w:ilvl w:val="0"/>
-          <w:numId w:val="5"/>
-        </w:numPr>
-      </w:pPr>
-      <w:r>
-        <w:t xml:space="preserve">Lines </w:t>
-      </w:r>
-      <w:r>
         <w:t>21</w:t>
       </w:r>
       <w:r>
@@ -3134,10 +3252,12 @@
         <w:t xml:space="preserve"> and </w:t>
       </w:r>
       <w:proofErr w:type="spellStart"/>
+      <w:proofErr w:type="gramStart"/>
       <w:r>
         <w:t>report.Rmd</w:t>
       </w:r>
       <w:proofErr w:type="spellEnd"/>
+      <w:proofErr w:type="gramEnd"/>
       <w:r>
         <w:t>, which format the figures and data created in the previous scripts into a template summary and report document.</w:t>
       </w:r>
@@ -3147,6 +3267,7 @@
     <w:p>
       <w:proofErr w:type="spellStart"/>
       <w:r>
+        <w:lastRenderedPageBreak/>
         <w:t>Summary.Rmd</w:t>
       </w:r>
       <w:proofErr w:type="spellEnd"/>
@@ -3397,15 +3518,7 @@
         <w:t>7</w:t>
       </w:r>
       <w:r>
-        <w:t xml:space="preserve"> insert the bar chart and create the heading, there is also some script to include a note if this is a provisional </w:t>
-      </w:r>
-      <w:proofErr w:type="gramStart"/>
-      <w:r>
-        <w:t>release, if</w:t>
-      </w:r>
-      <w:proofErr w:type="gramEnd"/>
-      <w:r>
-        <w:t xml:space="preserve"> it is the October release however this note will not be included.</w:t>
+        <w:t xml:space="preserve"> insert the bar chart and create the heading, there is also some script to include a note if this is a provisional release, if it is the October release however this note will not be included.</w:t>
       </w:r>
       <w:r>
         <w:t xml:space="preserve"> Line </w:t>
@@ -3506,56 +3619,45 @@
       <w:r>
         <w:t xml:space="preserve"> inserts the ‘Further Information’ section again including publication links where necessary, hyperlinks and inserts the date of the next publication.</w:t>
       </w:r>
-    </w:p>
-    <w:p>
-      <w:proofErr w:type="spellStart"/>
-      <w:r>
-        <w:t>Report.Rmd</w:t>
-      </w:r>
-      <w:proofErr w:type="spellEnd"/>
-    </w:p>
-    <w:p>
-      <w:pPr>
+      <w:r>
         <w:rPr>
           <w:color w:val="FF0000"/>
         </w:rPr>
-      </w:pPr>
-      <w:r>
-        <w:rPr>
-          <w:color w:val="FF0000"/>
-        </w:rPr>
-        <w:t xml:space="preserve">27/11/2023 PHS is working on new templates, there the templates saved in </w:t>
-      </w:r>
-      <w:r>
-        <w:rPr>
-          <w:i/>
-          <w:iCs/>
-          <w:color w:val="FF0000"/>
-        </w:rPr>
-        <w:t>‘…end-of-life-pub</w:t>
-      </w:r>
-      <w:r>
-        <w:rPr>
-          <w:i/>
-          <w:iCs/>
-          <w:color w:val="FF0000"/>
-        </w:rPr>
-        <w:t>/</w:t>
-      </w:r>
-      <w:r>
-        <w:rPr>
-          <w:i/>
-          <w:iCs/>
-          <w:color w:val="FF0000"/>
-        </w:rPr>
-        <w:t>markdown’</w:t>
-      </w:r>
-      <w:r>
-        <w:rPr>
-          <w:color w:val="FF0000"/>
-        </w:rPr>
-        <w:t xml:space="preserve"> must be changed for the 2023/24 annual publication.</w:t>
-      </w:r>
+        <w:t xml:space="preserve"> </w:t>
+      </w:r>
+    </w:p>
+    <w:p>
+      <w:pPr>
+        <w:pStyle w:val="ListParagraph"/>
+        <w:numPr>
+          <w:ilvl w:val="0"/>
+          <w:numId w:val="7"/>
+        </w:numPr>
+      </w:pPr>
+      <w:r>
+        <w:t xml:space="preserve">Remember that numbers </w:t>
+      </w:r>
+      <w:r>
+        <w:t>Zero to nine are written as words and 10 onwards in figures</w:t>
+      </w:r>
+      <w:r>
+        <w:t xml:space="preserve">. For the exception list, check </w:t>
+      </w:r>
+      <w:hyperlink r:id="rId7" w:history="1">
+        <w:r>
+          <w:rPr>
+            <w:rStyle w:val="Hyperlink"/>
+          </w:rPr>
+          <w:t>Formatting - Style guide - Templates, branding, accessibility and style guide - Corporate guidance - The Spark</w:t>
+        </w:r>
+      </w:hyperlink>
+    </w:p>
+    <w:p>
+      <w:proofErr w:type="spellStart"/>
+      <w:r>
+        <w:t>Report.Rmd</w:t>
+      </w:r>
+      <w:proofErr w:type="spellEnd"/>
     </w:p>
     <w:p>
       <w:pPr>
@@ -3633,6 +3735,46 @@
       <w:proofErr w:type="spellEnd"/>
       <w:r>
         <w:t xml:space="preserve"> for the most recent financial year to be used throughout this script which will insert required data into the report.</w:t>
+      </w:r>
+    </w:p>
+    <w:p>
+      <w:pPr>
+        <w:pStyle w:val="ListParagraph"/>
+        <w:numPr>
+          <w:ilvl w:val="0"/>
+          <w:numId w:val="8"/>
+        </w:numPr>
+      </w:pPr>
+      <w:r>
+        <w:t>Lines 3</w:t>
+      </w:r>
+      <w:r>
+        <w:t>4</w:t>
+      </w:r>
+      <w:r>
+        <w:t>-3</w:t>
+      </w:r>
+      <w:r>
+        <w:t>6</w:t>
+      </w:r>
+      <w:r>
+        <w:t xml:space="preserve"> defines names for a summarised dataset of the </w:t>
+      </w:r>
+      <w:proofErr w:type="spellStart"/>
+      <w:r>
+        <w:t>basefile</w:t>
+      </w:r>
+      <w:proofErr w:type="spellEnd"/>
+      <w:r>
+        <w:t xml:space="preserve"> by health board, as well as the creating variables for the maximum and minimum health board based on </w:t>
+      </w:r>
+      <w:proofErr w:type="spellStart"/>
+      <w:r>
+        <w:t>qom</w:t>
+      </w:r>
+      <w:proofErr w:type="spellEnd"/>
+      <w:r>
+        <w:t xml:space="preserve"> calculated in previous scripts.</w:t>
       </w:r>
     </w:p>
     <w:p>
@@ -3648,32 +3790,316 @@
         <w:t>Lines 3</w:t>
       </w:r>
       <w:r>
+        <w:t>8</w:t>
+      </w:r>
+      <w:r>
+        <w:t>-</w:t>
+      </w:r>
+      <w:r>
+        <w:t>41</w:t>
+      </w:r>
+      <w:r>
+        <w:t xml:space="preserve"> defines a name for a summarised dataset of the </w:t>
+      </w:r>
+      <w:proofErr w:type="spellStart"/>
+      <w:r>
+        <w:t>basefile</w:t>
+      </w:r>
+      <w:proofErr w:type="spellEnd"/>
+      <w:r>
+        <w:t xml:space="preserve"> by HSCP, as well as creating variables for the maximum and minimum HSCP based on </w:t>
+      </w:r>
+      <w:proofErr w:type="spellStart"/>
+      <w:r>
+        <w:t>qom</w:t>
+      </w:r>
+      <w:proofErr w:type="spellEnd"/>
+      <w:r>
+        <w:t xml:space="preserve"> calculated in previous scripts.</w:t>
+      </w:r>
+    </w:p>
+    <w:p>
+      <w:pPr>
+        <w:pStyle w:val="ListParagraph"/>
+        <w:numPr>
+          <w:ilvl w:val="0"/>
+          <w:numId w:val="8"/>
+        </w:numPr>
+      </w:pPr>
+      <w:r>
+        <w:t>Lines 4</w:t>
+      </w:r>
+      <w:r>
+        <w:t>3</w:t>
+      </w:r>
+      <w:r>
+        <w:t>-</w:t>
+      </w:r>
+      <w:r>
+        <w:t>51</w:t>
+      </w:r>
+      <w:r>
+        <w:t xml:space="preserve"> </w:t>
+      </w:r>
+      <w:r>
+        <w:t xml:space="preserve">looks at the combination of age and sex. Firstly, it </w:t>
+      </w:r>
+      <w:r>
+        <w:t xml:space="preserve">defines a name for a summarised dataset of the </w:t>
+      </w:r>
+      <w:proofErr w:type="spellStart"/>
+      <w:r>
+        <w:t>basefile</w:t>
+      </w:r>
+      <w:proofErr w:type="spellEnd"/>
+      <w:r>
+        <w:t xml:space="preserve"> by sex </w:t>
+      </w:r>
+      <w:proofErr w:type="gramStart"/>
+      <w:r>
+        <w:t>and also</w:t>
+      </w:r>
+      <w:proofErr w:type="gramEnd"/>
+      <w:r>
+        <w:t xml:space="preserve"> creating variables for the </w:t>
+      </w:r>
+      <w:r>
+        <w:t xml:space="preserve">youngest and oldest age groups where the variable ‘sex’ is missing from the summarised data source. Maximum and minimum variables are then created for each of the oldest and youngest age groups based on </w:t>
+      </w:r>
+      <w:proofErr w:type="spellStart"/>
+      <w:r>
+        <w:t>qom</w:t>
+      </w:r>
+      <w:proofErr w:type="spellEnd"/>
+      <w:r>
+        <w:t xml:space="preserve"> calculated in previous scripts.</w:t>
+      </w:r>
+    </w:p>
+    <w:p>
+      <w:pPr>
+        <w:pStyle w:val="ListParagraph"/>
+        <w:numPr>
+          <w:ilvl w:val="0"/>
+          <w:numId w:val="8"/>
+        </w:numPr>
+      </w:pPr>
+      <w:r>
+        <w:t>Lines 5</w:t>
+      </w:r>
+      <w:r>
+        <w:t>3</w:t>
+      </w:r>
+      <w:r>
+        <w:t>-5</w:t>
+      </w:r>
+      <w:r>
+        <w:t>6</w:t>
+      </w:r>
+      <w:r>
+        <w:t xml:space="preserve"> defines a name for a summarised dataset of the </w:t>
+      </w:r>
+      <w:proofErr w:type="spellStart"/>
+      <w:r>
+        <w:t>basefile</w:t>
+      </w:r>
+      <w:proofErr w:type="spellEnd"/>
+      <w:r>
+        <w:t xml:space="preserve"> by SIMD, as well as creating variables for the maximum and minimum </w:t>
+      </w:r>
+      <w:proofErr w:type="spellStart"/>
+      <w:r>
+        <w:t>simd</w:t>
+      </w:r>
+      <w:proofErr w:type="spellEnd"/>
+      <w:r>
+        <w:t xml:space="preserve"> based on </w:t>
+      </w:r>
+      <w:proofErr w:type="spellStart"/>
+      <w:r>
+        <w:t>qom</w:t>
+      </w:r>
+      <w:proofErr w:type="spellEnd"/>
+      <w:r>
+        <w:t xml:space="preserve"> calculated in previous scripts.</w:t>
+      </w:r>
+    </w:p>
+    <w:p>
+      <w:pPr>
+        <w:pStyle w:val="ListParagraph"/>
+        <w:numPr>
+          <w:ilvl w:val="0"/>
+          <w:numId w:val="8"/>
+        </w:numPr>
+      </w:pPr>
+      <w:r>
+        <w:t>Lines 5</w:t>
+      </w:r>
+      <w:r>
+        <w:t>8</w:t>
+      </w:r>
+      <w:r>
+        <w:t>-6</w:t>
+      </w:r>
+      <w:r>
+        <w:t>6</w:t>
+      </w:r>
+      <w:r>
+        <w:t xml:space="preserve"> defines a name for a summarised dataset of the </w:t>
+      </w:r>
+      <w:proofErr w:type="spellStart"/>
+      <w:r>
+        <w:t>basefile</w:t>
+      </w:r>
+      <w:proofErr w:type="spellEnd"/>
+      <w:r>
+        <w:t xml:space="preserve"> by urban/rural classification, as well as creating variables for the maximum and minimum urban/rural classification based on </w:t>
+      </w:r>
+      <w:proofErr w:type="spellStart"/>
+      <w:r>
+        <w:t>qom</w:t>
+      </w:r>
+      <w:proofErr w:type="spellEnd"/>
+      <w:r>
+        <w:t xml:space="preserve"> calculated in previous scripts.</w:t>
+      </w:r>
+    </w:p>
+    <w:p>
+      <w:pPr>
+        <w:pStyle w:val="ListParagraph"/>
+        <w:numPr>
+          <w:ilvl w:val="0"/>
+          <w:numId w:val="8"/>
+        </w:numPr>
+      </w:pPr>
+      <w:r>
+        <w:t>Lines 6</w:t>
+      </w:r>
+      <w:r>
+        <w:t>8</w:t>
+      </w:r>
+      <w:r>
+        <w:t>-7</w:t>
+      </w:r>
+      <w:r>
         <w:t>4</w:t>
       </w:r>
       <w:r>
-        <w:t>-3</w:t>
+        <w:t xml:space="preserve"> creates a provisional footnote for</w:t>
+      </w:r>
+      <w:r>
+        <w:t xml:space="preserve"> when this is required, inserting the latest financial year and future publication date where necessary.</w:t>
+      </w:r>
+    </w:p>
+    <w:p>
+      <w:pPr>
+        <w:pStyle w:val="ListParagraph"/>
+        <w:numPr>
+          <w:ilvl w:val="0"/>
+          <w:numId w:val="8"/>
+        </w:numPr>
+      </w:pPr>
+      <w:r>
+        <w:t>Lines 7</w:t>
       </w:r>
       <w:r>
         <w:t>6</w:t>
       </w:r>
       <w:r>
-        <w:t xml:space="preserve"> defines names for a summarised dataset of the </w:t>
+        <w:t>-9</w:t>
+      </w:r>
+      <w:r>
+        <w:t>4</w:t>
+      </w:r>
+      <w:r>
+        <w:t xml:space="preserve"> inserts the alt text for figure 1, including financial year values and trend information defined above and figures calculated in previous scripts.</w:t>
+      </w:r>
+    </w:p>
+    <w:p>
+      <w:pPr>
+        <w:pStyle w:val="ListParagraph"/>
+        <w:numPr>
+          <w:ilvl w:val="0"/>
+          <w:numId w:val="8"/>
+        </w:numPr>
+      </w:pPr>
+      <w:r>
+        <w:t>Lines 98-1</w:t>
+      </w:r>
+      <w:r>
+        <w:t>21</w:t>
+      </w:r>
+      <w:r>
+        <w:t xml:space="preserve"> creates the completeness ta</w:t>
+      </w:r>
+      <w:r>
+        <w:t xml:space="preserve">ble </w:t>
+      </w:r>
+      <w:r>
+        <w:t xml:space="preserve">for SMR01 </w:t>
+      </w:r>
+      <w:r>
+        <w:t xml:space="preserve">by reading in the </w:t>
       </w:r>
       <w:proofErr w:type="spellStart"/>
       <w:r>
-        <w:t>basefile</w:t>
+        <w:t>rds</w:t>
       </w:r>
       <w:proofErr w:type="spellEnd"/>
       <w:r>
-        <w:t xml:space="preserve"> by health board, as well as the creating variables for the maximum and minimum health board based on </w:t>
+        <w:t xml:space="preserve"> file saved in the extracts folder</w:t>
+      </w:r>
+      <w:r>
+        <w:t>,</w:t>
+      </w:r>
+      <w:r>
+        <w:t xml:space="preserve"> broken down</w:t>
+      </w:r>
+      <w:r>
+        <w:t xml:space="preserve"> by health board, including a Scotland total and flagging if any values have a low completeness percentage, in this case if the value is less than 80%.</w:t>
+      </w:r>
+    </w:p>
+    <w:p>
+      <w:pPr>
+        <w:pStyle w:val="ListParagraph"/>
+        <w:numPr>
+          <w:ilvl w:val="0"/>
+          <w:numId w:val="8"/>
+        </w:numPr>
+      </w:pPr>
+      <w:r>
+        <w:t>Lines 12</w:t>
+      </w:r>
+      <w:r>
+        <w:t>3</w:t>
+      </w:r>
+      <w:r>
+        <w:t>-14</w:t>
+      </w:r>
+      <w:r>
+        <w:t>8</w:t>
+      </w:r>
+      <w:r>
+        <w:t xml:space="preserve"> creates the text for the table to be used in the metadata as well as the table to be used in the appendix, using the numbers and financial year definitions calculated above, with some additional definitions if the low percentage equals 0.</w:t>
+      </w:r>
+    </w:p>
+    <w:p>
+      <w:pPr>
+        <w:pStyle w:val="ListParagraph"/>
+        <w:numPr>
+          <w:ilvl w:val="0"/>
+          <w:numId w:val="8"/>
+        </w:numPr>
+      </w:pPr>
+      <w:r>
+        <w:t xml:space="preserve">Lines 151-201 creates the completeness table for SMR01 GLS that will be introduced for next year annual publication (2023/24) by reading in the </w:t>
       </w:r>
       <w:proofErr w:type="spellStart"/>
       <w:r>
-        <w:t>qom</w:t>
+        <w:t>rds</w:t>
       </w:r>
       <w:proofErr w:type="spellEnd"/>
       <w:r>
-        <w:t xml:space="preserve"> calculated in previous scripts.</w:t>
+        <w:t xml:space="preserve"> file saved in the extracts folder, broken down by health board, including a Scotland total and flagging if any values have a low completeness percentage, in this case if the value is less than 80%.</w:t>
       </w:r>
     </w:p>
     <w:p>
@@ -3685,35 +4111,114 @@
         </w:numPr>
       </w:pPr>
       <w:r>
-        <w:t>Lines 3</w:t>
+        <w:t>Lines 185-198 creates the text for the table to be used in the metadata as well as the table to be used in the appendix, using the numbers and financial year definitions calculated above, with some additional definitions if the low percentage equals 0.</w:t>
+      </w:r>
+    </w:p>
+    <w:p>
+      <w:pPr>
+        <w:pStyle w:val="ListParagraph"/>
+        <w:numPr>
+          <w:ilvl w:val="0"/>
+          <w:numId w:val="8"/>
+        </w:numPr>
+      </w:pPr>
+      <w:r>
+        <w:t xml:space="preserve">Lines 204-236 creates the completeness table for SMR04 that will be introduced for next year annual publication (2023/24) by reading in the </w:t>
+      </w:r>
+      <w:proofErr w:type="spellStart"/>
+      <w:r>
+        <w:t>rds</w:t>
+      </w:r>
+      <w:proofErr w:type="spellEnd"/>
+      <w:r>
+        <w:t xml:space="preserve"> file saved in the extracts folder, broken down by health board, including a Scotland total and flagging if any values have a low completeness percentage, in this case if the value is less than 80%.</w:t>
+      </w:r>
+    </w:p>
+    <w:p>
+      <w:pPr>
+        <w:pStyle w:val="ListParagraph"/>
+        <w:numPr>
+          <w:ilvl w:val="0"/>
+          <w:numId w:val="8"/>
+        </w:numPr>
+      </w:pPr>
+      <w:r>
+        <w:t>Lines 238-254creates the text for the table to be used in the metadata as well as the table to be used in the appendix, using the numbers and financial year definitions calculated above, with some additional definitions if the low percentage equals 0.</w:t>
+      </w:r>
+    </w:p>
+    <w:p>
+      <w:pPr>
+        <w:pStyle w:val="ListParagraph"/>
+        <w:numPr>
+          <w:ilvl w:val="0"/>
+          <w:numId w:val="8"/>
+        </w:numPr>
+      </w:pPr>
+      <w:r>
+        <w:t xml:space="preserve">Lines </w:t>
+      </w:r>
+      <w:r>
+        <w:t>259</w:t>
+      </w:r>
+      <w:r>
+        <w:t>-</w:t>
+      </w:r>
+      <w:r>
+        <w:t>2</w:t>
+      </w:r>
+      <w:r>
+        <w:t>7</w:t>
+      </w:r>
+      <w:r>
+        <w:t>7</w:t>
+      </w:r>
+      <w:r>
+        <w:t xml:space="preserve"> inserts the </w:t>
+      </w:r>
+      <w:r>
+        <w:t>publication</w:t>
+      </w:r>
+      <w:r>
+        <w:t xml:space="preserve"> information</w:t>
+      </w:r>
+      <w:r>
+        <w:t>.</w:t>
+      </w:r>
+    </w:p>
+    <w:p>
+      <w:pPr>
+        <w:pStyle w:val="ListParagraph"/>
+        <w:numPr>
+          <w:ilvl w:val="0"/>
+          <w:numId w:val="8"/>
+        </w:numPr>
+      </w:pPr>
+      <w:r>
+        <w:t xml:space="preserve">Lines </w:t>
+      </w:r>
+      <w:r>
+        <w:t>2</w:t>
       </w:r>
       <w:r>
         <w:t>8</w:t>
       </w:r>
       <w:r>
+        <w:t>4</w:t>
+      </w:r>
+      <w:r>
         <w:t>-</w:t>
       </w:r>
       <w:r>
-        <w:t>41</w:t>
-      </w:r>
-      <w:r>
-        <w:t xml:space="preserve"> defines a name for a summarised dataset of the </w:t>
-      </w:r>
-      <w:proofErr w:type="spellStart"/>
-      <w:r>
-        <w:t>basefile</w:t>
-      </w:r>
-      <w:proofErr w:type="spellEnd"/>
-      <w:r>
-        <w:t xml:space="preserve"> by HSCP, as well as creating variables for the maximum and minimum HSCP based on </w:t>
-      </w:r>
-      <w:proofErr w:type="spellStart"/>
-      <w:r>
-        <w:t>qom</w:t>
-      </w:r>
-      <w:proofErr w:type="spellEnd"/>
-      <w:r>
-        <w:t xml:space="preserve"> calculated in previous scripts.</w:t>
+        <w:t>29</w:t>
+      </w:r>
+      <w:r>
+        <w:t>4</w:t>
+      </w:r>
+      <w:r>
+        <w:t xml:space="preserve"> inserts the information about Official Statistics publication</w:t>
+      </w:r>
+      <w:r>
+        <w:t>, including links where necessary.</w:t>
       </w:r>
     </w:p>
     <w:p>
@@ -3725,398 +4230,28 @@
         </w:numPr>
       </w:pPr>
       <w:r>
-        <w:t>Lines 4</w:t>
-      </w:r>
-      <w:r>
-        <w:t>3</w:t>
+        <w:t xml:space="preserve">Lines </w:t>
+      </w:r>
+      <w:r>
+        <w:t>324</w:t>
       </w:r>
       <w:r>
         <w:t>-</w:t>
       </w:r>
       <w:r>
-        <w:t>51</w:t>
-      </w:r>
-      <w:r>
-        <w:t xml:space="preserve"> </w:t>
-      </w:r>
-      <w:r>
-        <w:t xml:space="preserve">looks at the combination of age and sex. Firstly, it </w:t>
-      </w:r>
-      <w:r>
-        <w:t xml:space="preserve">defines a name for a summarised dataset of the </w:t>
-      </w:r>
-      <w:proofErr w:type="spellStart"/>
-      <w:r>
-        <w:t>basefile</w:t>
-      </w:r>
-      <w:proofErr w:type="spellEnd"/>
-      <w:r>
-        <w:t xml:space="preserve"> by sex </w:t>
-      </w:r>
-      <w:proofErr w:type="gramStart"/>
-      <w:r>
-        <w:t>and also</w:t>
-      </w:r>
-      <w:proofErr w:type="gramEnd"/>
-      <w:r>
-        <w:t xml:space="preserve"> creating variables for the </w:t>
-      </w:r>
-      <w:r>
-        <w:t xml:space="preserve">youngest and oldest age groups where the variable ‘sex’ is missing from the summarised data source. Maximum and minimum variables are then created for each of the oldest and youngest age groups based on </w:t>
-      </w:r>
-      <w:proofErr w:type="spellStart"/>
-      <w:r>
-        <w:t>qom</w:t>
-      </w:r>
-      <w:proofErr w:type="spellEnd"/>
-      <w:r>
-        <w:t xml:space="preserve"> calculated in previous scripts.</w:t>
-      </w:r>
-    </w:p>
-    <w:p>
-      <w:pPr>
-        <w:pStyle w:val="ListParagraph"/>
-        <w:numPr>
-          <w:ilvl w:val="0"/>
-          <w:numId w:val="8"/>
-        </w:numPr>
-      </w:pPr>
-      <w:r>
-        <w:t>Lines 5</w:t>
-      </w:r>
-      <w:r>
-        <w:t>3</w:t>
-      </w:r>
-      <w:r>
-        <w:t>-5</w:t>
-      </w:r>
-      <w:r>
-        <w:t>6</w:t>
-      </w:r>
-      <w:r>
-        <w:t xml:space="preserve"> defines a name for a summarised dataset of the </w:t>
-      </w:r>
-      <w:proofErr w:type="spellStart"/>
-      <w:r>
-        <w:t>basefile</w:t>
-      </w:r>
-      <w:proofErr w:type="spellEnd"/>
-      <w:r>
-        <w:t xml:space="preserve"> by SIMD, as well as creating variables for the maximum and minimum </w:t>
-      </w:r>
-      <w:proofErr w:type="spellStart"/>
-      <w:r>
-        <w:t>simd</w:t>
-      </w:r>
-      <w:proofErr w:type="spellEnd"/>
-      <w:r>
-        <w:t xml:space="preserve"> based on </w:t>
-      </w:r>
-      <w:proofErr w:type="spellStart"/>
-      <w:r>
-        <w:t>qom</w:t>
-      </w:r>
-      <w:proofErr w:type="spellEnd"/>
-      <w:r>
-        <w:t xml:space="preserve"> calculated in previous scripts.</w:t>
-      </w:r>
-    </w:p>
-    <w:p>
-      <w:pPr>
-        <w:pStyle w:val="ListParagraph"/>
-        <w:numPr>
-          <w:ilvl w:val="0"/>
-          <w:numId w:val="8"/>
-        </w:numPr>
-      </w:pPr>
-      <w:r>
-        <w:t>Lines 5</w:t>
-      </w:r>
-      <w:r>
-        <w:t>8</w:t>
-      </w:r>
-      <w:r>
-        <w:t>-6</w:t>
-      </w:r>
-      <w:r>
-        <w:t>6</w:t>
-      </w:r>
-      <w:r>
-        <w:t xml:space="preserve"> defines a name for a summarised dataset of the </w:t>
-      </w:r>
-      <w:proofErr w:type="spellStart"/>
-      <w:r>
-        <w:t>basefile</w:t>
-      </w:r>
-      <w:proofErr w:type="spellEnd"/>
-      <w:r>
-        <w:t xml:space="preserve"> by urban/rural classification, as well as creating variables for the maximum and minimum urban/rural classification based on </w:t>
-      </w:r>
-      <w:proofErr w:type="spellStart"/>
-      <w:r>
-        <w:t>qom</w:t>
-      </w:r>
-      <w:proofErr w:type="spellEnd"/>
-      <w:r>
-        <w:t xml:space="preserve"> calculated in previous scripts.</w:t>
-      </w:r>
-    </w:p>
-    <w:p>
-      <w:pPr>
-        <w:pStyle w:val="ListParagraph"/>
-        <w:numPr>
-          <w:ilvl w:val="0"/>
-          <w:numId w:val="8"/>
-        </w:numPr>
-      </w:pPr>
-      <w:r>
-        <w:t>Lines 6</w:t>
-      </w:r>
-      <w:r>
-        <w:t>8</w:t>
-      </w:r>
-      <w:r>
-        <w:t>-7</w:t>
-      </w:r>
-      <w:r>
-        <w:t>4</w:t>
-      </w:r>
-      <w:r>
-        <w:t xml:space="preserve"> creates a provisional footnote for</w:t>
-      </w:r>
-      <w:r>
-        <w:t xml:space="preserve"> when this is required, inserting the latest financial year and future publication date where necessary.</w:t>
-      </w:r>
-    </w:p>
-    <w:p>
-      <w:pPr>
-        <w:pStyle w:val="ListParagraph"/>
-        <w:numPr>
-          <w:ilvl w:val="0"/>
-          <w:numId w:val="8"/>
-        </w:numPr>
-      </w:pPr>
-      <w:r>
-        <w:t>Lines 7</w:t>
-      </w:r>
-      <w:r>
-        <w:t>6</w:t>
-      </w:r>
-      <w:r>
-        <w:t>-9</w:t>
-      </w:r>
-      <w:r>
-        <w:t>4</w:t>
-      </w:r>
-      <w:r>
-        <w:t xml:space="preserve"> inserts the alt text for figure 1, including financial year values and trend information defined above and figures calculated in previous scripts.</w:t>
-      </w:r>
-    </w:p>
-    <w:p>
-      <w:pPr>
-        <w:pStyle w:val="ListParagraph"/>
-        <w:numPr>
-          <w:ilvl w:val="0"/>
-          <w:numId w:val="8"/>
-        </w:numPr>
-      </w:pPr>
-      <w:r>
-        <w:t>Lines 98-1</w:t>
-      </w:r>
-      <w:r>
-        <w:t>21</w:t>
-      </w:r>
-      <w:r>
-        <w:t xml:space="preserve"> creates the completeness ta</w:t>
-      </w:r>
-      <w:r>
-        <w:t xml:space="preserve">ble </w:t>
-      </w:r>
-      <w:r>
-        <w:t xml:space="preserve">for SMR01 </w:t>
-      </w:r>
-      <w:r>
-        <w:t xml:space="preserve">by reading in the </w:t>
-      </w:r>
-      <w:proofErr w:type="spellStart"/>
-      <w:r>
-        <w:t>rds</w:t>
-      </w:r>
-      <w:proofErr w:type="spellEnd"/>
-      <w:r>
-        <w:t xml:space="preserve"> file saved in the extracts folder</w:t>
-      </w:r>
-      <w:r>
-        <w:t>,</w:t>
-      </w:r>
-      <w:r>
-        <w:t xml:space="preserve"> broken down</w:t>
-      </w:r>
-      <w:r>
-        <w:t xml:space="preserve"> by health board, including a Scotland total and flagging if any values have a low completeness percentage, in this case if the value is less than 80%.</w:t>
-      </w:r>
-    </w:p>
-    <w:p>
-      <w:pPr>
-        <w:pStyle w:val="ListParagraph"/>
-        <w:numPr>
-          <w:ilvl w:val="0"/>
-          <w:numId w:val="8"/>
-        </w:numPr>
-      </w:pPr>
-      <w:r>
-        <w:t>Lines 12</w:t>
-      </w:r>
-      <w:r>
-        <w:t>3</w:t>
-      </w:r>
-      <w:r>
-        <w:t>-14</w:t>
-      </w:r>
-      <w:r>
-        <w:t>8</w:t>
-      </w:r>
-      <w:r>
-        <w:t xml:space="preserve"> creates the text for the table to be used in the metadata as well as the table to be used in the appendix, using the numbers and financial year definitions calculated above, with some additional definitions if the low percentage equals 0.</w:t>
-      </w:r>
-    </w:p>
-    <w:p>
-      <w:pPr>
-        <w:pStyle w:val="ListParagraph"/>
-        <w:numPr>
-          <w:ilvl w:val="0"/>
-          <w:numId w:val="8"/>
-        </w:numPr>
-      </w:pPr>
-      <w:r>
-        <w:t xml:space="preserve">Lines 151-201 creates the completeness table for SMR01 GLS that will be introduced for next year annual publication (2023/24) by reading in the </w:t>
-      </w:r>
-      <w:proofErr w:type="spellStart"/>
-      <w:r>
-        <w:t>rds</w:t>
-      </w:r>
-      <w:proofErr w:type="spellEnd"/>
-      <w:r>
-        <w:t xml:space="preserve"> file saved in the extracts folder, broken down by health board, including a Scotland total and flagging if any values have a low completeness percentage, in this case if the value is less than 80%.</w:t>
-      </w:r>
-    </w:p>
-    <w:p>
-      <w:pPr>
-        <w:pStyle w:val="ListParagraph"/>
-        <w:numPr>
-          <w:ilvl w:val="0"/>
-          <w:numId w:val="8"/>
-        </w:numPr>
-      </w:pPr>
-      <w:r>
-        <w:t>Lines 185-198 creates the text for the table to be used in the metadata as well as the table to be used in the appendix, using the numbers and financial year definitions calculated above, with some additional definitions if the low percentage equals 0.</w:t>
-      </w:r>
-    </w:p>
-    <w:p>
-      <w:pPr>
-        <w:pStyle w:val="ListParagraph"/>
-        <w:numPr>
-          <w:ilvl w:val="0"/>
-          <w:numId w:val="8"/>
-        </w:numPr>
-      </w:pPr>
-      <w:r>
-        <w:t xml:space="preserve">Lines 204-236 creates the completeness table for SMR04 that will be introduced for next year annual publication (2023/24) by reading in the </w:t>
-      </w:r>
-      <w:proofErr w:type="spellStart"/>
-      <w:r>
-        <w:t>rds</w:t>
-      </w:r>
-      <w:proofErr w:type="spellEnd"/>
-      <w:r>
-        <w:t xml:space="preserve"> file saved in the extracts folder, broken down by health board, including a Scotland total and flagging if any values have a low completeness percentage, in this case if the value is less than 80%.</w:t>
-      </w:r>
-    </w:p>
-    <w:p>
-      <w:pPr>
-        <w:pStyle w:val="ListParagraph"/>
-        <w:numPr>
-          <w:ilvl w:val="0"/>
-          <w:numId w:val="8"/>
-        </w:numPr>
-      </w:pPr>
-      <w:r>
-        <w:t>Lines 238-254creates the text for the table to be used in the metadata as well as the table to be used in the appendix, using the numbers and financial year definitions calculated above, with some additional definitions if the low percentage equals 0.</w:t>
-      </w:r>
-    </w:p>
-    <w:p>
-      <w:pPr>
-        <w:pStyle w:val="ListParagraph"/>
-        <w:numPr>
-          <w:ilvl w:val="0"/>
-          <w:numId w:val="8"/>
-        </w:numPr>
-      </w:pPr>
-      <w:r>
-        <w:t xml:space="preserve">Lines </w:t>
-      </w:r>
-      <w:r>
-        <w:t>259</w:t>
-      </w:r>
-      <w:r>
-        <w:t>-</w:t>
-      </w:r>
-      <w:r>
-        <w:t>2</w:t>
-      </w:r>
-      <w:r>
-        <w:t>7</w:t>
-      </w:r>
-      <w:r>
-        <w:t>7</w:t>
-      </w:r>
-      <w:r>
-        <w:t xml:space="preserve"> inserts the </w:t>
-      </w:r>
-      <w:r>
-        <w:t>publication</w:t>
-      </w:r>
-      <w:r>
-        <w:t xml:space="preserve"> information</w:t>
-      </w:r>
-      <w:r>
-        <w:t>.</w:t>
-      </w:r>
-    </w:p>
-    <w:p>
-      <w:pPr>
-        <w:pStyle w:val="ListParagraph"/>
-        <w:numPr>
-          <w:ilvl w:val="0"/>
-          <w:numId w:val="8"/>
-        </w:numPr>
-      </w:pPr>
-      <w:r>
-        <w:t xml:space="preserve">Lines </w:t>
-      </w:r>
-      <w:r>
-        <w:t>2</w:t>
-      </w:r>
-      <w:r>
-        <w:t>8</w:t>
-      </w:r>
-      <w:r>
-        <w:t>4</w:t>
-      </w:r>
-      <w:r>
-        <w:t>-</w:t>
-      </w:r>
-      <w:r>
-        <w:t>29</w:t>
-      </w:r>
-      <w:r>
-        <w:t>4</w:t>
-      </w:r>
-      <w:r>
-        <w:t xml:space="preserve"> inserts the information about Official Statistics publication</w:t>
-      </w:r>
-      <w:r>
-        <w:t>, including links where necessary.</w:t>
+        <w:t>326</w:t>
+      </w:r>
+      <w:r>
+        <w:t xml:space="preserve"> inserts</w:t>
+      </w:r>
+      <w:r>
+        <w:t xml:space="preserve"> the text to be included on page </w:t>
+      </w:r>
+      <w:r>
+        <w:t>5</w:t>
+      </w:r>
+      <w:r>
+        <w:t xml:space="preserve"> of the publication, including some script that defines the correct text to be included if it is a provisional release or a revised release.</w:t>
       </w:r>
     </w:p>
     <w:p>
@@ -4132,25 +4267,28 @@
         <w:t xml:space="preserve">Lines </w:t>
       </w:r>
       <w:r>
-        <w:t>324</w:t>
+        <w:t>3</w:t>
+      </w:r>
+      <w:r>
+        <w:t>2</w:t>
+      </w:r>
+      <w:r>
+        <w:t>9</w:t>
       </w:r>
       <w:r>
         <w:t>-</w:t>
       </w:r>
       <w:r>
-        <w:t>326</w:t>
-      </w:r>
-      <w:r>
-        <w:t xml:space="preserve"> inserts</w:t>
-      </w:r>
-      <w:r>
-        <w:t xml:space="preserve"> the text to be included on page </w:t>
-      </w:r>
-      <w:r>
-        <w:t>5</w:t>
-      </w:r>
-      <w:r>
-        <w:t xml:space="preserve"> of the publication, including some script that defines the correct text to be included if it is a provisional release or a revised release.</w:t>
+        <w:t>34</w:t>
+      </w:r>
+      <w:r>
+        <w:t>4</w:t>
+      </w:r>
+      <w:r>
+        <w:t xml:space="preserve"> inserts the main points using the financial </w:t>
+      </w:r>
+      <w:r>
+        <w:t>year, numbers and percentages that have been defined above.</w:t>
       </w:r>
     </w:p>
     <w:p>
@@ -4165,28 +4303,219 @@
         <w:t xml:space="preserve">Lines </w:t>
       </w:r>
       <w:r>
-        <w:t>3</w:t>
-      </w:r>
-      <w:r>
-        <w:t>2</w:t>
-      </w:r>
-      <w:r>
-        <w:t>9</w:t>
+        <w:t>346</w:t>
       </w:r>
       <w:r>
         <w:t>-</w:t>
       </w:r>
       <w:r>
-        <w:t>34</w:t>
+        <w:t xml:space="preserve">349 </w:t>
+      </w:r>
+      <w:r>
+        <w:t>includes the beginning of the results and commentary section, inserting the first two paragraphs using financial years, numbers and percentages defined above within the text.</w:t>
+      </w:r>
+    </w:p>
+    <w:p>
+      <w:pPr>
+        <w:pStyle w:val="ListParagraph"/>
+        <w:numPr>
+          <w:ilvl w:val="0"/>
+          <w:numId w:val="8"/>
+        </w:numPr>
+      </w:pPr>
+      <w:r>
+        <w:t xml:space="preserve">Lines </w:t>
+      </w:r>
+      <w:r>
+        <w:t>350</w:t>
+      </w:r>
+      <w:r>
+        <w:t>-</w:t>
+      </w:r>
+      <w:r>
+        <w:t>364</w:t>
+      </w:r>
+      <w:r>
+        <w:t xml:space="preserve"> inserts figure 1 as well as the title, including alt text </w:t>
+      </w:r>
+      <w:proofErr w:type="gramStart"/>
+      <w:r>
+        <w:t>and also</w:t>
+      </w:r>
+      <w:proofErr w:type="gramEnd"/>
+      <w:r>
+        <w:t xml:space="preserve"> a provisional footnote if required.</w:t>
+      </w:r>
+    </w:p>
+    <w:p>
+      <w:pPr>
+        <w:pStyle w:val="ListParagraph"/>
+        <w:numPr>
+          <w:ilvl w:val="0"/>
+          <w:numId w:val="8"/>
+        </w:numPr>
+      </w:pPr>
+      <w:r>
+        <w:t xml:space="preserve">Lines </w:t>
+      </w:r>
+      <w:r>
+        <w:t>39</w:t>
+      </w:r>
+      <w:r>
+        <w:t>9-</w:t>
+      </w:r>
+      <w:r>
+        <w:t>375</w:t>
+      </w:r>
+      <w:r>
+        <w:t xml:space="preserve"> inserts the text to introduce figure 2, using percentage figures and health board information defined in previous script where necessary.</w:t>
+      </w:r>
+    </w:p>
+    <w:p>
+      <w:pPr>
+        <w:pStyle w:val="ListParagraph"/>
+        <w:numPr>
+          <w:ilvl w:val="0"/>
+          <w:numId w:val="8"/>
+        </w:numPr>
+      </w:pPr>
+      <w:r>
+        <w:t xml:space="preserve">Lines </w:t>
+      </w:r>
+      <w:r>
+        <w:t>376</w:t>
+      </w:r>
+      <w:r>
+        <w:t>-</w:t>
+      </w:r>
+      <w:r>
+        <w:t>393</w:t>
+      </w:r>
+      <w:r>
+        <w:t xml:space="preserve"> inserts figure 2 which is the map of Scotland split by NHS board of residence, with the necessary title as well as notes.</w:t>
+      </w:r>
+    </w:p>
+    <w:p>
+      <w:pPr>
+        <w:pStyle w:val="ListParagraph"/>
+        <w:numPr>
+          <w:ilvl w:val="0"/>
+          <w:numId w:val="8"/>
+        </w:numPr>
+      </w:pPr>
+      <w:r>
+        <w:t xml:space="preserve">Lines </w:t>
+      </w:r>
+      <w:r>
+        <w:t>395</w:t>
+      </w:r>
+      <w:r>
+        <w:t>-</w:t>
+      </w:r>
+      <w:r>
+        <w:t>397</w:t>
+      </w:r>
+      <w:r>
+        <w:t xml:space="preserve"> introduces table 1 and inserts the title.</w:t>
+      </w:r>
+    </w:p>
+    <w:p>
+      <w:pPr>
+        <w:pStyle w:val="ListParagraph"/>
+        <w:numPr>
+          <w:ilvl w:val="0"/>
+          <w:numId w:val="8"/>
+        </w:numPr>
+      </w:pPr>
+      <w:r>
+        <w:t xml:space="preserve">Lines </w:t>
+      </w:r>
+      <w:r>
+        <w:t>397</w:t>
+      </w:r>
+      <w:r>
+        <w:t>-</w:t>
+      </w:r>
+      <w:r>
+        <w:t>417</w:t>
+      </w:r>
+      <w:r>
+        <w:t xml:space="preserve"> creates table 1, summarising data from the </w:t>
+      </w:r>
+      <w:proofErr w:type="spellStart"/>
+      <w:r>
+        <w:t>basefile</w:t>
+      </w:r>
+      <w:proofErr w:type="spellEnd"/>
+      <w:r>
+        <w:t xml:space="preserve"> by health board, adding on a row for Scotland and selecting the measures to be displayed, which in this case are health board, number of deaths, </w:t>
+      </w:r>
+      <w:proofErr w:type="spellStart"/>
+      <w:r>
+        <w:t>qom</w:t>
+      </w:r>
+      <w:proofErr w:type="spellEnd"/>
+      <w:r>
+        <w:t xml:space="preserve"> (</w:t>
+      </w:r>
+      <w:r>
+        <w:t>% time spent at home/in the community</w:t>
+      </w:r>
+      <w:proofErr w:type="gramStart"/>
+      <w:r>
+        <w:t>)</w:t>
+      </w:r>
+      <w:proofErr w:type="gramEnd"/>
+      <w:r>
+        <w:t xml:space="preserve"> and average number of days spent at home/in the community.</w:t>
+      </w:r>
+      <w:r>
+        <w:t xml:space="preserve"> Header labels are also created.</w:t>
+      </w:r>
+    </w:p>
+    <w:p>
+      <w:pPr>
+        <w:pStyle w:val="ListParagraph"/>
+        <w:numPr>
+          <w:ilvl w:val="0"/>
+          <w:numId w:val="8"/>
+        </w:numPr>
+      </w:pPr>
+      <w:r>
+        <w:t xml:space="preserve">Lines </w:t>
+      </w:r>
+      <w:r>
+        <w:t>421 -426</w:t>
+      </w:r>
+      <w:r>
+        <w:t xml:space="preserve"> inserts the notes to summarise table 1.</w:t>
+      </w:r>
+    </w:p>
+    <w:p>
+      <w:pPr>
+        <w:pStyle w:val="ListParagraph"/>
+        <w:numPr>
+          <w:ilvl w:val="0"/>
+          <w:numId w:val="8"/>
+        </w:numPr>
+      </w:pPr>
+      <w:r>
+        <w:t xml:space="preserve">Lines </w:t>
+      </w:r>
+      <w:r>
+        <w:t>430</w:t>
+      </w:r>
+      <w:r>
+        <w:t>-</w:t>
       </w:r>
       <w:r>
         <w:t>4</w:t>
       </w:r>
       <w:r>
-        <w:t xml:space="preserve"> inserts the main points using the financial </w:t>
-      </w:r>
-      <w:r>
-        <w:t>year, numbers and percentages that have been defined above.</w:t>
+        <w:t>31</w:t>
+      </w:r>
+      <w:r>
+        <w:t xml:space="preserve"> inserts the text which introduces table 2 and the title for the table.</w:t>
       </w:r>
     </w:p>
     <w:p>
@@ -4201,16 +4530,67 @@
         <w:t xml:space="preserve">Lines </w:t>
       </w:r>
       <w:r>
-        <w:t>346</w:t>
+        <w:t>4</w:t>
+      </w:r>
+      <w:r>
+        <w:t>33-</w:t>
+      </w:r>
+      <w:r>
+        <w:t>457</w:t>
+      </w:r>
+      <w:r>
+        <w:t xml:space="preserve"> creates table 2, which summarises data from the </w:t>
+      </w:r>
+      <w:proofErr w:type="spellStart"/>
+      <w:r>
+        <w:t>basefile</w:t>
+      </w:r>
+      <w:proofErr w:type="spellEnd"/>
+      <w:r>
+        <w:t xml:space="preserve"> by HSCP, adding an additional row</w:t>
+      </w:r>
+      <w:r>
+        <w:t xml:space="preserve"> for Scotland and selecting the measures to be displayed, which are HSCP, number of deaths, </w:t>
+      </w:r>
+      <w:proofErr w:type="spellStart"/>
+      <w:r>
+        <w:t>qom</w:t>
+      </w:r>
+      <w:proofErr w:type="spellEnd"/>
+      <w:r>
+        <w:t xml:space="preserve"> (% time spent at home/in the community</w:t>
+      </w:r>
+      <w:proofErr w:type="gramStart"/>
+      <w:r>
+        <w:t>)</w:t>
+      </w:r>
+      <w:proofErr w:type="gramEnd"/>
+      <w:r>
+        <w:t xml:space="preserve"> and average number of days spent at home/in the community. Header labels are also created.</w:t>
+      </w:r>
+    </w:p>
+    <w:p>
+      <w:pPr>
+        <w:pStyle w:val="ListParagraph"/>
+        <w:numPr>
+          <w:ilvl w:val="0"/>
+          <w:numId w:val="8"/>
+        </w:numPr>
+      </w:pPr>
+      <w:r>
+        <w:t xml:space="preserve">Lines </w:t>
+      </w:r>
+      <w:r>
+        <w:t>461</w:t>
       </w:r>
       <w:r>
         <w:t>-</w:t>
       </w:r>
       <w:r>
-        <w:t xml:space="preserve">349 </w:t>
-      </w:r>
-      <w:r>
-        <w:t>includes the beginning of the results and commentary section, inserting the first two paragraphs using financial years, numbers and percentages defined above within the text.</w:t>
+        <w:t>470</w:t>
+      </w:r>
+      <w:r>
+        <w:t xml:space="preserve"> are the notes which summarise table 2.</w:t>
       </w:r>
     </w:p>
     <w:p>
@@ -4222,27 +4602,37 @@
         </w:numPr>
       </w:pPr>
       <w:r>
+        <w:t xml:space="preserve">Line </w:t>
+      </w:r>
+      <w:r>
+        <w:t>473</w:t>
+      </w:r>
+      <w:r>
+        <w:t xml:space="preserve"> is a small piece of text linking to figure A1.2 from the appendix which is another relevant figure in addition to the tables above.</w:t>
+      </w:r>
+    </w:p>
+    <w:p>
+      <w:pPr>
+        <w:pStyle w:val="ListParagraph"/>
+        <w:numPr>
+          <w:ilvl w:val="0"/>
+          <w:numId w:val="8"/>
+        </w:numPr>
+      </w:pPr>
+      <w:r>
         <w:t xml:space="preserve">Lines </w:t>
       </w:r>
       <w:r>
-        <w:t>350</w:t>
+        <w:t>477</w:t>
       </w:r>
       <w:r>
         <w:t>-</w:t>
       </w:r>
       <w:r>
-        <w:t>364</w:t>
-      </w:r>
-      <w:r>
-        <w:t xml:space="preserve"> inserts figure 1 as well as the title, including alt text </w:t>
-      </w:r>
-      <w:proofErr w:type="gramStart"/>
-      <w:r>
-        <w:t>and also</w:t>
-      </w:r>
-      <w:proofErr w:type="gramEnd"/>
-      <w:r>
-        <w:t xml:space="preserve"> a provisional footnote if required.</w:t>
+        <w:t>490</w:t>
+      </w:r>
+      <w:r>
+        <w:t xml:space="preserve"> inserts the text which introduces figure 3, the heading for the figure and then the bar chart itself, with any necessary notes below if a provisional publication.</w:t>
       </w:r>
     </w:p>
     <w:p>
@@ -4257,16 +4647,10 @@
         <w:t xml:space="preserve">Lines </w:t>
       </w:r>
       <w:r>
-        <w:t>39</w:t>
-      </w:r>
-      <w:r>
-        <w:t>9-</w:t>
-      </w:r>
-      <w:r>
-        <w:t>375</w:t>
-      </w:r>
-      <w:r>
-        <w:t xml:space="preserve"> inserts the text to introduce figure 2, using percentage figures and health board information defined in previous script where necessary.</w:t>
+        <w:t>492-510</w:t>
+      </w:r>
+      <w:r>
+        <w:t xml:space="preserve"> introduces figure 4 with some text, inserts the heading and the bar chart, as well as any notes below the chart. Finally, there is some additional text to summarise the chart.</w:t>
       </w:r>
     </w:p>
     <w:p>
@@ -4281,16 +4665,16 @@
         <w:t xml:space="preserve">Lines </w:t>
       </w:r>
       <w:r>
-        <w:t>376</w:t>
+        <w:t>512</w:t>
       </w:r>
       <w:r>
         <w:t>-</w:t>
       </w:r>
       <w:r>
-        <w:t>393</w:t>
-      </w:r>
-      <w:r>
-        <w:t xml:space="preserve"> inserts figure 2 which is the map of Scotland split by NHS board of residence, with the necessary title as well as notes.</w:t>
+        <w:t>530</w:t>
+      </w:r>
+      <w:r>
+        <w:t xml:space="preserve"> introduces figure 5 with some text, the header and the bar chart and any necessary notes below the chart. There is then some text below which summarises the chart.</w:t>
       </w:r>
     </w:p>
     <w:p>
@@ -4305,16 +4689,40 @@
         <w:t xml:space="preserve">Lines </w:t>
       </w:r>
       <w:r>
-        <w:t>395</w:t>
+        <w:t>533</w:t>
+      </w:r>
+      <w:r>
+        <w:t>-56</w:t>
+      </w:r>
+      <w:r>
+        <w:t>1</w:t>
+      </w:r>
+      <w:r>
+        <w:t xml:space="preserve"> inserts the glossary.</w:t>
+      </w:r>
+    </w:p>
+    <w:p>
+      <w:pPr>
+        <w:pStyle w:val="ListParagraph"/>
+        <w:numPr>
+          <w:ilvl w:val="0"/>
+          <w:numId w:val="8"/>
+        </w:numPr>
+      </w:pPr>
+      <w:r>
+        <w:t xml:space="preserve">Lines </w:t>
+      </w:r>
+      <w:r>
+        <w:t>564</w:t>
       </w:r>
       <w:r>
         <w:t>-</w:t>
       </w:r>
       <w:r>
-        <w:t>397</w:t>
-      </w:r>
-      <w:r>
-        <w:t xml:space="preserve"> introduces table 1 and inserts the title.</w:t>
+        <w:t>580</w:t>
+      </w:r>
+      <w:r>
+        <w:t xml:space="preserve"> inserts the contact information for the analysts in the end of life team.</w:t>
       </w:r>
     </w:p>
     <w:p>
@@ -4329,387 +4737,105 @@
         <w:t xml:space="preserve">Lines </w:t>
       </w:r>
       <w:r>
-        <w:t>397</w:t>
+        <w:t>582</w:t>
       </w:r>
       <w:r>
         <w:t>-</w:t>
       </w:r>
       <w:r>
-        <w:t>417</w:t>
-      </w:r>
-      <w:r>
-        <w:t xml:space="preserve"> creates table 1, summarising data from the </w:t>
+        <w:t>602</w:t>
+      </w:r>
+      <w:r>
+        <w:t xml:space="preserve"> inserts the ‘Further Information’ and ‘Rate this publication’ sections below the contact information.</w:t>
+      </w:r>
+    </w:p>
+    <w:p>
+      <w:pPr>
+        <w:pStyle w:val="ListParagraph"/>
+        <w:numPr>
+          <w:ilvl w:val="0"/>
+          <w:numId w:val="8"/>
+        </w:numPr>
+      </w:pPr>
+      <w:r>
+        <w:t xml:space="preserve">Lines </w:t>
+      </w:r>
+      <w:r>
+        <w:t>6</w:t>
+      </w:r>
+      <w:r>
+        <w:t>04-</w:t>
+      </w:r>
+      <w:r>
+        <w:t>618</w:t>
+      </w:r>
+      <w:r>
+        <w:t xml:space="preserve"> creates the heading for figure A1.1 and inserts the series of line charts for each health board and Scotland, as well as any relevant notes.</w:t>
+      </w:r>
+    </w:p>
+    <w:p>
+      <w:pPr>
+        <w:pStyle w:val="ListParagraph"/>
+        <w:numPr>
+          <w:ilvl w:val="0"/>
+          <w:numId w:val="8"/>
+        </w:numPr>
+      </w:pPr>
+      <w:r>
+        <w:t xml:space="preserve">Lines </w:t>
+      </w:r>
+      <w:r>
+        <w:t>620</w:t>
+      </w:r>
+      <w:r>
+        <w:t>-</w:t>
+      </w:r>
+      <w:r>
+        <w:t>630</w:t>
+      </w:r>
+      <w:r>
+        <w:t xml:space="preserve"> goes through the same pr</w:t>
+      </w:r>
+      <w:r>
+        <w:t>ocess for figure A1.2, which produces</w:t>
+      </w:r>
+      <w:r>
+        <w:t xml:space="preserve"> a line chart for each HSCP</w:t>
+      </w:r>
+      <w:r>
+        <w:t xml:space="preserve"> and additional notes.</w:t>
+      </w:r>
+    </w:p>
+    <w:p>
+      <w:pPr>
+        <w:pStyle w:val="ListParagraph"/>
+        <w:numPr>
+          <w:ilvl w:val="0"/>
+          <w:numId w:val="8"/>
+        </w:numPr>
+      </w:pPr>
+      <w:r>
+        <w:t xml:space="preserve">Lines </w:t>
+      </w:r>
+      <w:r>
+        <w:t>632</w:t>
+      </w:r>
+      <w:r>
+        <w:t>-</w:t>
+      </w:r>
+      <w:r>
+        <w:t>643</w:t>
+      </w:r>
+      <w:r>
+        <w:t xml:space="preserve"> completes the same process again for figure A1.3, which produces a line chart for each </w:t>
       </w:r>
       <w:proofErr w:type="spellStart"/>
       <w:r>
-        <w:t>basefile</w:t>
+        <w:t>simd</w:t>
       </w:r>
       <w:proofErr w:type="spellEnd"/>
       <w:r>
-        <w:t xml:space="preserve"> by health board, adding on a row for Scotland and selecting the measures to be displayed, which in this case are health board, number of deaths, </w:t>
-      </w:r>
-      <w:proofErr w:type="spellStart"/>
-      <w:r>
-        <w:t>qom</w:t>
-      </w:r>
-      <w:proofErr w:type="spellEnd"/>
-      <w:r>
-        <w:t xml:space="preserve"> (</w:t>
-      </w:r>
-      <w:r>
-        <w:t>% time spent at home/in the community</w:t>
-      </w:r>
-      <w:proofErr w:type="gramStart"/>
-      <w:r>
-        <w:t>)</w:t>
-      </w:r>
-      <w:proofErr w:type="gramEnd"/>
-      <w:r>
-        <w:t xml:space="preserve"> and average number of days spent at home/in the community.</w:t>
-      </w:r>
-      <w:r>
-        <w:t xml:space="preserve"> Header labels are also created.</w:t>
-      </w:r>
-    </w:p>
-    <w:p>
-      <w:pPr>
-        <w:pStyle w:val="ListParagraph"/>
-        <w:numPr>
-          <w:ilvl w:val="0"/>
-          <w:numId w:val="8"/>
-        </w:numPr>
-      </w:pPr>
-      <w:r>
-        <w:t xml:space="preserve">Lines </w:t>
-      </w:r>
-      <w:r>
-        <w:t>421 -426</w:t>
-      </w:r>
-      <w:r>
-        <w:t xml:space="preserve"> inserts the notes to summarise table 1.</w:t>
-      </w:r>
-    </w:p>
-    <w:p>
-      <w:pPr>
-        <w:pStyle w:val="ListParagraph"/>
-        <w:numPr>
-          <w:ilvl w:val="0"/>
-          <w:numId w:val="8"/>
-        </w:numPr>
-      </w:pPr>
-      <w:r>
-        <w:t xml:space="preserve">Lines </w:t>
-      </w:r>
-      <w:r>
-        <w:t>430</w:t>
-      </w:r>
-      <w:r>
-        <w:t>-</w:t>
-      </w:r>
-      <w:r>
-        <w:t>4</w:t>
-      </w:r>
-      <w:r>
-        <w:t>31</w:t>
-      </w:r>
-      <w:r>
-        <w:t xml:space="preserve"> inserts the text which introduces table 2 and the title for the table.</w:t>
-      </w:r>
-    </w:p>
-    <w:p>
-      <w:pPr>
-        <w:pStyle w:val="ListParagraph"/>
-        <w:numPr>
-          <w:ilvl w:val="0"/>
-          <w:numId w:val="8"/>
-        </w:numPr>
-      </w:pPr>
-      <w:r>
-        <w:t xml:space="preserve">Lines </w:t>
-      </w:r>
-      <w:r>
-        <w:t>4</w:t>
-      </w:r>
-      <w:r>
-        <w:t>33-</w:t>
-      </w:r>
-      <w:r>
-        <w:t>457</w:t>
-      </w:r>
-      <w:r>
-        <w:t xml:space="preserve"> creates table 2, which summarises data from the </w:t>
-      </w:r>
-      <w:proofErr w:type="spellStart"/>
-      <w:r>
-        <w:t>basefile</w:t>
-      </w:r>
-      <w:proofErr w:type="spellEnd"/>
-      <w:r>
-        <w:t xml:space="preserve"> by HSCP, adding an additional row</w:t>
-      </w:r>
-      <w:r>
-        <w:t xml:space="preserve"> for Scotland and selecting the measures to be displayed, which are HSCP, number of deaths, </w:t>
-      </w:r>
-      <w:proofErr w:type="spellStart"/>
-      <w:r>
-        <w:t>qom</w:t>
-      </w:r>
-      <w:proofErr w:type="spellEnd"/>
-      <w:r>
-        <w:t xml:space="preserve"> (% time spent at home/in the community</w:t>
-      </w:r>
-      <w:proofErr w:type="gramStart"/>
-      <w:r>
-        <w:t>)</w:t>
-      </w:r>
-      <w:proofErr w:type="gramEnd"/>
-      <w:r>
-        <w:t xml:space="preserve"> and average number of days spent at home/in the community. Header labels are also created.</w:t>
-      </w:r>
-    </w:p>
-    <w:p>
-      <w:pPr>
-        <w:pStyle w:val="ListParagraph"/>
-        <w:numPr>
-          <w:ilvl w:val="0"/>
-          <w:numId w:val="8"/>
-        </w:numPr>
-      </w:pPr>
-      <w:r>
-        <w:t xml:space="preserve">Lines </w:t>
-      </w:r>
-      <w:r>
-        <w:t>461</w:t>
-      </w:r>
-      <w:r>
-        <w:t>-</w:t>
-      </w:r>
-      <w:r>
-        <w:t>470</w:t>
-      </w:r>
-      <w:r>
-        <w:t xml:space="preserve"> are the notes which summarise table 2.</w:t>
-      </w:r>
-    </w:p>
-    <w:p>
-      <w:pPr>
-        <w:pStyle w:val="ListParagraph"/>
-        <w:numPr>
-          <w:ilvl w:val="0"/>
-          <w:numId w:val="8"/>
-        </w:numPr>
-      </w:pPr>
-      <w:r>
-        <w:t xml:space="preserve">Line </w:t>
-      </w:r>
-      <w:r>
-        <w:t>473</w:t>
-      </w:r>
-      <w:r>
-        <w:t xml:space="preserve"> is a small piece of text linking to figure A1.2 from the appendix which is another relevant figure in addition to the tables above.</w:t>
-      </w:r>
-    </w:p>
-    <w:p>
-      <w:pPr>
-        <w:pStyle w:val="ListParagraph"/>
-        <w:numPr>
-          <w:ilvl w:val="0"/>
-          <w:numId w:val="8"/>
-        </w:numPr>
-      </w:pPr>
-      <w:r>
-        <w:t xml:space="preserve">Lines </w:t>
-      </w:r>
-      <w:r>
-        <w:t>477</w:t>
-      </w:r>
-      <w:r>
-        <w:t>-</w:t>
-      </w:r>
-      <w:r>
-        <w:t>490</w:t>
-      </w:r>
-      <w:r>
-        <w:t xml:space="preserve"> inserts the text which introduces figure 3, the heading for the figure and then the bar chart itself, with any necessary notes below if a provisional publication.</w:t>
-      </w:r>
-    </w:p>
-    <w:p>
-      <w:pPr>
-        <w:pStyle w:val="ListParagraph"/>
-        <w:numPr>
-          <w:ilvl w:val="0"/>
-          <w:numId w:val="8"/>
-        </w:numPr>
-      </w:pPr>
-      <w:r>
-        <w:t xml:space="preserve">Lines </w:t>
-      </w:r>
-      <w:r>
-        <w:t>492-510</w:t>
-      </w:r>
-      <w:r>
-        <w:t xml:space="preserve"> introduces figure 4 with some text, inserts the heading and the bar chart, as well as any notes below the chart. Finally, there is some additional text to summarise the chart.</w:t>
-      </w:r>
-    </w:p>
-    <w:p>
-      <w:pPr>
-        <w:pStyle w:val="ListParagraph"/>
-        <w:numPr>
-          <w:ilvl w:val="0"/>
-          <w:numId w:val="8"/>
-        </w:numPr>
-      </w:pPr>
-      <w:r>
-        <w:t xml:space="preserve">Lines </w:t>
-      </w:r>
-      <w:r>
-        <w:t>512</w:t>
-      </w:r>
-      <w:r>
-        <w:t>-</w:t>
-      </w:r>
-      <w:r>
-        <w:t>530</w:t>
-      </w:r>
-      <w:r>
-        <w:t xml:space="preserve"> introduces figure 5 with some text, the header and the bar chart and any necessary notes below the chart. There is then some text below which summarises the chart.</w:t>
-      </w:r>
-    </w:p>
-    <w:p>
-      <w:pPr>
-        <w:pStyle w:val="ListParagraph"/>
-        <w:numPr>
-          <w:ilvl w:val="0"/>
-          <w:numId w:val="8"/>
-        </w:numPr>
-      </w:pPr>
-      <w:r>
-        <w:t xml:space="preserve">Lines </w:t>
-      </w:r>
-      <w:r>
-        <w:t>533</w:t>
-      </w:r>
-      <w:r>
-        <w:t>-56</w:t>
-      </w:r>
-      <w:r>
-        <w:t>1</w:t>
-      </w:r>
-      <w:r>
-        <w:t xml:space="preserve"> inserts the glossary.</w:t>
-      </w:r>
-    </w:p>
-    <w:p>
-      <w:pPr>
-        <w:pStyle w:val="ListParagraph"/>
-        <w:numPr>
-          <w:ilvl w:val="0"/>
-          <w:numId w:val="8"/>
-        </w:numPr>
-      </w:pPr>
-      <w:r>
-        <w:t xml:space="preserve">Lines </w:t>
-      </w:r>
-      <w:r>
-        <w:t>564</w:t>
-      </w:r>
-      <w:r>
-        <w:t>-</w:t>
-      </w:r>
-      <w:r>
-        <w:t>580</w:t>
-      </w:r>
-      <w:r>
-        <w:t xml:space="preserve"> inserts the contact information for the analysts in the </w:t>
-      </w:r>
-      <w:proofErr w:type="gramStart"/>
-      <w:r>
-        <w:t>end of life</w:t>
-      </w:r>
-      <w:proofErr w:type="gramEnd"/>
-      <w:r>
-        <w:t xml:space="preserve"> team.</w:t>
-      </w:r>
-    </w:p>
-    <w:p>
-      <w:pPr>
-        <w:pStyle w:val="ListParagraph"/>
-        <w:numPr>
-          <w:ilvl w:val="0"/>
-          <w:numId w:val="8"/>
-        </w:numPr>
-      </w:pPr>
-      <w:r>
-        <w:t xml:space="preserve">Lines </w:t>
-      </w:r>
-      <w:r>
-        <w:t>582</w:t>
-      </w:r>
-      <w:r>
-        <w:t>-</w:t>
-      </w:r>
-      <w:r>
-        <w:t>602</w:t>
-      </w:r>
-      <w:r>
-        <w:t xml:space="preserve"> inserts the ‘Further Information’ and ‘Rate this publication’ sections below the contact information.</w:t>
-      </w:r>
-    </w:p>
-    <w:p>
-      <w:pPr>
-        <w:pStyle w:val="ListParagraph"/>
-        <w:numPr>
-          <w:ilvl w:val="0"/>
-          <w:numId w:val="8"/>
-        </w:numPr>
-      </w:pPr>
-      <w:r>
-        <w:t xml:space="preserve">Lines </w:t>
-      </w:r>
-      <w:r>
-        <w:t>6</w:t>
-      </w:r>
-      <w:r>
-        <w:t>04-</w:t>
-      </w:r>
-      <w:r>
-        <w:t>618</w:t>
-      </w:r>
-      <w:r>
-        <w:t xml:space="preserve"> creates the heading for figure A1.1 and inserts the series of line charts for each health board and Scotland, as well as any relevant notes.</w:t>
-      </w:r>
-    </w:p>
-    <w:p>
-      <w:pPr>
-        <w:pStyle w:val="ListParagraph"/>
-        <w:numPr>
-          <w:ilvl w:val="0"/>
-          <w:numId w:val="8"/>
-        </w:numPr>
-      </w:pPr>
-      <w:r>
-        <w:t xml:space="preserve">Lines </w:t>
-      </w:r>
-      <w:r>
-        <w:t>620</w:t>
-      </w:r>
-      <w:r>
-        <w:t>-</w:t>
-      </w:r>
-      <w:r>
-        <w:t>630</w:t>
-      </w:r>
-      <w:r>
-        <w:t xml:space="preserve"> goes through the same pr</w:t>
-      </w:r>
-      <w:r>
-        <w:t>ocess for figure A1.2, which produces</w:t>
-      </w:r>
-      <w:r>
-        <w:t xml:space="preserve"> a line chart for each HSCP</w:t>
-      </w:r>
-      <w:r>
-        <w:t xml:space="preserve"> and additional notes.</w:t>
+        <w:t xml:space="preserve"> quintile and additional notes.</w:t>
       </w:r>
     </w:p>
     <w:p>
@@ -4725,24 +4851,43 @@
         <w:t xml:space="preserve">Lines </w:t>
       </w:r>
       <w:r>
-        <w:t>632</w:t>
+        <w:t>645-656</w:t>
+      </w:r>
+      <w:r>
+        <w:t xml:space="preserve"> </w:t>
+      </w:r>
+      <w:r>
+        <w:t>inserts figure A1.4 using the same process, which produces a line chart for each urban/rural classification and additional notes.</w:t>
+      </w:r>
+    </w:p>
+    <w:p>
+      <w:pPr>
+        <w:pStyle w:val="ListParagraph"/>
+        <w:numPr>
+          <w:ilvl w:val="0"/>
+          <w:numId w:val="8"/>
+        </w:numPr>
+      </w:pPr>
+      <w:r>
+        <w:t xml:space="preserve">Lines </w:t>
+      </w:r>
+      <w:r>
+        <w:t>658</w:t>
       </w:r>
       <w:r>
         <w:t>-</w:t>
       </w:r>
       <w:r>
-        <w:t>643</w:t>
-      </w:r>
-      <w:r>
-        <w:t xml:space="preserve"> completes the same process again for figure A1.3, which produces a line chart for each </w:t>
-      </w:r>
-      <w:proofErr w:type="spellStart"/>
-      <w:r>
-        <w:t>simd</w:t>
-      </w:r>
-      <w:proofErr w:type="spellEnd"/>
-      <w:r>
-        <w:t xml:space="preserve"> quintile and additional notes.</w:t>
+        <w:t>6</w:t>
+      </w:r>
+      <w:r>
+        <w:t>76</w:t>
+      </w:r>
+      <w:r>
+        <w:t xml:space="preserve"> inserts the background information </w:t>
+      </w:r>
+      <w:r>
+        <w:t>text for appendix 2.</w:t>
       </w:r>
     </w:p>
     <w:p>
@@ -4757,14 +4902,190 @@
         <w:t xml:space="preserve">Lines </w:t>
       </w:r>
       <w:r>
-        <w:t>645-656</w:t>
+        <w:t>678</w:t>
+      </w:r>
+      <w:r>
+        <w:t>-</w:t>
+      </w:r>
+      <w:r>
+        <w:t>684</w:t>
+      </w:r>
+      <w:r>
+        <w:t xml:space="preserve"> inserts the text which introduces table 3</w:t>
+      </w:r>
+      <w:r>
+        <w:t>.1, 3.2 and 3.3 that will be included for next year publication 2023/24</w:t>
+      </w:r>
+      <w:r>
+        <w:t xml:space="preserve"> on data completeness, using the notes and percentages defined in creating the completeness table above, as well as any required links.</w:t>
+      </w:r>
+    </w:p>
+    <w:p>
+      <w:pPr>
+        <w:pStyle w:val="ListParagraph"/>
+        <w:numPr>
+          <w:ilvl w:val="0"/>
+          <w:numId w:val="8"/>
+        </w:numPr>
+      </w:pPr>
+      <w:r>
+        <w:t xml:space="preserve">Lines </w:t>
+      </w:r>
+      <w:r>
+        <w:t>6</w:t>
+      </w:r>
+      <w:r>
+        <w:t>86-</w:t>
+      </w:r>
+      <w:r>
+        <w:t>706</w:t>
+      </w:r>
+      <w:r>
+        <w:t xml:space="preserve"> creates the title for table 3</w:t>
+      </w:r>
+      <w:r>
+        <w:t>.1 SMR01</w:t>
+      </w:r>
+      <w:r>
+        <w:t xml:space="preserve"> and inserts the table, which was created in an above script, including header labels.</w:t>
+      </w:r>
+    </w:p>
+    <w:p>
+      <w:pPr>
+        <w:pStyle w:val="ListParagraph"/>
+        <w:numPr>
+          <w:ilvl w:val="0"/>
+          <w:numId w:val="8"/>
+        </w:numPr>
+      </w:pPr>
+      <w:r>
+        <w:t>Lines 709-7</w:t>
+      </w:r>
+      <w:r>
+        <w:t>30</w:t>
+      </w:r>
+      <w:r>
+        <w:t xml:space="preserve"> creates the title for table 3.2 SMR01 GLS and inserts the table, which was created in an above script, including header labels. IMPORTANT lines 723-726 analyst must contact Data Quality Team to check with quarter</w:t>
+      </w:r>
+      <w:r>
+        <w:t xml:space="preserve"> is available and which one is not because the code will stop running</w:t>
+      </w:r>
+      <w:r>
+        <w:t xml:space="preserve"> when you run the code at the end of August</w:t>
+      </w:r>
+      <w:r>
+        <w:t xml:space="preserve"> (Susan Law’s Team).</w:t>
+      </w:r>
+    </w:p>
+    <w:p>
+      <w:pPr>
+        <w:pStyle w:val="ListParagraph"/>
+        <w:numPr>
+          <w:ilvl w:val="0"/>
+          <w:numId w:val="8"/>
+        </w:numPr>
+      </w:pPr>
+      <w:r>
+        <w:t>Lines 738-752 creates the title for table 3.2 SMR04 and inserts the table, which was created in an above script, including header labels. IMPORTANT lines 746-749 analyst must contact Data Quality Team to check with quarter is available and which one is not because the code will stop running.</w:t>
+      </w:r>
+    </w:p>
+    <w:p>
+      <w:pPr>
+        <w:pStyle w:val="ListParagraph"/>
+        <w:numPr>
+          <w:ilvl w:val="0"/>
+          <w:numId w:val="8"/>
+        </w:numPr>
+      </w:pPr>
+      <w:r>
+        <w:t xml:space="preserve">Lines </w:t>
+      </w:r>
+      <w:r>
+        <w:t>755</w:t>
+      </w:r>
+      <w:r>
+        <w:t>-</w:t>
+      </w:r>
+      <w:r>
+        <w:t>757</w:t>
+      </w:r>
+      <w:r>
+        <w:t xml:space="preserve"> inserts the text for appendix 3, which is the methodology section.</w:t>
+      </w:r>
+    </w:p>
+    <w:p>
+      <w:pPr>
+        <w:pStyle w:val="ListParagraph"/>
+        <w:numPr>
+          <w:ilvl w:val="0"/>
+          <w:numId w:val="8"/>
+        </w:numPr>
+      </w:pPr>
+      <w:r>
+        <w:t xml:space="preserve">Lines </w:t>
+      </w:r>
+      <w:r>
+        <w:t>761</w:t>
+      </w:r>
+      <w:r>
+        <w:t>-</w:t>
+      </w:r>
+      <w:r>
+        <w:t>771</w:t>
+      </w:r>
+      <w:r>
+        <w:t xml:space="preserve"> creates the calculation of measure table, using three columns, listing the x labels which is the calculation measure, the y label splits the x and z columns with an </w:t>
+      </w:r>
+      <w:proofErr w:type="gramStart"/>
+      <w:r>
+        <w:t>equals</w:t>
+      </w:r>
+      <w:proofErr w:type="gramEnd"/>
+      <w:r>
+        <w:t xml:space="preserve"> sign, with the z column containing the text of how to complete the calculation.</w:t>
+      </w:r>
+    </w:p>
+    <w:p>
+      <w:pPr>
+        <w:pStyle w:val="ListParagraph"/>
+        <w:numPr>
+          <w:ilvl w:val="0"/>
+          <w:numId w:val="8"/>
+        </w:numPr>
+      </w:pPr>
+      <w:r>
+        <w:t xml:space="preserve">Lines </w:t>
+      </w:r>
+      <w:r>
+        <w:t>773</w:t>
+      </w:r>
+      <w:r>
+        <w:t>-</w:t>
+      </w:r>
+      <w:r>
+        <w:t>795</w:t>
+      </w:r>
+      <w:r>
+        <w:t xml:space="preserve"> inserts the text to introduce figure A3.1, as well as including figure A3.1</w:t>
+      </w:r>
+      <w:r>
+        <w:t xml:space="preserve"> with the alt text to be used and any necessary notes.</w:t>
+      </w:r>
+    </w:p>
+    <w:p>
+      <w:pPr>
+        <w:pStyle w:val="ListParagraph"/>
+        <w:numPr>
+          <w:ilvl w:val="0"/>
+          <w:numId w:val="8"/>
+        </w:numPr>
+      </w:pPr>
+      <w:r>
+        <w:t>Lines 800-803 inserts the Revision of methodology part.</w:t>
       </w:r>
       <w:r>
         <w:t xml:space="preserve"> </w:t>
       </w:r>
-      <w:r>
-        <w:t>inserts figure A1.4 using the same process, which produces a line chart for each urban/rural classification and additional notes.</w:t>
-      </w:r>
     </w:p>
     <w:p>
       <w:pPr>
@@ -4778,22 +5099,16 @@
         <w:t xml:space="preserve">Lines </w:t>
       </w:r>
       <w:r>
-        <w:t>658</w:t>
+        <w:t>805</w:t>
       </w:r>
       <w:r>
         <w:t>-</w:t>
       </w:r>
       <w:r>
-        <w:t>6</w:t>
-      </w:r>
-      <w:r>
-        <w:t>76</w:t>
-      </w:r>
-      <w:r>
-        <w:t xml:space="preserve"> inserts the background information </w:t>
-      </w:r>
-      <w:r>
-        <w:t>text for appendix 2.</w:t>
+        <w:t>929</w:t>
+      </w:r>
+      <w:r>
+        <w:t xml:space="preserve"> inserts the metadata table created in the above script, split into two columns named metadata indicator and description.</w:t>
       </w:r>
     </w:p>
     <w:p>
@@ -4808,22 +5123,19 @@
         <w:t xml:space="preserve">Lines </w:t>
       </w:r>
       <w:r>
-        <w:t>678</w:t>
+        <w:t>931</w:t>
       </w:r>
       <w:r>
         <w:t>-</w:t>
       </w:r>
       <w:r>
-        <w:t>684</w:t>
-      </w:r>
-      <w:r>
-        <w:t xml:space="preserve"> inserts the text which introduces table 3</w:t>
-      </w:r>
-      <w:r>
-        <w:t>.1, 3.2 and 3.3 that will be included for next year publication 2023/24</w:t>
-      </w:r>
-      <w:r>
-        <w:t xml:space="preserve"> on data completeness, using the notes and percentages defined in creating the completeness table above, as well as any required links.</w:t>
+        <w:t>945</w:t>
+      </w:r>
+      <w:r>
+        <w:t xml:space="preserve"> </w:t>
+      </w:r>
+      <w:r>
+        <w:t>completes appendix 5, which is the early access details section.</w:t>
       </w:r>
     </w:p>
     <w:p>
@@ -4838,22 +5150,28 @@
         <w:t xml:space="preserve">Lines </w:t>
       </w:r>
       <w:r>
-        <w:t>6</w:t>
-      </w:r>
-      <w:r>
-        <w:t>86-</w:t>
-      </w:r>
-      <w:r>
-        <w:t>706</w:t>
-      </w:r>
-      <w:r>
-        <w:t xml:space="preserve"> creates the title for table 3</w:t>
-      </w:r>
-      <w:r>
-        <w:t>.1 SMR01</w:t>
-      </w:r>
-      <w:r>
-        <w:t xml:space="preserve"> and inserts the table, which was created in an above script, including header labels.</w:t>
+        <w:t>9</w:t>
+      </w:r>
+      <w:r>
+        <w:t>47</w:t>
+      </w:r>
+      <w:r>
+        <w:t>-</w:t>
+      </w:r>
+      <w:r>
+        <w:t>953</w:t>
+      </w:r>
+      <w:r>
+        <w:t xml:space="preserve"> </w:t>
+      </w:r>
+      <w:r>
+        <w:t xml:space="preserve">completes appendix 6, which is the </w:t>
+      </w:r>
+      <w:r>
+        <w:t>PHS</w:t>
+      </w:r>
+      <w:r>
+        <w:t xml:space="preserve"> section, again this is mainly text orientated and is the final section in the publication.</w:t>
       </w:r>
     </w:p>
     <w:p>
@@ -4865,225 +5183,22 @@
         </w:numPr>
       </w:pPr>
       <w:r>
-        <w:t>Lines 709-7</w:t>
-      </w:r>
-      <w:r>
-        <w:t>30</w:t>
-      </w:r>
-      <w:r>
-        <w:t xml:space="preserve"> creates the title for table 3.2 SMR01 GLS and inserts the table, which was created in an above script, including header labels. IMPORTANT lines 723-726 analyst must contact Data Quality Team to check with quarter</w:t>
-      </w:r>
-      <w:r>
-        <w:t xml:space="preserve"> is available and which one is not because the code will stop running</w:t>
-      </w:r>
-      <w:r>
-        <w:t xml:space="preserve"> when you run the code at the end of August</w:t>
-      </w:r>
-      <w:r>
-        <w:t xml:space="preserve"> (Susan Law’s Team).</w:t>
-      </w:r>
-    </w:p>
-    <w:p>
-      <w:pPr>
-        <w:pStyle w:val="ListParagraph"/>
-        <w:numPr>
-          <w:ilvl w:val="0"/>
-          <w:numId w:val="8"/>
-        </w:numPr>
-      </w:pPr>
-      <w:r>
-        <w:t>Lines 738-752 creates the title for table 3.2 SMR04 and inserts the table, which was created in an above script, including header labels. IMPORTANT lines 746-749 analyst must contact Data Quality Team to check with quarter is available and which one is not because the code will stop running.</w:t>
-      </w:r>
-    </w:p>
-    <w:p>
-      <w:pPr>
-        <w:pStyle w:val="ListParagraph"/>
-        <w:numPr>
-          <w:ilvl w:val="0"/>
-          <w:numId w:val="8"/>
-        </w:numPr>
-      </w:pPr>
-      <w:r>
-        <w:t xml:space="preserve">Lines </w:t>
-      </w:r>
-      <w:r>
-        <w:t>755</w:t>
-      </w:r>
-      <w:r>
-        <w:t>-</w:t>
-      </w:r>
-      <w:r>
-        <w:t>757</w:t>
-      </w:r>
-      <w:r>
-        <w:t xml:space="preserve"> inserts the text for appendix 3, which is the methodology section.</w:t>
-      </w:r>
-    </w:p>
-    <w:p>
-      <w:pPr>
-        <w:pStyle w:val="ListParagraph"/>
-        <w:numPr>
-          <w:ilvl w:val="0"/>
-          <w:numId w:val="8"/>
-        </w:numPr>
-      </w:pPr>
-      <w:r>
-        <w:t xml:space="preserve">Lines </w:t>
-      </w:r>
-      <w:r>
-        <w:t>761</w:t>
-      </w:r>
-      <w:r>
-        <w:t>-</w:t>
-      </w:r>
-      <w:r>
-        <w:t>771</w:t>
-      </w:r>
-      <w:r>
-        <w:t xml:space="preserve"> creates the calculation of measure table, using three columns, listing the x labels which is the calculation measure, the y label splits the x and z columns with an </w:t>
-      </w:r>
-      <w:proofErr w:type="gramStart"/>
-      <w:r>
-        <w:t>equals</w:t>
-      </w:r>
-      <w:proofErr w:type="gramEnd"/>
-      <w:r>
-        <w:t xml:space="preserve"> sign, with the z column containing the text of how to complete the calculation.</w:t>
-      </w:r>
-    </w:p>
-    <w:p>
-      <w:pPr>
-        <w:pStyle w:val="ListParagraph"/>
-        <w:numPr>
-          <w:ilvl w:val="0"/>
-          <w:numId w:val="8"/>
-        </w:numPr>
-      </w:pPr>
-      <w:r>
-        <w:t xml:space="preserve">Lines </w:t>
-      </w:r>
-      <w:r>
-        <w:t>773</w:t>
-      </w:r>
-      <w:r>
-        <w:t>-</w:t>
-      </w:r>
-      <w:r>
-        <w:t>795</w:t>
-      </w:r>
-      <w:r>
-        <w:t xml:space="preserve"> inserts the text to introduce figure A3.1, as well as including figure A3.1</w:t>
-      </w:r>
-      <w:r>
-        <w:t xml:space="preserve"> with the alt text to be used and any necessary notes.</w:t>
-      </w:r>
-    </w:p>
-    <w:p>
-      <w:pPr>
-        <w:pStyle w:val="ListParagraph"/>
-        <w:numPr>
-          <w:ilvl w:val="0"/>
-          <w:numId w:val="8"/>
-        </w:numPr>
-      </w:pPr>
-      <w:r>
-        <w:t>Lines 800-803 inserts the Revision of methodology part.</w:t>
-      </w:r>
-      <w:r>
-        <w:t xml:space="preserve"> </w:t>
-      </w:r>
-    </w:p>
-    <w:p>
-      <w:pPr>
-        <w:pStyle w:val="ListParagraph"/>
-        <w:numPr>
-          <w:ilvl w:val="0"/>
-          <w:numId w:val="8"/>
-        </w:numPr>
-      </w:pPr>
-      <w:r>
-        <w:t xml:space="preserve">Lines </w:t>
-      </w:r>
-      <w:r>
-        <w:t>805</w:t>
-      </w:r>
-      <w:r>
-        <w:t>-</w:t>
-      </w:r>
-      <w:r>
-        <w:t>929</w:t>
-      </w:r>
-      <w:r>
-        <w:t xml:space="preserve"> inserts the metadata table created in the above script, split into two columns named metadata indicator and description.</w:t>
-      </w:r>
-    </w:p>
-    <w:p>
-      <w:pPr>
-        <w:pStyle w:val="ListParagraph"/>
-        <w:numPr>
-          <w:ilvl w:val="0"/>
-          <w:numId w:val="8"/>
-        </w:numPr>
-      </w:pPr>
-      <w:r>
-        <w:t xml:space="preserve">Lines </w:t>
-      </w:r>
-      <w:r>
-        <w:t>931</w:t>
-      </w:r>
-      <w:r>
-        <w:t>-</w:t>
-      </w:r>
-      <w:r>
-        <w:t>945</w:t>
-      </w:r>
-      <w:r>
-        <w:t xml:space="preserve"> </w:t>
-      </w:r>
-      <w:r>
-        <w:t>completes appendix 5, which is the early access details section.</w:t>
-      </w:r>
-    </w:p>
-    <w:p>
-      <w:pPr>
-        <w:pStyle w:val="ListParagraph"/>
-        <w:numPr>
-          <w:ilvl w:val="0"/>
-          <w:numId w:val="8"/>
-        </w:numPr>
-      </w:pPr>
-      <w:r>
-        <w:t xml:space="preserve">Lines </w:t>
-      </w:r>
-      <w:r>
-        <w:t>9</w:t>
-      </w:r>
-      <w:r>
-        <w:t>47</w:t>
-      </w:r>
-      <w:r>
-        <w:t>-</w:t>
-      </w:r>
-      <w:r>
-        <w:t>953</w:t>
-      </w:r>
-      <w:r>
-        <w:t xml:space="preserve"> </w:t>
-      </w:r>
-      <w:r>
-        <w:t xml:space="preserve">completes appendix 6, which is the </w:t>
-      </w:r>
-      <w:r>
-        <w:t>PHS</w:t>
-      </w:r>
-      <w:r>
-        <w:t xml:space="preserve"> section, again this is mainly text orientated and is the final section in the publication.</w:t>
-      </w:r>
-    </w:p>
-    <w:p>
-      <w:pPr>
-        <w:pStyle w:val="ListParagraph"/>
-      </w:pPr>
+        <w:t xml:space="preserve">Remember that numbers </w:t>
+      </w:r>
+      <w:r>
+        <w:t>Zero to nine are written as words and 10 onwards in figures</w:t>
+      </w:r>
+      <w:r>
+        <w:t xml:space="preserve">. For the exception list, check </w:t>
+      </w:r>
+      <w:hyperlink r:id="rId8" w:history="1">
+        <w:r>
+          <w:rPr>
+            <w:rStyle w:val="Hyperlink"/>
+          </w:rPr>
+          <w:t>Formatting - Style guide - Templates, branding, accessibility and style guide - Corporate guidance - The Spark</w:t>
+        </w:r>
+      </w:hyperlink>
     </w:p>
     <w:p>
       <w:pPr>
@@ -5092,17 +5207,144 @@
           <w:bCs/>
         </w:rPr>
       </w:pPr>
-      <w:r>
+    </w:p>
+    <w:p>
+      <w:pPr>
+        <w:rPr>
+          <w:b/>
+          <w:bCs/>
+          <w:u w:val="single"/>
+        </w:rPr>
+      </w:pPr>
+      <w:r>
+        <w:rPr>
+          <w:b/>
+          <w:bCs/>
+          <w:u w:val="single"/>
+        </w:rPr>
+        <w:t>Sanity Checks o</w:t>
+      </w:r>
+      <w:r>
+        <w:rPr>
+          <w:b/>
+          <w:bCs/>
+          <w:u w:val="single"/>
+        </w:rPr>
+        <w:t>n the day of the publication</w:t>
+      </w:r>
+    </w:p>
+    <w:p>
+      <w:r>
+        <w:t>P</w:t>
+      </w:r>
+      <w:r>
+        <w:t xml:space="preserve">erform a sanity check once </w:t>
+      </w:r>
+      <w:r>
+        <w:t>PHS</w:t>
+      </w:r>
+      <w:r>
+        <w:t xml:space="preserve"> publishes our file</w:t>
+      </w:r>
+      <w:r>
+        <w:t>s</w:t>
+      </w:r>
+      <w:r>
+        <w:t xml:space="preserve"> to ensure everything looks correct—for example, verify that</w:t>
+      </w:r>
+      <w:r>
+        <w:t>:</w:t>
+      </w:r>
+    </w:p>
+    <w:p>
+      <w:pPr>
+        <w:pStyle w:val="ListParagraph"/>
+        <w:numPr>
+          <w:ilvl w:val="0"/>
+          <w:numId w:val="12"/>
+        </w:numPr>
+      </w:pPr>
+      <w:r>
+        <w:t>Summary &amp; Report: Hyperlinks work, etc</w:t>
+      </w:r>
+    </w:p>
+    <w:p>
+      <w:pPr>
+        <w:pStyle w:val="ListParagraph"/>
+        <w:numPr>
+          <w:ilvl w:val="0"/>
+          <w:numId w:val="12"/>
+        </w:numPr>
+      </w:pPr>
+      <w:r>
+        <w:t>Excel files: Hyperlinks work, shortcuts for tabs are okay, etc</w:t>
+      </w:r>
+    </w:p>
+    <w:p>
+      <w:pPr>
+        <w:pStyle w:val="ListParagraph"/>
+        <w:numPr>
+          <w:ilvl w:val="0"/>
+          <w:numId w:val="12"/>
+        </w:numPr>
+      </w:pPr>
+      <w:r>
+        <w:t xml:space="preserve">Open Data: </w:t>
+      </w:r>
+      <w:r>
+        <w:t>all financial years (FYs) are included as expected.</w:t>
+      </w:r>
+    </w:p>
+    <w:p>
+      <w:pPr>
         <w:rPr>
           <w:b/>
           <w:bCs/>
         </w:rPr>
-        <w:t>Open data files for the Scottish Government.</w:t>
-      </w:r>
-    </w:p>
-    <w:p>
-      <w:r>
-        <w:t xml:space="preserve">This needs to be updated after the publication has been released. Normally SG people get in touch to have this file via </w:t>
+      </w:pPr>
+    </w:p>
+    <w:p>
+      <w:pPr>
+        <w:rPr>
+          <w:b/>
+          <w:bCs/>
+        </w:rPr>
+      </w:pPr>
+    </w:p>
+    <w:p>
+      <w:pPr>
+        <w:rPr>
+          <w:u w:val="single"/>
+        </w:rPr>
+      </w:pPr>
+      <w:r>
+        <w:rPr>
+          <w:b/>
+          <w:bCs/>
+          <w:u w:val="single"/>
+        </w:rPr>
+        <w:lastRenderedPageBreak/>
+        <w:t>Open data files for the Scottish Government</w:t>
+      </w:r>
+    </w:p>
+    <w:p>
+      <w:r>
+        <w:t>This file needs to be updated once the publication has been released</w:t>
+      </w:r>
+      <w:r>
+        <w:t xml:space="preserve">. </w:t>
+      </w:r>
+      <w:r>
+        <w:t>T</w:t>
+      </w:r>
+      <w:r>
+        <w:t xml:space="preserve">ypically, SG colleagues request </w:t>
+      </w:r>
+      <w:r>
+        <w:t>the update</w:t>
+      </w:r>
+      <w:r>
+        <w:t xml:space="preserve"> via the </w:t>
       </w:r>
       <w:proofErr w:type="spellStart"/>
       <w:r>
@@ -5110,22 +5352,40 @@
       </w:r>
       <w:proofErr w:type="spellEnd"/>
       <w:r>
-        <w:t xml:space="preserve"> Inbox.</w:t>
+        <w:t xml:space="preserve"> Inbox</w:t>
+      </w:r>
+      <w:r>
+        <w:t>, but feel free to contact them if you are ahead of the game</w:t>
+      </w:r>
+      <w:r>
+        <w:t>.</w:t>
       </w:r>
       <w:r>
         <w:t xml:space="preserve"> </w:t>
       </w:r>
       <w:r>
-        <w:t xml:space="preserve">See R codes from </w:t>
+        <w:t xml:space="preserve">You can use the R scripts located at </w:t>
       </w:r>
       <w:r>
         <w:t>\\stats\irf\18-End-of-Life\Publication\SG open data</w:t>
       </w:r>
       <w:r>
-        <w:t xml:space="preserve"> to produce the output.</w:t>
-      </w:r>
-      <w:r>
-        <w:t xml:space="preserve"> There is also a word document included in this folder which provides instructions on how to register to be able to carry out data administration.</w:t>
+        <w:t xml:space="preserve"> </w:t>
+      </w:r>
+      <w:r>
+        <w:t>t</w:t>
+      </w:r>
+      <w:r>
+        <w:t>o generate the output</w:t>
+      </w:r>
+      <w:r>
+        <w:t>.</w:t>
+      </w:r>
+      <w:r>
+        <w:t xml:space="preserve"> </w:t>
+      </w:r>
+      <w:r>
+        <w:t>Additionally, there is a Word document in the same folder that provides instructions on how to register for data administration access.</w:t>
       </w:r>
     </w:p>
     <w:p>
@@ -5138,25 +5398,46 @@
       </w:r>
       <w:proofErr w:type="spellEnd"/>
       <w:r>
-        <w:t xml:space="preserve"> Inbox, as well as the instructions on how to upload this file.</w:t>
+        <w:t xml:space="preserve"> Inbox, </w:t>
+      </w:r>
+      <w:r>
+        <w:t xml:space="preserve">along </w:t>
+      </w:r>
+      <w:r>
+        <w:t>with</w:t>
+      </w:r>
+      <w:r>
+        <w:t xml:space="preserve"> the instructions on how to upload this file.</w:t>
       </w:r>
       <w:r>
         <w:t xml:space="preserve"> For the latest release, please </w:t>
       </w:r>
       <w:r>
-        <w:t>see the link below which takes you to the public site to view the output. The easiest way to do this is download the full csv on the bottom right corner of the page</w:t>
-      </w:r>
-      <w:r>
-        <w:t>:</w:t>
-      </w:r>
-    </w:p>
-    <w:p>
-      <w:pPr>
-        <w:ind w:left="1440" w:firstLine="720"/>
-      </w:pPr>
-      <w:hyperlink r:id="rId7" w:history="1">
+        <w:t>refer to</w:t>
+      </w:r>
+      <w:r>
+        <w:t xml:space="preserve"> the link below which </w:t>
+      </w:r>
+      <w:r>
+        <w:t xml:space="preserve">directs </w:t>
+      </w:r>
+      <w:r>
+        <w:t xml:space="preserve">you to the public site </w:t>
+      </w:r>
+      <w:r>
+        <w:t>where the output can be viewed</w:t>
+      </w:r>
+      <w:r>
+        <w:t xml:space="preserve">. </w:t>
+      </w:r>
+      <w:r>
+        <w:t>The easiest way to access the data is to download the full CSV file using the option in the bottom right corner of the page</w:t>
+      </w:r>
+      <w:r>
+        <w:t xml:space="preserve">: </w:t>
+      </w:r>
+      <w:hyperlink r:id="rId9" w:history="1">
         <w:proofErr w:type="spellStart"/>
-        <w:proofErr w:type="gramStart"/>
         <w:r>
           <w:rPr>
             <w:rStyle w:val="Hyperlink"/>
@@ -5164,7 +5445,6 @@
           <w:t>statistics.gov.scot</w:t>
         </w:r>
         <w:proofErr w:type="spellEnd"/>
-        <w:proofErr w:type="gramEnd"/>
         <w:r>
           <w:rPr>
             <w:rStyle w:val="Hyperlink"/>
@@ -5172,6 +5452,215 @@
           <w:t xml:space="preserve"> : Palliative and End of Life Care</w:t>
         </w:r>
       </w:hyperlink>
+    </w:p>
+    <w:p>
+      <w:r>
+        <w:t xml:space="preserve">Remember to perform a </w:t>
+      </w:r>
+      <w:r>
+        <w:rPr>
+          <w:b/>
+          <w:bCs/>
+        </w:rPr>
+        <w:t>sanity check</w:t>
+      </w:r>
+      <w:r>
+        <w:t xml:space="preserve"> once SG publishes our Open Data file to ensure everything looks correct—for example, verify that all financial years (FYs) are included as expected.</w:t>
+      </w:r>
+    </w:p>
+    <w:p>
+      <w:r>
+        <w:t>In previous years, we asked the SG to publish the data in November. From 2026 onwards, the data can be published in October, as soon as SG completes their checks</w:t>
+      </w:r>
+      <w:r>
+        <w:t>.</w:t>
+      </w:r>
+    </w:p>
+    <w:p>
+      <w:pPr>
+        <w:rPr>
+          <w:b/>
+          <w:bCs/>
+          <w:u w:val="single"/>
+        </w:rPr>
+      </w:pPr>
+      <w:r>
+        <w:rPr>
+          <w:b/>
+          <w:bCs/>
+          <w:u w:val="single"/>
+        </w:rPr>
+        <w:t>New Sign-off Process</w:t>
+      </w:r>
+    </w:p>
+    <w:p>
+      <w:r>
+        <w:rPr>
+          <w:b/>
+          <w:bCs/>
+          <w:lang w:val="en-US"/>
+        </w:rPr>
+        <w:t>From:</w:t>
+      </w:r>
+      <w:r>
+        <w:rPr>
+          <w:lang w:val="en-US"/>
+        </w:rPr>
+        <w:t xml:space="preserve"> phs statsgov &lt;</w:t>
+      </w:r>
+      <w:hyperlink r:id="rId10" w:history="1">
+        <w:r>
+          <w:rPr>
+            <w:rStyle w:val="Hyperlink"/>
+            <w:lang w:val="en-US"/>
+          </w:rPr>
+          <w:t>phs.statsgov@phs.scot</w:t>
+        </w:r>
+      </w:hyperlink>
+      <w:r>
+        <w:rPr>
+          <w:lang w:val="en-US"/>
+        </w:rPr>
+        <w:t xml:space="preserve">&gt; </w:t>
+      </w:r>
+      <w:r>
+        <w:rPr>
+          <w:lang w:val="en-US"/>
+        </w:rPr>
+        <w:br/>
+      </w:r>
+      <w:r>
+        <w:rPr>
+          <w:b/>
+          <w:bCs/>
+          <w:lang w:val="en-US"/>
+        </w:rPr>
+        <w:t>Sent:</w:t>
+      </w:r>
+      <w:r>
+        <w:rPr>
+          <w:lang w:val="en-US"/>
+        </w:rPr>
+        <w:t xml:space="preserve"> 07 October 2025 16:39</w:t>
+      </w:r>
+    </w:p>
+    <w:p>
+      <w:r>
+        <w:t>The following process has now been agreed and should be implemented by teams going forward:</w:t>
+      </w:r>
+    </w:p>
+    <w:p>
+      <w:pPr>
+        <w:ind w:left="1440" w:firstLine="720"/>
+      </w:pPr>
+    </w:p>
+    <w:p>
+      <w:pPr>
+        <w:numPr>
+          <w:ilvl w:val="0"/>
+          <w:numId w:val="10"/>
+        </w:numPr>
+      </w:pPr>
+      <w:r>
+        <w:t>When preparing documents for review prior to the scheduled 5-day PRA these must be saved in your publication’s designated folder (</w:t>
+      </w:r>
+      <w:hyperlink r:id="rId11" w:history="1">
+        <w:r>
+          <w:rPr>
+            <w:rStyle w:val="Hyperlink"/>
+          </w:rPr>
+          <w:t>PHS Official Statistics Publications - Health Topic</w:t>
+        </w:r>
+      </w:hyperlink>
+      <w:r>
+        <w:t xml:space="preserve">) by </w:t>
+      </w:r>
+      <w:r>
+        <w:rPr>
+          <w:b/>
+          <w:bCs/>
+        </w:rPr>
+        <w:t>3pm Wednesday</w:t>
+      </w:r>
+      <w:r>
+        <w:t xml:space="preserve"> (week prior to scheduled Tuesday PRA). Please note, should your documents be signed off and ready earlier, drop the Statistical Governance team mailbox a message in case review can be done sooner: </w:t>
+      </w:r>
+      <w:hyperlink r:id="rId12" w:history="1">
+        <w:r>
+          <w:rPr>
+            <w:rStyle w:val="Hyperlink"/>
+          </w:rPr>
+          <w:t>phs.statsgov@phs.scot</w:t>
+        </w:r>
+      </w:hyperlink>
+      <w:r>
+        <w:t xml:space="preserve">. </w:t>
+      </w:r>
+    </w:p>
+    <w:p>
+      <w:pPr>
+        <w:numPr>
+          <w:ilvl w:val="0"/>
+          <w:numId w:val="10"/>
+        </w:numPr>
+      </w:pPr>
+      <w:r>
+        <w:t>In your publication SharePoint folder (</w:t>
+      </w:r>
+      <w:hyperlink r:id="rId13" w:history="1">
+        <w:r>
+          <w:rPr>
+            <w:rStyle w:val="Hyperlink"/>
+          </w:rPr>
+          <w:t>PHS Official Statistics Publications - Health Topic</w:t>
+        </w:r>
+      </w:hyperlink>
+      <w:r>
+        <w:t>) please include a copy of email confirmation that sign off from the senior manager responsible (Band 8+) has been obtained and they are happy with the content.</w:t>
+      </w:r>
+    </w:p>
+    <w:p>
+      <w:pPr>
+        <w:numPr>
+          <w:ilvl w:val="0"/>
+          <w:numId w:val="10"/>
+        </w:numPr>
+      </w:pPr>
+      <w:r>
+        <w:t xml:space="preserve">If you do not have sign off agreed at that time due to unexpected delays please email the Statistical Governance team  and Statistical Publications team to let them know: </w:t>
+      </w:r>
+      <w:hyperlink r:id="rId14" w:history="1">
+        <w:r>
+          <w:rPr>
+            <w:rStyle w:val="Hyperlink"/>
+          </w:rPr>
+          <w:t>phs.statsgov@phs.scot</w:t>
+        </w:r>
+      </w:hyperlink>
+      <w:r>
+        <w:t xml:space="preserve"> and </w:t>
+      </w:r>
+      <w:hyperlink r:id="rId15" w:history="1">
+        <w:r>
+          <w:rPr>
+            <w:rStyle w:val="Hyperlink"/>
+          </w:rPr>
+          <w:t>phs.statspublications@phs.scot</w:t>
+        </w:r>
+      </w:hyperlink>
+      <w:r>
+        <w:t>.</w:t>
+      </w:r>
+    </w:p>
+    <w:p>
+      <w:pPr>
+        <w:ind w:left="1440" w:firstLine="720"/>
+      </w:pPr>
+    </w:p>
+    <w:p>
+      <w:pPr>
+        <w:ind w:left="1440" w:firstLine="720"/>
+      </w:pPr>
     </w:p>
     <w:sectPr>
       <w:pgSz w:w="11906" w:h="16838"/>
@@ -5184,7 +5673,7 @@
 </file>
 
 <file path=word/numbering.xml><?xml version="1.0" encoding="utf-8"?>
-<w:numbering xmlns:wpc="http://schemas.microsoft.com/office/word/2010/wordprocessingCanvas" xmlns:cx="http://schemas.microsoft.com/office/drawing/2014/chartex" xmlns:cx1="http://schemas.microsoft.com/office/drawing/2015/9/8/chartex" xmlns:cx2="http://schemas.microsoft.com/office/drawing/2015/10/21/chartex" xmlns:cx3="http://schemas.microsoft.com/office/drawing/2016/5/9/chartex" xmlns:cx4="http://schemas.microsoft.com/office/drawing/2016/5/10/chartex" xmlns:cx5="http://schemas.microsoft.com/office/drawing/2016/5/11/chartex" xmlns:cx6="http://schemas.microsoft.com/office/drawing/2016/5/12/chartex" xmlns:cx7="http://schemas.microsoft.com/office/drawing/2016/5/13/chartex" xmlns:cx8="http://schemas.microsoft.com/office/drawing/2016/5/14/chartex" xmlns:mc="http://schemas.openxmlformats.org/markup-compatibility/2006" xmlns:aink="http://schemas.microsoft.com/office/drawing/2016/ink" xmlns:am3d="http://schemas.microsoft.com/office/drawing/2017/model3d" xmlns:o="urn:schemas-microsoft-com:office:office" xmlns:oel="http://schemas.microsoft.com/office/2019/extlst" xmlns:r="http://schemas.openxmlformats.org/officeDocument/2006/relationships" xmlns:m="http://schemas.openxmlformats.org/officeDocument/2006/math" xmlns:v="urn:schemas-microsoft-com:vml" xmlns:wp14="http://schemas.microsoft.com/office/word/2010/wordprocessingDrawing" xmlns:wp="http://schemas.openxmlformats.org/drawingml/2006/wordprocessingDrawing" xmlns:w10="urn:schemas-microsoft-com:office:word" xmlns:w="http://schemas.openxmlformats.org/wordprocessingml/2006/main" xmlns:w14="http://schemas.microsoft.com/office/word/2010/wordml" xmlns:w15="http://schemas.microsoft.com/office/word/2012/wordml" xmlns:w16cex="http://schemas.microsoft.com/office/word/2018/wordml/cex" xmlns:w16cid="http://schemas.microsoft.com/office/word/2016/wordml/cid" xmlns:w16="http://schemas.microsoft.com/office/word/2018/wordml" xmlns:w16sdtdh="http://schemas.microsoft.com/office/word/2020/wordml/sdtdatahash" xmlns:w16se="http://schemas.microsoft.com/office/word/2015/wordml/symex" xmlns:wpg="http://schemas.microsoft.com/office/word/2010/wordprocessingGroup" xmlns:wpi="http://schemas.microsoft.com/office/word/2010/wordprocessingInk" xmlns:wne="http://schemas.microsoft.com/office/word/2006/wordml" xmlns:wps="http://schemas.microsoft.com/office/word/2010/wordprocessingShape" mc:Ignorable="w14 w15 w16se w16cid w16 w16cex w16sdtdh wp14">
+<w:numbering xmlns:wpc="http://schemas.microsoft.com/office/word/2010/wordprocessingCanvas" xmlns:cx="http://schemas.microsoft.com/office/drawing/2014/chartex" xmlns:cx1="http://schemas.microsoft.com/office/drawing/2015/9/8/chartex" xmlns:cx2="http://schemas.microsoft.com/office/drawing/2015/10/21/chartex" xmlns:cx3="http://schemas.microsoft.com/office/drawing/2016/5/9/chartex" xmlns:cx4="http://schemas.microsoft.com/office/drawing/2016/5/10/chartex" xmlns:cx5="http://schemas.microsoft.com/office/drawing/2016/5/11/chartex" xmlns:cx6="http://schemas.microsoft.com/office/drawing/2016/5/12/chartex" xmlns:cx7="http://schemas.microsoft.com/office/drawing/2016/5/13/chartex" xmlns:cx8="http://schemas.microsoft.com/office/drawing/2016/5/14/chartex" xmlns:mc="http://schemas.openxmlformats.org/markup-compatibility/2006" xmlns:aink="http://schemas.microsoft.com/office/drawing/2016/ink" xmlns:am3d="http://schemas.microsoft.com/office/drawing/2017/model3d" xmlns:o="urn:schemas-microsoft-com:office:office" xmlns:oel="http://schemas.microsoft.com/office/2019/extlst" xmlns:r="http://schemas.openxmlformats.org/officeDocument/2006/relationships" xmlns:m="http://schemas.openxmlformats.org/officeDocument/2006/math" xmlns:v="urn:schemas-microsoft-com:vml" xmlns:wp14="http://schemas.microsoft.com/office/word/2010/wordprocessingDrawing" xmlns:wp="http://schemas.openxmlformats.org/drawingml/2006/wordprocessingDrawing" xmlns:w10="urn:schemas-microsoft-com:office:word" xmlns:w="http://schemas.openxmlformats.org/wordprocessingml/2006/main" xmlns:w14="http://schemas.microsoft.com/office/word/2010/wordml" xmlns:w15="http://schemas.microsoft.com/office/word/2012/wordml" xmlns:w16cex="http://schemas.microsoft.com/office/word/2018/wordml/cex" xmlns:w16cid="http://schemas.microsoft.com/office/word/2016/wordml/cid" xmlns:w16="http://schemas.microsoft.com/office/word/2018/wordml" xmlns:w16du="http://schemas.microsoft.com/office/word/2023/wordml/word16du" xmlns:w16sdtdh="http://schemas.microsoft.com/office/word/2020/wordml/sdtdatahash" xmlns:w16sdtfl="http://schemas.microsoft.com/office/word/2024/wordml/sdtformatlock" xmlns:w16se="http://schemas.microsoft.com/office/word/2015/wordml/symex" xmlns:wpg="http://schemas.microsoft.com/office/word/2010/wordprocessingGroup" xmlns:wpi="http://schemas.microsoft.com/office/word/2010/wordprocessingInk" xmlns:wne="http://schemas.microsoft.com/office/word/2006/wordml" xmlns:wps="http://schemas.microsoft.com/office/word/2010/wordprocessingShape" mc:Ignorable="w14 w15 w16se w16cid w16 w16cex w16sdtdh w16sdtfl w16du wp14">
   <w:abstractNum w:abstractNumId="0" w15:restartNumberingAfterBreak="0">
     <w:nsid w:val="116031A9"/>
     <w:multiLevelType w:val="hybridMultilevel"/>
@@ -5864,6 +6353,119 @@
     </w:lvl>
   </w:abstractNum>
   <w:abstractNum w:abstractNumId="6" w15:restartNumberingAfterBreak="0">
+    <w:nsid w:val="29530A0A"/>
+    <w:multiLevelType w:val="hybridMultilevel"/>
+    <w:tmpl w:val="972E5292"/>
+    <w:lvl w:ilvl="0" w:tplc="08090001">
+      <w:start w:val="1"/>
+      <w:numFmt w:val="bullet"/>
+      <w:lvlText w:val=""/>
+      <w:lvlJc w:val="left"/>
+      <w:pPr>
+        <w:ind w:left="720" w:hanging="360"/>
+      </w:pPr>
+      <w:rPr>
+        <w:rFonts w:ascii="Symbol" w:hAnsi="Symbol" w:hint="default"/>
+      </w:rPr>
+    </w:lvl>
+    <w:lvl w:ilvl="1" w:tplc="08090003" w:tentative="1">
+      <w:start w:val="1"/>
+      <w:numFmt w:val="bullet"/>
+      <w:lvlText w:val="o"/>
+      <w:lvlJc w:val="left"/>
+      <w:pPr>
+        <w:ind w:left="1440" w:hanging="360"/>
+      </w:pPr>
+      <w:rPr>
+        <w:rFonts w:ascii="Courier New" w:hAnsi="Courier New" w:cs="Courier New" w:hint="default"/>
+      </w:rPr>
+    </w:lvl>
+    <w:lvl w:ilvl="2" w:tplc="08090005" w:tentative="1">
+      <w:start w:val="1"/>
+      <w:numFmt w:val="bullet"/>
+      <w:lvlText w:val=""/>
+      <w:lvlJc w:val="left"/>
+      <w:pPr>
+        <w:ind w:left="2160" w:hanging="360"/>
+      </w:pPr>
+      <w:rPr>
+        <w:rFonts w:ascii="Wingdings" w:hAnsi="Wingdings" w:hint="default"/>
+      </w:rPr>
+    </w:lvl>
+    <w:lvl w:ilvl="3" w:tplc="08090001" w:tentative="1">
+      <w:start w:val="1"/>
+      <w:numFmt w:val="bullet"/>
+      <w:lvlText w:val=""/>
+      <w:lvlJc w:val="left"/>
+      <w:pPr>
+        <w:ind w:left="2880" w:hanging="360"/>
+      </w:pPr>
+      <w:rPr>
+        <w:rFonts w:ascii="Symbol" w:hAnsi="Symbol" w:hint="default"/>
+      </w:rPr>
+    </w:lvl>
+    <w:lvl w:ilvl="4" w:tplc="08090003" w:tentative="1">
+      <w:start w:val="1"/>
+      <w:numFmt w:val="bullet"/>
+      <w:lvlText w:val="o"/>
+      <w:lvlJc w:val="left"/>
+      <w:pPr>
+        <w:ind w:left="3600" w:hanging="360"/>
+      </w:pPr>
+      <w:rPr>
+        <w:rFonts w:ascii="Courier New" w:hAnsi="Courier New" w:cs="Courier New" w:hint="default"/>
+      </w:rPr>
+    </w:lvl>
+    <w:lvl w:ilvl="5" w:tplc="08090005" w:tentative="1">
+      <w:start w:val="1"/>
+      <w:numFmt w:val="bullet"/>
+      <w:lvlText w:val=""/>
+      <w:lvlJc w:val="left"/>
+      <w:pPr>
+        <w:ind w:left="4320" w:hanging="360"/>
+      </w:pPr>
+      <w:rPr>
+        <w:rFonts w:ascii="Wingdings" w:hAnsi="Wingdings" w:hint="default"/>
+      </w:rPr>
+    </w:lvl>
+    <w:lvl w:ilvl="6" w:tplc="08090001" w:tentative="1">
+      <w:start w:val="1"/>
+      <w:numFmt w:val="bullet"/>
+      <w:lvlText w:val=""/>
+      <w:lvlJc w:val="left"/>
+      <w:pPr>
+        <w:ind w:left="5040" w:hanging="360"/>
+      </w:pPr>
+      <w:rPr>
+        <w:rFonts w:ascii="Symbol" w:hAnsi="Symbol" w:hint="default"/>
+      </w:rPr>
+    </w:lvl>
+    <w:lvl w:ilvl="7" w:tplc="08090003" w:tentative="1">
+      <w:start w:val="1"/>
+      <w:numFmt w:val="bullet"/>
+      <w:lvlText w:val="o"/>
+      <w:lvlJc w:val="left"/>
+      <w:pPr>
+        <w:ind w:left="5760" w:hanging="360"/>
+      </w:pPr>
+      <w:rPr>
+        <w:rFonts w:ascii="Courier New" w:hAnsi="Courier New" w:cs="Courier New" w:hint="default"/>
+      </w:rPr>
+    </w:lvl>
+    <w:lvl w:ilvl="8" w:tplc="08090005" w:tentative="1">
+      <w:start w:val="1"/>
+      <w:numFmt w:val="bullet"/>
+      <w:lvlText w:val=""/>
+      <w:lvlJc w:val="left"/>
+      <w:pPr>
+        <w:ind w:left="6480" w:hanging="360"/>
+      </w:pPr>
+      <w:rPr>
+        <w:rFonts w:ascii="Wingdings" w:hAnsi="Wingdings" w:hint="default"/>
+      </w:rPr>
+    </w:lvl>
+  </w:abstractNum>
+  <w:abstractNum w:abstractNumId="7" w15:restartNumberingAfterBreak="0">
     <w:nsid w:val="31EE3ECB"/>
     <w:multiLevelType w:val="hybridMultilevel"/>
     <w:tmpl w:val="74961294"/>
@@ -5976,7 +6578,93 @@
       </w:rPr>
     </w:lvl>
   </w:abstractNum>
-  <w:abstractNum w:abstractNumId="7" w15:restartNumberingAfterBreak="0">
+  <w:abstractNum w:abstractNumId="8" w15:restartNumberingAfterBreak="0">
+    <w:nsid w:val="321213E6"/>
+    <w:multiLevelType w:val="hybridMultilevel"/>
+    <w:tmpl w:val="5CEC3E7E"/>
+    <w:lvl w:ilvl="0" w:tplc="0809000F">
+      <w:start w:val="1"/>
+      <w:numFmt w:val="decimal"/>
+      <w:lvlText w:val="%1."/>
+      <w:lvlJc w:val="left"/>
+      <w:pPr>
+        <w:ind w:left="720" w:hanging="360"/>
+      </w:pPr>
+    </w:lvl>
+    <w:lvl w:ilvl="1" w:tplc="08090019">
+      <w:start w:val="1"/>
+      <w:numFmt w:val="lowerLetter"/>
+      <w:lvlText w:val="%2."/>
+      <w:lvlJc w:val="left"/>
+      <w:pPr>
+        <w:ind w:left="1440" w:hanging="360"/>
+      </w:pPr>
+    </w:lvl>
+    <w:lvl w:ilvl="2" w:tplc="0809001B">
+      <w:start w:val="1"/>
+      <w:numFmt w:val="lowerRoman"/>
+      <w:lvlText w:val="%3."/>
+      <w:lvlJc w:val="right"/>
+      <w:pPr>
+        <w:ind w:left="2160" w:hanging="180"/>
+      </w:pPr>
+    </w:lvl>
+    <w:lvl w:ilvl="3" w:tplc="0809000F">
+      <w:start w:val="1"/>
+      <w:numFmt w:val="decimal"/>
+      <w:lvlText w:val="%4."/>
+      <w:lvlJc w:val="left"/>
+      <w:pPr>
+        <w:ind w:left="2880" w:hanging="360"/>
+      </w:pPr>
+    </w:lvl>
+    <w:lvl w:ilvl="4" w:tplc="08090019">
+      <w:start w:val="1"/>
+      <w:numFmt w:val="lowerLetter"/>
+      <w:lvlText w:val="%5."/>
+      <w:lvlJc w:val="left"/>
+      <w:pPr>
+        <w:ind w:left="3600" w:hanging="360"/>
+      </w:pPr>
+    </w:lvl>
+    <w:lvl w:ilvl="5" w:tplc="0809001B">
+      <w:start w:val="1"/>
+      <w:numFmt w:val="lowerRoman"/>
+      <w:lvlText w:val="%6."/>
+      <w:lvlJc w:val="right"/>
+      <w:pPr>
+        <w:ind w:left="4320" w:hanging="180"/>
+      </w:pPr>
+    </w:lvl>
+    <w:lvl w:ilvl="6" w:tplc="0809000F">
+      <w:start w:val="1"/>
+      <w:numFmt w:val="decimal"/>
+      <w:lvlText w:val="%7."/>
+      <w:lvlJc w:val="left"/>
+      <w:pPr>
+        <w:ind w:left="5040" w:hanging="360"/>
+      </w:pPr>
+    </w:lvl>
+    <w:lvl w:ilvl="7" w:tplc="08090019">
+      <w:start w:val="1"/>
+      <w:numFmt w:val="lowerLetter"/>
+      <w:lvlText w:val="%8."/>
+      <w:lvlJc w:val="left"/>
+      <w:pPr>
+        <w:ind w:left="5760" w:hanging="360"/>
+      </w:pPr>
+    </w:lvl>
+    <w:lvl w:ilvl="8" w:tplc="0809001B">
+      <w:start w:val="1"/>
+      <w:numFmt w:val="lowerRoman"/>
+      <w:lvlText w:val="%9."/>
+      <w:lvlJc w:val="right"/>
+      <w:pPr>
+        <w:ind w:left="6480" w:hanging="180"/>
+      </w:pPr>
+    </w:lvl>
+  </w:abstractNum>
+  <w:abstractNum w:abstractNumId="9" w15:restartNumberingAfterBreak="0">
     <w:nsid w:val="3C3217D4"/>
     <w:multiLevelType w:val="hybridMultilevel"/>
     <w:tmpl w:val="9700697C"/>
@@ -6089,10 +6777,10 @@
       </w:rPr>
     </w:lvl>
   </w:abstractNum>
-  <w:abstractNum w:abstractNumId="8" w15:restartNumberingAfterBreak="0">
+  <w:abstractNum w:abstractNumId="10" w15:restartNumberingAfterBreak="0">
     <w:nsid w:val="6F5737D1"/>
     <w:multiLevelType w:val="hybridMultilevel"/>
-    <w:tmpl w:val="5BDC74EA"/>
+    <w:tmpl w:val="39A4CCA4"/>
     <w:lvl w:ilvl="0" w:tplc="08090001">
       <w:start w:val="1"/>
       <w:numFmt w:val="bullet"/>
@@ -6206,10 +6894,10 @@
     <w:abstractNumId w:val="5"/>
   </w:num>
   <w:num w:numId="2" w16cid:durableId="151678174">
-    <w:abstractNumId w:val="6"/>
+    <w:abstractNumId w:val="7"/>
   </w:num>
   <w:num w:numId="3" w16cid:durableId="1071394229">
-    <w:abstractNumId w:val="7"/>
+    <w:abstractNumId w:val="9"/>
   </w:num>
   <w:num w:numId="4" w16cid:durableId="383136607">
     <w:abstractNumId w:val="4"/>
@@ -6221,7 +6909,7 @@
     <w:abstractNumId w:val="2"/>
   </w:num>
   <w:num w:numId="7" w16cid:durableId="563176656">
-    <w:abstractNumId w:val="8"/>
+    <w:abstractNumId w:val="10"/>
   </w:num>
   <w:num w:numId="8" w16cid:durableId="1901549025">
     <w:abstractNumId w:val="1"/>
@@ -6229,11 +6917,47 @@
   <w:num w:numId="9" w16cid:durableId="778378325">
     <w:abstractNumId w:val="3"/>
   </w:num>
+  <w:num w:numId="10" w16cid:durableId="1446659017">
+    <w:abstractNumId w:val="8"/>
+    <w:lvlOverride w:ilvl="0">
+      <w:startOverride w:val="1"/>
+    </w:lvlOverride>
+    <w:lvlOverride w:ilvl="1">
+      <w:startOverride w:val="1"/>
+    </w:lvlOverride>
+    <w:lvlOverride w:ilvl="2">
+      <w:startOverride w:val="1"/>
+    </w:lvlOverride>
+    <w:lvlOverride w:ilvl="3">
+      <w:startOverride w:val="1"/>
+    </w:lvlOverride>
+    <w:lvlOverride w:ilvl="4">
+      <w:startOverride w:val="1"/>
+    </w:lvlOverride>
+    <w:lvlOverride w:ilvl="5">
+      <w:startOverride w:val="1"/>
+    </w:lvlOverride>
+    <w:lvlOverride w:ilvl="6">
+      <w:startOverride w:val="1"/>
+    </w:lvlOverride>
+    <w:lvlOverride w:ilvl="7">
+      <w:startOverride w:val="1"/>
+    </w:lvlOverride>
+    <w:lvlOverride w:ilvl="8">
+      <w:startOverride w:val="1"/>
+    </w:lvlOverride>
+  </w:num>
+  <w:num w:numId="11" w16cid:durableId="2087460919">
+    <w:abstractNumId w:val="8"/>
+  </w:num>
+  <w:num w:numId="12" w16cid:durableId="1181819132">
+    <w:abstractNumId w:val="6"/>
+  </w:num>
 </w:numbering>
 </file>
 
 <file path=word/styles.xml><?xml version="1.0" encoding="utf-8"?>
-<w:styles xmlns:mc="http://schemas.openxmlformats.org/markup-compatibility/2006" xmlns:r="http://schemas.openxmlformats.org/officeDocument/2006/relationships" xmlns:w="http://schemas.openxmlformats.org/wordprocessingml/2006/main" xmlns:w14="http://schemas.microsoft.com/office/word/2010/wordml" xmlns:w15="http://schemas.microsoft.com/office/word/2012/wordml" xmlns:w16cex="http://schemas.microsoft.com/office/word/2018/wordml/cex" xmlns:w16cid="http://schemas.microsoft.com/office/word/2016/wordml/cid" xmlns:w16="http://schemas.microsoft.com/office/word/2018/wordml" xmlns:w16sdtdh="http://schemas.microsoft.com/office/word/2020/wordml/sdtdatahash" xmlns:w16se="http://schemas.microsoft.com/office/word/2015/wordml/symex" mc:Ignorable="w14 w15 w16se w16cid w16 w16cex w16sdtdh">
+<w:styles xmlns:mc="http://schemas.openxmlformats.org/markup-compatibility/2006" xmlns:r="http://schemas.openxmlformats.org/officeDocument/2006/relationships" xmlns:w="http://schemas.openxmlformats.org/wordprocessingml/2006/main" xmlns:w14="http://schemas.microsoft.com/office/word/2010/wordml" xmlns:w15="http://schemas.microsoft.com/office/word/2012/wordml" xmlns:w16cex="http://schemas.microsoft.com/office/word/2018/wordml/cex" xmlns:w16cid="http://schemas.microsoft.com/office/word/2016/wordml/cid" xmlns:w16="http://schemas.microsoft.com/office/word/2018/wordml" xmlns:w16du="http://schemas.microsoft.com/office/word/2023/wordml/word16du" xmlns:w16sdtdh="http://schemas.microsoft.com/office/word/2020/wordml/sdtdatahash" xmlns:w16sdtfl="http://schemas.microsoft.com/office/word/2024/wordml/sdtformatlock" xmlns:w16se="http://schemas.microsoft.com/office/word/2015/wordml/symex" mc:Ignorable="w14 w15 w16se w16cid w16 w16cex w16sdtdh w16sdtfl w16du">
   <w:docDefaults>
     <w:rPrDefault>
       <w:rPr>
@@ -6631,6 +7355,27 @@
     <w:name w:val="Normal"/>
     <w:qFormat/>
   </w:style>
+  <w:style w:type="paragraph" w:styleId="Heading1">
+    <w:name w:val="heading 1"/>
+    <w:basedOn w:val="Normal"/>
+    <w:next w:val="Normal"/>
+    <w:link w:val="Heading1Char"/>
+    <w:uiPriority w:val="9"/>
+    <w:qFormat/>
+    <w:rsid w:val="00820551"/>
+    <w:pPr>
+      <w:keepNext/>
+      <w:keepLines/>
+      <w:spacing w:before="240" w:after="0"/>
+      <w:outlineLvl w:val="0"/>
+    </w:pPr>
+    <w:rPr>
+      <w:rFonts w:asciiTheme="majorHAnsi" w:eastAsiaTheme="majorEastAsia" w:hAnsiTheme="majorHAnsi" w:cstheme="majorBidi"/>
+      <w:color w:val="365F91" w:themeColor="accent1" w:themeShade="BF"/>
+      <w:sz w:val="32"/>
+      <w:szCs w:val="32"/>
+    </w:rPr>
+  </w:style>
   <w:style w:type="character" w:default="1" w:styleId="DefaultParagraphFont">
     <w:name w:val="Default Paragraph Font"/>
     <w:uiPriority w:val="1"/>
@@ -6776,12 +7521,55 @@
     <w:name w:val="Hyperlink"/>
     <w:basedOn w:val="DefaultParagraphFont"/>
     <w:uiPriority w:val="99"/>
-    <w:semiHidden/>
     <w:unhideWhenUsed/>
     <w:rsid w:val="0030379C"/>
     <w:rPr>
       <w:color w:val="0000FF"/>
       <w:u w:val="single"/>
+    </w:rPr>
+  </w:style>
+  <w:style w:type="character" w:customStyle="1" w:styleId="Heading1Char">
+    <w:name w:val="Heading 1 Char"/>
+    <w:basedOn w:val="DefaultParagraphFont"/>
+    <w:link w:val="Heading1"/>
+    <w:uiPriority w:val="9"/>
+    <w:rsid w:val="00820551"/>
+    <w:rPr>
+      <w:rFonts w:asciiTheme="majorHAnsi" w:eastAsiaTheme="majorEastAsia" w:hAnsiTheme="majorHAnsi" w:cstheme="majorBidi"/>
+      <w:color w:val="365F91" w:themeColor="accent1" w:themeShade="BF"/>
+      <w:sz w:val="32"/>
+      <w:szCs w:val="32"/>
+    </w:rPr>
+  </w:style>
+  <w:style w:type="table" w:styleId="TableGrid">
+    <w:name w:val="Table Grid"/>
+    <w:basedOn w:val="TableNormal"/>
+    <w:uiPriority w:val="59"/>
+    <w:rsid w:val="00C378CB"/>
+    <w:pPr>
+      <w:spacing w:after="0" w:line="240" w:lineRule="auto"/>
+    </w:pPr>
+    <w:tblPr>
+      <w:tblBorders>
+        <w:top w:val="single" w:sz="4" w:space="0" w:color="auto"/>
+        <w:left w:val="single" w:sz="4" w:space="0" w:color="auto"/>
+        <w:bottom w:val="single" w:sz="4" w:space="0" w:color="auto"/>
+        <w:right w:val="single" w:sz="4" w:space="0" w:color="auto"/>
+        <w:insideH w:val="single" w:sz="4" w:space="0" w:color="auto"/>
+        <w:insideV w:val="single" w:sz="4" w:space="0" w:color="auto"/>
+      </w:tblBorders>
+    </w:tblPr>
+  </w:style>
+  <w:style w:type="character" w:styleId="UnresolvedMention">
+    <w:name w:val="Unresolved Mention"/>
+    <w:basedOn w:val="DefaultParagraphFont"/>
+    <w:uiPriority w:val="99"/>
+    <w:semiHidden/>
+    <w:unhideWhenUsed/>
+    <w:rsid w:val="00F70289"/>
+    <w:rPr>
+      <w:color w:val="605E5C"/>
+      <w:shd w:val="clear" w:color="auto" w:fill="E1DFDD"/>
     </w:rPr>
   </w:style>
 </w:styles>
@@ -7080,4 +7868,10 @@
     <ds:schemaRef ds:uri="http://schemas.openxmlformats.org/officeDocument/2006/bibliography"/>
   </ds:schemaRefs>
 </ds:datastoreItem>
+</file>
+
+<file path=docMetadata/LabelInfo.xml><?xml version="1.0" encoding="utf-8"?>
+<clbl:labelList xmlns:clbl="http://schemas.microsoft.com/office/2020/mipLabelMetadata">
+  <clbl:label id="{b4199b9c-a89e-442f-9799-431511f14748}" enabled="1" method="Privileged" siteId="{10efe0bd-a030-4bca-809c-b5e6745e499a}" contentBits="0" removed="0"/>
+</clbl:labelList>
 </file>